--- a/fuentes/228147_CF07_DU.docx
+++ b/fuentes/228147_CF07_DU.docx
@@ -1,6 +1,6 @@
 
 <file path=word/document.xml><?xml version="1.0" encoding="utf-8"?>
-<w:document xmlns:wpc="http://schemas.microsoft.com/office/word/2010/wordprocessingCanvas" xmlns:cx="http://schemas.microsoft.com/office/drawing/2014/chartex" xmlns:cx1="http://schemas.microsoft.com/office/drawing/2015/9/8/chartex" xmlns:cx2="http://schemas.microsoft.com/office/drawing/2015/10/21/chartex" xmlns:cx3="http://schemas.microsoft.com/office/drawing/2016/5/9/chartex" xmlns:cx4="http://schemas.microsoft.com/office/drawing/2016/5/10/chartex" xmlns:cx5="http://schemas.microsoft.com/office/drawing/2016/5/11/chartex" xmlns:cx6="http://schemas.microsoft.com/office/drawing/2016/5/12/chartex" xmlns:cx7="http://schemas.microsoft.com/office/drawing/2016/5/13/chartex" xmlns:cx8="http://schemas.microsoft.com/office/drawing/2016/5/14/chartex" xmlns:mc="http://schemas.openxmlformats.org/markup-compatibility/2006" xmlns:aink="http://schemas.microsoft.com/office/drawing/2016/ink" xmlns:am3d="http://schemas.microsoft.com/office/drawing/2017/model3d" xmlns:o="urn:schemas-microsoft-com:office:office" xmlns:r="http://schemas.openxmlformats.org/officeDocument/2006/relationships" xmlns:m="http://schemas.openxmlformats.org/officeDocument/2006/math" xmlns:v="urn:schemas-microsoft-com:vml" xmlns:wp14="http://schemas.microsoft.com/office/word/2010/wordprocessingDrawing" xmlns:wp="http://schemas.openxmlformats.org/drawingml/2006/wordprocessingDrawing" xmlns:w10="urn:schemas-microsoft-com:office:word" xmlns:w="http://schemas.openxmlformats.org/wordprocessingml/2006/main" xmlns:w14="http://schemas.microsoft.com/office/word/2010/wordml" xmlns:w15="http://schemas.microsoft.com/office/word/2012/wordml" xmlns:w16cex="http://schemas.microsoft.com/office/word/2018/wordml/cex" xmlns:w16cid="http://schemas.microsoft.com/office/word/2016/wordml/cid" xmlns:w16="http://schemas.microsoft.com/office/word/2018/wordml" xmlns:w16sdtdh="http://schemas.microsoft.com/office/word/2020/wordml/sdtdatahash" xmlns:w16se="http://schemas.microsoft.com/office/word/2015/wordml/symex" xmlns:wpg="http://schemas.microsoft.com/office/word/2010/wordprocessingGroup" xmlns:wpi="http://schemas.microsoft.com/office/word/2010/wordprocessingInk" xmlns:wne="http://schemas.microsoft.com/office/word/2006/wordml" xmlns:wps="http://schemas.microsoft.com/office/word/2010/wordprocessingShape" mc:Ignorable="w14 w15 w16se w16cid w16 w16cex w16sdtdh wp14">
+<w:document xmlns:wpc="http://schemas.microsoft.com/office/word/2010/wordprocessingCanvas" xmlns:cx="http://schemas.microsoft.com/office/drawing/2014/chartex" xmlns:cx1="http://schemas.microsoft.com/office/drawing/2015/9/8/chartex" xmlns:cx2="http://schemas.microsoft.com/office/drawing/2015/10/21/chartex" xmlns:cx3="http://schemas.microsoft.com/office/drawing/2016/5/9/chartex" xmlns:cx4="http://schemas.microsoft.com/office/drawing/2016/5/10/chartex" xmlns:cx5="http://schemas.microsoft.com/office/drawing/2016/5/11/chartex" xmlns:cx6="http://schemas.microsoft.com/office/drawing/2016/5/12/chartex" xmlns:cx7="http://schemas.microsoft.com/office/drawing/2016/5/13/chartex" xmlns:cx8="http://schemas.microsoft.com/office/drawing/2016/5/14/chartex" xmlns:mc="http://schemas.openxmlformats.org/markup-compatibility/2006" xmlns:aink="http://schemas.microsoft.com/office/drawing/2016/ink" xmlns:am3d="http://schemas.microsoft.com/office/drawing/2017/model3d" xmlns:o="urn:schemas-microsoft-com:office:office" xmlns:oel="http://schemas.microsoft.com/office/2019/extlst" xmlns:r="http://schemas.openxmlformats.org/officeDocument/2006/relationships" xmlns:m="http://schemas.openxmlformats.org/officeDocument/2006/math" xmlns:v="urn:schemas-microsoft-com:vml" xmlns:wp14="http://schemas.microsoft.com/office/word/2010/wordprocessingDrawing" xmlns:wp="http://schemas.openxmlformats.org/drawingml/2006/wordprocessingDrawing" xmlns:w10="urn:schemas-microsoft-com:office:word" xmlns:w="http://schemas.openxmlformats.org/wordprocessingml/2006/main" xmlns:w14="http://schemas.microsoft.com/office/word/2010/wordml" xmlns:w15="http://schemas.microsoft.com/office/word/2012/wordml" xmlns:w16cex="http://schemas.microsoft.com/office/word/2018/wordml/cex" xmlns:w16cid="http://schemas.microsoft.com/office/word/2016/wordml/cid" xmlns:w16="http://schemas.microsoft.com/office/word/2018/wordml" xmlns:w16du="http://schemas.microsoft.com/office/word/2023/wordml/word16du" xmlns:w16sdtdh="http://schemas.microsoft.com/office/word/2020/wordml/sdtdatahash" xmlns:w16sdtfl="http://schemas.microsoft.com/office/word/2024/wordml/sdtformatlock" xmlns:w16se="http://schemas.microsoft.com/office/word/2015/wordml/symex" xmlns:wpg="http://schemas.microsoft.com/office/word/2010/wordprocessingGroup" xmlns:wpi="http://schemas.microsoft.com/office/word/2010/wordprocessingInk" xmlns:wne="http://schemas.microsoft.com/office/word/2006/wordml" xmlns:wps="http://schemas.microsoft.com/office/word/2010/wordprocessingShape" mc:Ignorable="w14 w15 w16se w16cid w16 w16cex w16sdtdh w16sdtfl w16du wp14">
   <w:body>
     <w:p>
       <w:pPr>
@@ -205,7 +205,7 @@
               </wp:anchor>
             </w:drawing>
           </mc:Choice>
-          <mc:Fallback xmlns:oel="http://schemas.microsoft.com/office/2019/extlst" xmlns:asvg="http://schemas.microsoft.com/office/drawing/2016/SVG/main" xmlns:a14="http://schemas.microsoft.com/office/drawing/2010/main" xmlns:pic="http://schemas.openxmlformats.org/drawingml/2006/picture" xmlns:adec="http://schemas.microsoft.com/office/drawing/2017/decorative" xmlns:a="http://schemas.openxmlformats.org/drawingml/2006/main">
+          <mc:Fallback xmlns:a="http://schemas.openxmlformats.org/drawingml/2006/main" xmlns:adec="http://schemas.microsoft.com/office/drawing/2017/decorative" xmlns:pic="http://schemas.openxmlformats.org/drawingml/2006/picture" xmlns:a14="http://schemas.microsoft.com/office/drawing/2010/main" xmlns:asvg="http://schemas.microsoft.com/office/drawing/2016/SVG/main">
             <w:pict>
               <v:rect id="Rectángulo 3" style="position:absolute;margin-left:-55.95pt;margin-top:26.4pt;width:613.85pt;height:164.25pt;z-index:-251655168;visibility:visible;mso-wrap-style:square;mso-height-percent:0;mso-wrap-distance-left:9pt;mso-wrap-distance-top:0;mso-wrap-distance-right:9pt;mso-wrap-distance-bottom:0;mso-position-horizontal:absolute;mso-position-horizontal-relative:text;mso-position-vertical:absolute;mso-position-vertical-relative:text;mso-height-percent:0;mso-height-relative:margin;v-text-anchor:middle" alt="&quot;&quot;" o:spid="_x0000_s1026" fillcolor="#00314d" stroked="f" strokeweight="1pt" w14:anchorId="235B3918" o:gfxdata="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"/>
             </w:pict>
@@ -324,7 +324,7 @@
               </wp:anchor>
             </w:drawing>
           </mc:Choice>
-          <mc:Fallback xmlns:asvg="http://schemas.microsoft.com/office/drawing/2016/SVG/main" xmlns:a14="http://schemas.microsoft.com/office/drawing/2010/main" xmlns:pic="http://schemas.openxmlformats.org/drawingml/2006/picture" xmlns:adec="http://schemas.microsoft.com/office/drawing/2017/decorative" xmlns:a="http://schemas.openxmlformats.org/drawingml/2006/main">
+          <mc:Fallback xmlns:a="http://schemas.openxmlformats.org/drawingml/2006/main" xmlns:adec="http://schemas.microsoft.com/office/drawing/2017/decorative" xmlns:pic="http://schemas.openxmlformats.org/drawingml/2006/picture" xmlns:a14="http://schemas.microsoft.com/office/drawing/2010/main" xmlns:asvg="http://schemas.microsoft.com/office/drawing/2016/SVG/main">
             <w:pict>
               <v:shapetype id="_x0000_t202" coordsize="21600,21600" o:spt="202" path="m,l,21600r21600,l21600,xe" w14:anchorId="2E2DABF6">
                 <v:stroke joinstyle="miter"/>
@@ -366,8 +366,6 @@
       <w:pPr>
         <w:rPr>
           <w:rFonts w:ascii="Calibri" w:hAnsi="Calibri"/>
-          <w:b/>
-          <w:bCs/>
           <w:color w:val="000000" w:themeColor="text1"/>
           <w:kern w:val="0"/>
           <w14:ligatures w14:val="none"/>
@@ -529,7 +527,6 @@
           <w:docPartUnique/>
         </w:docPartObj>
       </w:sdtPr>
-      <w:sdtEndPr/>
       <w:sdtContent>
         <w:p>
           <w:pPr>
@@ -4840,7 +4837,7 @@
           <w:rStyle w:val="Extranjerismo"/>
           <w:lang w:val="es-CO"/>
         </w:rPr>
-        <w:t xml:space="preserve"> </w:t>
+        <w:t xml:space="preserve"> Signal Strength </w:t>
       </w:r>
       <w:proofErr w:type="spellStart"/>
       <w:r>
@@ -4848,59 +4845,18 @@
           <w:rStyle w:val="Extranjerismo"/>
           <w:lang w:val="es-CO"/>
         </w:rPr>
-        <w:t>Signal</w:t>
+        <w:t>Indicator</w:t>
       </w:r>
       <w:proofErr w:type="spellEnd"/>
       <w:r>
+        <w:t>) y SNR (</w:t>
+      </w:r>
+      <w:r>
         <w:rPr>
           <w:rStyle w:val="Extranjerismo"/>
           <w:lang w:val="es-CO"/>
         </w:rPr>
-        <w:t xml:space="preserve"> </w:t>
-      </w:r>
-      <w:proofErr w:type="spellStart"/>
-      <w:r>
-        <w:rPr>
-          <w:rStyle w:val="Extranjerismo"/>
-          <w:lang w:val="es-CO"/>
-        </w:rPr>
-        <w:t>Strength</w:t>
-      </w:r>
-      <w:proofErr w:type="spellEnd"/>
-      <w:r>
-        <w:rPr>
-          <w:rStyle w:val="Extranjerismo"/>
-          <w:lang w:val="es-CO"/>
-        </w:rPr>
-        <w:t xml:space="preserve"> </w:t>
-      </w:r>
-      <w:proofErr w:type="spellStart"/>
-      <w:r>
-        <w:rPr>
-          <w:rStyle w:val="Extranjerismo"/>
-          <w:lang w:val="es-CO"/>
-        </w:rPr>
-        <w:t>Indicator</w:t>
-      </w:r>
-      <w:proofErr w:type="spellEnd"/>
-      <w:r>
-        <w:t>) y SNR (</w:t>
-      </w:r>
-      <w:proofErr w:type="spellStart"/>
-      <w:r>
-        <w:rPr>
-          <w:rStyle w:val="Extranjerismo"/>
-          <w:lang w:val="es-CO"/>
-        </w:rPr>
-        <w:t>Signal-to-Noise</w:t>
-      </w:r>
-      <w:proofErr w:type="spellEnd"/>
-      <w:r>
-        <w:rPr>
-          <w:rStyle w:val="Extranjerismo"/>
-          <w:lang w:val="es-CO"/>
-        </w:rPr>
-        <w:t xml:space="preserve"> Ratio</w:t>
+        <w:t>Signal-to-Noise Ratio</w:t>
       </w:r>
       <w:r>
         <w:t>).</w:t>
@@ -6102,23 +6058,7 @@
           <w:rStyle w:val="Extranjerismo"/>
           <w:lang w:val="es-CO"/>
         </w:rPr>
-        <w:t xml:space="preserve">Wireless Local </w:t>
-      </w:r>
-      <w:proofErr w:type="spellStart"/>
-      <w:r>
-        <w:rPr>
-          <w:rStyle w:val="Extranjerismo"/>
-          <w:lang w:val="es-CO"/>
-        </w:rPr>
-        <w:t>Area</w:t>
-      </w:r>
-      <w:proofErr w:type="spellEnd"/>
-      <w:r>
-        <w:rPr>
-          <w:rStyle w:val="Extranjerismo"/>
-          <w:lang w:val="es-CO"/>
-        </w:rPr>
-        <w:t xml:space="preserve"> Network</w:t>
+        <w:t>Wireless Local Area Network</w:t>
       </w:r>
       <w:r>
         <w:t xml:space="preserve">). Permite la conectividad dentro de edificios, oficinas o campus educativos. Utiliza estándares IEEE 802.11 y opera comúnmente en las bandas de 2.4 </w:t>
@@ -6192,23 +6132,7 @@
           <w:rStyle w:val="Extranjerismo"/>
           <w:lang w:val="es-CO"/>
         </w:rPr>
-        <w:t xml:space="preserve"> </w:t>
-      </w:r>
-      <w:proofErr w:type="spellStart"/>
-      <w:r>
-        <w:rPr>
-          <w:rStyle w:val="Extranjerismo"/>
-          <w:lang w:val="es-CO"/>
-        </w:rPr>
-        <w:t>Area</w:t>
-      </w:r>
-      <w:proofErr w:type="spellEnd"/>
-      <w:r>
-        <w:rPr>
-          <w:rStyle w:val="Extranjerismo"/>
-          <w:lang w:val="es-CO"/>
-        </w:rPr>
-        <w:t xml:space="preserve"> Network)</w:t>
+        <w:t xml:space="preserve"> Area Network)</w:t>
       </w:r>
       <w:r>
         <w:t xml:space="preserve">. Proporciona cobertura en áreas urbanas amplias y permite interconectar múltiples redes locales dentro de una ciudad. Tecnologías como </w:t>
@@ -6253,23 +6177,7 @@
           <w:rStyle w:val="Extranjerismo"/>
           <w:lang w:val="es-CO"/>
         </w:rPr>
-        <w:t xml:space="preserve">Wireless Wide </w:t>
-      </w:r>
-      <w:proofErr w:type="spellStart"/>
-      <w:r>
-        <w:rPr>
-          <w:rStyle w:val="Extranjerismo"/>
-          <w:lang w:val="es-CO"/>
-        </w:rPr>
-        <w:t>Area</w:t>
-      </w:r>
-      <w:proofErr w:type="spellEnd"/>
-      <w:r>
-        <w:rPr>
-          <w:rStyle w:val="Extranjerismo"/>
-          <w:lang w:val="es-CO"/>
-        </w:rPr>
-        <w:t xml:space="preserve"> Network</w:t>
+        <w:t>Wireless Wide Area Network</w:t>
       </w:r>
       <w:r>
         <w:t>). Ofrece conectividad a nivel regional o nacional mediante tecnologías móviles como 3G, 4G y 5G. Se utiliza para brindar acceso a internet a gran escala a través de infraestructura celular.</w:t>
@@ -8770,49 +8678,8 @@
           <w:rStyle w:val="Extranjerismo"/>
           <w:lang w:val="es-CO"/>
         </w:rPr>
-        <w:t xml:space="preserve">Free </w:t>
-      </w:r>
-      <w:proofErr w:type="spellStart"/>
-      <w:r>
-        <w:rPr>
-          <w:rStyle w:val="Extranjerismo"/>
-          <w:lang w:val="es-CO"/>
-        </w:rPr>
-        <w:t>Space</w:t>
-      </w:r>
-      <w:proofErr w:type="spellEnd"/>
-      <w:r>
-        <w:rPr>
-          <w:rStyle w:val="Extranjerismo"/>
-          <w:lang w:val="es-CO"/>
-        </w:rPr>
-        <w:t xml:space="preserve"> </w:t>
-      </w:r>
-      <w:proofErr w:type="spellStart"/>
-      <w:r>
-        <w:rPr>
-          <w:rStyle w:val="Extranjerismo"/>
-          <w:lang w:val="es-CO"/>
-        </w:rPr>
-        <w:t>Path</w:t>
-      </w:r>
-      <w:proofErr w:type="spellEnd"/>
-      <w:r>
-        <w:rPr>
-          <w:rStyle w:val="Extranjerismo"/>
-          <w:lang w:val="es-CO"/>
-        </w:rPr>
-        <w:t xml:space="preserve"> </w:t>
-      </w:r>
-      <w:proofErr w:type="spellStart"/>
-      <w:r>
-        <w:rPr>
-          <w:rStyle w:val="Extranjerismo"/>
-          <w:lang w:val="es-CO"/>
-        </w:rPr>
-        <w:t>Loss</w:t>
-      </w:r>
-      <w:proofErr w:type="spellEnd"/>
+        <w:t>Free Space Path Loss</w:t>
+      </w:r>
       <w:r>
         <w:t>)</w:t>
       </w:r>
@@ -9197,11 +9064,19 @@
       <w:r>
         <w:t>Presupuesto de enlace (</w:t>
       </w:r>
-      <w:r>
-        <w:rPr>
-          <w:rStyle w:val="Extranjerismo"/>
-        </w:rPr>
-        <w:t>Link Budget</w:t>
+      <w:proofErr w:type="gramStart"/>
+      <w:r>
+        <w:rPr>
+          <w:rStyle w:val="Extranjerismo"/>
+        </w:rPr>
+        <w:t>Link</w:t>
+      </w:r>
+      <w:proofErr w:type="gramEnd"/>
+      <w:r>
+        <w:rPr>
+          <w:rStyle w:val="Extranjerismo"/>
+        </w:rPr>
+        <w:t xml:space="preserve"> Budget</w:t>
       </w:r>
       <w:r>
         <w:t>)</w:t>
@@ -9383,66 +9258,30 @@
       <w:r>
         <w:t>Margen de desvanecimiento (</w:t>
       </w:r>
-      <w:proofErr w:type="spellStart"/>
       <w:r>
         <w:rPr>
           <w:rStyle w:val="Extranjerismo"/>
           <w:lang w:val="es-CO"/>
         </w:rPr>
-        <w:t>Fade</w:t>
-      </w:r>
-      <w:proofErr w:type="spellEnd"/>
+        <w:t>Fade Margin</w:t>
+      </w:r>
+      <w:r>
+        <w:t>)</w:t>
+      </w:r>
+    </w:p>
+    <w:p>
+      <w:r>
+        <w:t>El margen de desvanecimiento representa la diferencia entre la potencia recibida y la sensibilidad mínima del receptor.</w:t>
+      </w:r>
+    </w:p>
+    <w:p>
       <w:r>
         <w:rPr>
           <w:rStyle w:val="Extranjerismo"/>
           <w:lang w:val="es-CO"/>
         </w:rPr>
-        <w:t xml:space="preserve"> </w:t>
-      </w:r>
-      <w:proofErr w:type="spellStart"/>
-      <w:r>
-        <w:rPr>
-          <w:rStyle w:val="Extranjerismo"/>
-          <w:lang w:val="es-CO"/>
-        </w:rPr>
-        <w:t>Margin</w:t>
-      </w:r>
-      <w:proofErr w:type="spellEnd"/>
-      <w:r>
-        <w:t>)</w:t>
-      </w:r>
-    </w:p>
-    <w:p>
-      <w:r>
-        <w:t>El margen de desvanecimiento representa la diferencia entre la potencia recibida y la sensibilidad mínima del receptor.</w:t>
-      </w:r>
-    </w:p>
-    <w:p>
-      <w:proofErr w:type="spellStart"/>
-      <w:r>
-        <w:rPr>
-          <w:rStyle w:val="Extranjerismo"/>
-          <w:lang w:val="es-CO"/>
-        </w:rPr>
-        <w:t>Fade</w:t>
-      </w:r>
-      <w:proofErr w:type="spellEnd"/>
-      <w:r>
-        <w:rPr>
-          <w:rStyle w:val="Extranjerismo"/>
-          <w:lang w:val="es-CO"/>
-        </w:rPr>
-        <w:t xml:space="preserve"> </w:t>
-      </w:r>
-      <w:proofErr w:type="spellStart"/>
-      <w:r>
-        <w:rPr>
-          <w:rStyle w:val="Extranjerismo"/>
-          <w:lang w:val="es-CO"/>
-        </w:rPr>
-        <w:t>Margin</w:t>
-      </w:r>
-      <w:proofErr w:type="spellEnd"/>
+        <w:t>Fade Margin</w:t>
+      </w:r>
       <w:r>
         <w:t xml:space="preserve"> = PRX </w:t>
       </w:r>
@@ -10338,80 +10177,65 @@
     <w:p>
       <w:pPr>
         <w:pStyle w:val="Ttulo3"/>
-        <w:rPr>
-          <w:lang w:val="en-US"/>
-        </w:rPr>
-      </w:pPr>
-      <w:r>
-        <w:rPr>
-          <w:rStyle w:val="Extranjerismo"/>
+      </w:pPr>
+      <w:r>
+        <w:rPr>
+          <w:rStyle w:val="Extranjerismo"/>
+          <w:lang w:val="es-419"/>
         </w:rPr>
         <w:t>WiMAX</w:t>
       </w:r>
       <w:r>
-        <w:rPr>
-          <w:lang w:val="en-US"/>
-        </w:rPr>
         <w:t xml:space="preserve"> (</w:t>
       </w:r>
       <w:r>
         <w:rPr>
           <w:rStyle w:val="Extranjerismo"/>
+          <w:lang w:val="es-419"/>
         </w:rPr>
         <w:t>Worldwide</w:t>
       </w:r>
       <w:r>
-        <w:rPr>
-          <w:lang w:val="en-US"/>
-        </w:rPr>
         <w:t xml:space="preserve"> </w:t>
       </w:r>
       <w:r>
         <w:rPr>
           <w:rStyle w:val="Extranjerismo"/>
+          <w:lang w:val="es-419"/>
         </w:rPr>
         <w:t>Interoperability</w:t>
       </w:r>
       <w:r>
-        <w:rPr>
-          <w:lang w:val="en-US"/>
-        </w:rPr>
         <w:t xml:space="preserve"> </w:t>
       </w:r>
       <w:r>
         <w:rPr>
           <w:rStyle w:val="Extranjerismo"/>
+          <w:lang w:val="es-419"/>
         </w:rPr>
         <w:t>for</w:t>
       </w:r>
       <w:r>
-        <w:rPr>
-          <w:lang w:val="en-US"/>
-        </w:rPr>
         <w:t xml:space="preserve"> </w:t>
       </w:r>
       <w:r>
         <w:rPr>
           <w:rStyle w:val="Extranjerismo"/>
+          <w:lang w:val="es-419"/>
         </w:rPr>
         <w:t>Microwave</w:t>
       </w:r>
       <w:r>
-        <w:rPr>
-          <w:lang w:val="en-US"/>
-        </w:rPr>
         <w:t xml:space="preserve"> </w:t>
       </w:r>
       <w:r>
         <w:rPr>
           <w:rStyle w:val="Extranjerismo"/>
+          <w:lang w:val="es-419"/>
         </w:rPr>
         <w:t>Access</w:t>
       </w:r>
       <w:r>
-        <w:rPr>
-          <w:lang w:val="en-US"/>
-        </w:rPr>
         <w:t>)</w:t>
       </w:r>
     </w:p>
@@ -10913,7 +10737,6 @@
         </w:rPr>
         <w:t xml:space="preserve"> </w:t>
       </w:r>
-      <w:proofErr w:type="spellStart"/>
       <w:r>
         <w:rPr>
           <w:rStyle w:val="Extranjerismo"/>
@@ -10923,7 +10746,6 @@
         </w:rPr>
         <w:t>Range</w:t>
       </w:r>
-      <w:proofErr w:type="spellEnd"/>
       <w:r>
         <w:rPr>
           <w:b/>
@@ -10942,46 +10764,14 @@
           <w:rStyle w:val="Extranjerismo"/>
           <w:lang w:val="es-CO"/>
         </w:rPr>
-        <w:t xml:space="preserve">LPWAN (Low </w:t>
-      </w:r>
-      <w:proofErr w:type="spellStart"/>
+        <w:t>LPWAN (Low Power Wide</w:t>
+      </w:r>
       <w:r>
         <w:rPr>
           <w:rStyle w:val="Extranjerismo"/>
           <w:lang w:val="es-CO"/>
         </w:rPr>
-        <w:t>Power</w:t>
-      </w:r>
-      <w:proofErr w:type="spellEnd"/>
-      <w:r>
-        <w:rPr>
-          <w:rStyle w:val="Extranjerismo"/>
-          <w:lang w:val="es-CO"/>
-        </w:rPr>
-        <w:t xml:space="preserve"> Wide</w:t>
-      </w:r>
-      <w:r>
-        <w:rPr>
-          <w:rStyle w:val="Extranjerismo"/>
-          <w:lang w:val="es-CO"/>
-        </w:rPr>
-        <w:t xml:space="preserve"> </w:t>
-      </w:r>
-      <w:proofErr w:type="spellStart"/>
-      <w:r>
-        <w:rPr>
-          <w:rStyle w:val="Extranjerismo"/>
-          <w:lang w:val="es-CO"/>
-        </w:rPr>
-        <w:t>Area</w:t>
-      </w:r>
-      <w:proofErr w:type="spellEnd"/>
-      <w:r>
-        <w:rPr>
-          <w:rStyle w:val="Extranjerismo"/>
-          <w:lang w:val="es-CO"/>
-        </w:rPr>
-        <w:t xml:space="preserve"> Network</w:t>
+        <w:t xml:space="preserve"> Area Network</w:t>
       </w:r>
       <w:r>
         <w:t xml:space="preserve">). Opera en bandas </w:t>
@@ -11255,6 +11045,9 @@
         <w:pStyle w:val="Figura"/>
       </w:pPr>
       <w:r>
+        <w:t xml:space="preserve"> </w:t>
+      </w:r>
+      <w:r>
         <w:t>Arquitectura jerárquica de red</w:t>
       </w:r>
     </w:p>
@@ -11271,10 +11064,10 @@
           <w:noProof/>
         </w:rPr>
         <w:drawing>
-          <wp:inline distT="0" distB="0" distL="0" distR="0" wp14:anchorId="7C6DA0A6" wp14:editId="3DAF58D9">
+          <wp:inline distT="0" distB="0" distL="0" distR="0" wp14:anchorId="7C6DA0A6" wp14:editId="68D852AA">
             <wp:extent cx="4682304" cy="2957195"/>
             <wp:effectExtent l="0" t="0" r="4445" b="0"/>
-            <wp:docPr id="8" name="Imagen 8" descr="Esquema de arquitectura de red inalámbrica con capas de acceso, distribución y núcleo, que incluye puntos de acceso, equipos de control y conexión a servicios corporativos e internet. "/>
+            <wp:docPr id="8" name="Imagen 8" descr="Diagrama de arquitectura jerárquica de red empresarial con representación de las capas de acceso, distribución y núcleo. La capa de acceso incluye dispositivos finales conectados mediante cableado Ethernet y alimentación PoE para autenticación y conectividad inicial. La capa de distribución integra switches encargados de la agregación del tráfico, políticas de red, segmentación y calidad de servicio. La capa de núcleo presenta routers y enlaces de alta velocidad orientados a la interconexión con servidores, centros de datos y servicios en la nube."/>
             <wp:cNvGraphicFramePr>
               <a:graphicFrameLocks xmlns:a="http://schemas.openxmlformats.org/drawingml/2006/main" noChangeAspect="1"/>
             </wp:cNvGraphicFramePr>
@@ -11339,21 +11132,12 @@
       <w:r>
         <w:t xml:space="preserve">Adicionalmente, en muchos entornos empresariales, los puntos de acceso se alimentan mediante la tecnología </w:t>
       </w:r>
-      <w:proofErr w:type="spellStart"/>
       <w:r>
         <w:rPr>
           <w:rStyle w:val="Extranjerismo"/>
           <w:lang w:val="es-CO"/>
         </w:rPr>
-        <w:t>Power</w:t>
-      </w:r>
-      <w:proofErr w:type="spellEnd"/>
-      <w:r>
-        <w:rPr>
-          <w:rStyle w:val="Extranjerismo"/>
-          <w:lang w:val="es-CO"/>
-        </w:rPr>
-        <w:t xml:space="preserve"> </w:t>
+        <w:t xml:space="preserve">Power </w:t>
       </w:r>
       <w:proofErr w:type="spellStart"/>
       <w:r>
@@ -11828,7 +11612,6 @@
       <w:r>
         <w:t xml:space="preserve">Las redes </w:t>
       </w:r>
-      <w:proofErr w:type="spellStart"/>
       <w:r>
         <w:rPr>
           <w:rStyle w:val="Extranjerismo"/>
@@ -11836,7 +11619,6 @@
         </w:rPr>
         <w:t>Mesh</w:t>
       </w:r>
-      <w:proofErr w:type="spellEnd"/>
       <w:r>
         <w:t xml:space="preserve"> utilizan múltiples nodos interconectados que distribuyen la señal de manera inteligente. Cada nodo puede actuar como repetidor y punto de acceso simultáneamente. Presentan ventajas como mayor cobertura, redundancia, autoconfiguración y funcionamiento adecuado en entornos de gran extensión.</w:t>
       </w:r>
@@ -11952,15 +11734,7 @@
     </w:p>
     <w:p>
       <w:r>
-        <w:t xml:space="preserve">Concentran la señal en una dirección específica, lo que permite alcanzar mayores distancias en comparación con las antenas omnidireccionales. Entre los tipos más comunes se encuentran la antena panel, la antena </w:t>
-      </w:r>
-      <w:proofErr w:type="spellStart"/>
-      <w:r>
-        <w:t>Yagi</w:t>
-      </w:r>
-      <w:proofErr w:type="spellEnd"/>
-      <w:r>
-        <w:t>, la antena parabólica y la antena sectorial. Presentan mayor ganancia (generalmente 10 dBi o superior) y cobertura enfocada, por lo que se utilizan en enlaces punto a punto o punto multipunto. Son empleadas en conexión entre edificios, enlaces rurales y redes metropolitanas. Sus ventajas incluyen mayor alcance, reducción de interferencias laterales y mayor estabilidad en enlaces de larga distancia. Como limitaciones, requieren alineación precisa y presentan cobertura limitada fuera del ángulo de transmisión.</w:t>
+        <w:t>Concentran la señal en una dirección específica, lo que permite alcanzar mayores distancias en comparación con las antenas omnidireccionales. Entre los tipos más comunes se encuentran la antena panel, la antena Yagi, la antena parabólica y la antena sectorial. Presentan mayor ganancia (generalmente 10 dBi o superior) y cobertura enfocada, por lo que se utilizan en enlaces punto a punto o punto multipunto. Son empleadas en conexión entre edificios, enlaces rurales y redes metropolitanas. Sus ventajas incluyen mayor alcance, reducción de interferencias laterales y mayor estabilidad en enlaces de larga distancia. Como limitaciones, requieren alineación precisa y presentan cobertura limitada fuera del ángulo de transmisión.</w:t>
       </w:r>
     </w:p>
     <w:p>
@@ -12606,7 +12380,6 @@
       <w:r>
         <w:t xml:space="preserve">La topología </w:t>
       </w:r>
-      <w:proofErr w:type="spellStart"/>
       <w:r>
         <w:rPr>
           <w:rStyle w:val="Extranjerismo"/>
@@ -12614,7 +12387,6 @@
         </w:rPr>
         <w:t>Mesh</w:t>
       </w:r>
-      <w:proofErr w:type="spellEnd"/>
       <w:r>
         <w:t xml:space="preserve"> (malla) permite que múltiples nodos se interconecten entre sí formando una red autorrecuperable y redundante. Cada nodo puede retransmitir la señal hacia otros nodos. Se caracteriza por ofrecer redundancia de rutas, autoconfiguración y alta disponibilidad de la red.</w:t>
       </w:r>
@@ -12934,13 +12706,11 @@
     <w:p>
       <w:pPr>
         <w:pStyle w:val="Ttulo4"/>
-        <w:rPr>
-          <w:lang w:val="en-US"/>
-        </w:rPr>
-      </w:pPr>
-      <w:r>
-        <w:rPr>
-          <w:rStyle w:val="Extranjerismo"/>
+      </w:pPr>
+      <w:r>
+        <w:rPr>
+          <w:rStyle w:val="Extranjerismo"/>
+          <w:lang w:val="es-419"/>
         </w:rPr>
         <w:t>Institute of Electrical and Electronics Engineers (IEEE)</w:t>
       </w:r>
@@ -13794,13 +13564,11 @@
     <w:p>
       <w:pPr>
         <w:pStyle w:val="Ttulo4"/>
-        <w:rPr>
-          <w:lang w:val="en-US"/>
-        </w:rPr>
-      </w:pPr>
-      <w:r>
-        <w:rPr>
-          <w:rStyle w:val="Extranjerismo"/>
+      </w:pPr>
+      <w:r>
+        <w:rPr>
+          <w:rStyle w:val="Extranjerismo"/>
+          <w:lang w:val="es-419"/>
         </w:rPr>
         <w:t>OFDM (Orthogonal Frequency Division Multiplexing)</w:t>
       </w:r>
@@ -15119,57 +14887,46 @@
     <w:p>
       <w:pPr>
         <w:pStyle w:val="Ttulo3"/>
-        <w:rPr>
-          <w:lang w:val="en-US"/>
-        </w:rPr>
-      </w:pPr>
-      <w:r>
-        <w:rPr>
-          <w:rStyle w:val="Extranjerismo"/>
+      </w:pPr>
+      <w:r>
+        <w:rPr>
+          <w:rStyle w:val="Extranjerismo"/>
+          <w:lang w:val="es-419"/>
         </w:rPr>
         <w:lastRenderedPageBreak/>
         <w:t>WPA</w:t>
       </w:r>
       <w:r>
-        <w:rPr>
-          <w:lang w:val="en-US"/>
-        </w:rPr>
         <w:t xml:space="preserve"> (</w:t>
       </w:r>
       <w:r>
         <w:rPr>
           <w:rStyle w:val="Extranjerismo"/>
+          <w:lang w:val="es-419"/>
         </w:rPr>
         <w:t>Wi-Fi</w:t>
       </w:r>
       <w:r>
-        <w:rPr>
-          <w:lang w:val="en-US"/>
-        </w:rPr>
         <w:t xml:space="preserve"> </w:t>
       </w:r>
       <w:r>
         <w:rPr>
           <w:rStyle w:val="Extranjerismo"/>
+          <w:lang w:val="es-419"/>
         </w:rPr>
         <w:t>Protected</w:t>
       </w:r>
       <w:r>
-        <w:rPr>
-          <w:lang w:val="en-US"/>
-        </w:rPr>
         <w:t xml:space="preserve"> </w:t>
       </w:r>
       <w:r>
         <w:rPr>
           <w:rStyle w:val="Extranjerismo"/>
+          <w:lang w:val="es-419"/>
         </w:rPr>
         <w:t>Access</w:t>
       </w:r>
       <w:r>
-        <w:rPr>
-          <w:lang w:val="en-US"/>
-        </w:rPr>
         <w:t>)</w:t>
       </w:r>
     </w:p>
@@ -15182,23 +14939,7 @@
           <w:rStyle w:val="Extranjerismo"/>
           <w:lang w:val="es-CO"/>
         </w:rPr>
-        <w:t xml:space="preserve">Temporal Key </w:t>
-      </w:r>
-      <w:proofErr w:type="spellStart"/>
-      <w:r>
-        <w:rPr>
-          <w:rStyle w:val="Extranjerismo"/>
-          <w:lang w:val="es-CO"/>
-        </w:rPr>
-        <w:t>Integrity</w:t>
-      </w:r>
-      <w:proofErr w:type="spellEnd"/>
-      <w:r>
-        <w:rPr>
-          <w:rStyle w:val="Extranjerismo"/>
-          <w:lang w:val="es-CO"/>
-        </w:rPr>
-        <w:t xml:space="preserve"> </w:t>
+        <w:t xml:space="preserve">Temporal Key Integrity </w:t>
       </w:r>
       <w:proofErr w:type="spellStart"/>
       <w:r>
@@ -15590,13 +15331,11 @@
     <w:p>
       <w:pPr>
         <w:pStyle w:val="Ttulo4"/>
-        <w:rPr>
-          <w:lang w:val="en-US"/>
-        </w:rPr>
-      </w:pPr>
-      <w:r>
-        <w:rPr>
-          <w:rStyle w:val="Extranjerismo"/>
+      </w:pPr>
+      <w:r>
+        <w:rPr>
+          <w:rStyle w:val="Extranjerismo"/>
+          <w:lang w:val="es-419"/>
         </w:rPr>
         <w:lastRenderedPageBreak/>
         <w:t>RADIUS (Remote Authentication Dial-In User Service)</w:t>
@@ -16834,15 +16573,7 @@
         <w:pStyle w:val="Figura"/>
       </w:pPr>
       <w:r>
-        <w:t xml:space="preserve">Ataque </w:t>
-      </w:r>
-      <w:proofErr w:type="spellStart"/>
-      <w:r>
-        <w:t>Evil</w:t>
-      </w:r>
-      <w:proofErr w:type="spellEnd"/>
-      <w:r>
-        <w:t xml:space="preserve"> Twin mediante punto de acceso </w:t>
+        <w:t xml:space="preserve">Ataque Evil Twin mediante punto de acceso </w:t>
       </w:r>
       <w:r>
         <w:t>rogué</w:t>
@@ -16936,23 +16667,7 @@
           <w:rStyle w:val="Extranjerismo"/>
           <w:lang w:val="es-CO"/>
         </w:rPr>
-        <w:t xml:space="preserve">red </w:t>
-      </w:r>
-      <w:proofErr w:type="spellStart"/>
-      <w:r>
-        <w:rPr>
-          <w:rStyle w:val="Extranjerismo"/>
-          <w:lang w:val="es-CO"/>
-        </w:rPr>
-        <w:t>Evil</w:t>
-      </w:r>
-      <w:proofErr w:type="spellEnd"/>
-      <w:r>
-        <w:rPr>
-          <w:rStyle w:val="Extranjerismo"/>
-          <w:lang w:val="es-CO"/>
-        </w:rPr>
-        <w:t xml:space="preserve"> Twin</w:t>
+        <w:t>red Evil Twin</w:t>
       </w:r>
       <w:r>
         <w:t xml:space="preserve"> y punto de acceso legítimo en una conexión inalámbrica</w:t>
@@ -18451,39 +18166,7 @@
           <w:rStyle w:val="Extranjerismo"/>
           <w:lang w:val="es-CO"/>
         </w:rPr>
-        <w:t xml:space="preserve">Low </w:t>
-      </w:r>
-      <w:proofErr w:type="spellStart"/>
-      <w:r>
-        <w:rPr>
-          <w:rStyle w:val="Extranjerismo"/>
-          <w:lang w:val="es-CO"/>
-        </w:rPr>
-        <w:t>Power</w:t>
-      </w:r>
-      <w:proofErr w:type="spellEnd"/>
-      <w:r>
-        <w:rPr>
-          <w:rStyle w:val="Extranjerismo"/>
-          <w:lang w:val="es-CO"/>
-        </w:rPr>
-        <w:t xml:space="preserve"> Wide </w:t>
-      </w:r>
-      <w:proofErr w:type="spellStart"/>
-      <w:r>
-        <w:rPr>
-          <w:rStyle w:val="Extranjerismo"/>
-          <w:lang w:val="es-CO"/>
-        </w:rPr>
-        <w:t>Area</w:t>
-      </w:r>
-      <w:proofErr w:type="spellEnd"/>
-      <w:r>
-        <w:rPr>
-          <w:rStyle w:val="Extranjerismo"/>
-          <w:lang w:val="es-CO"/>
-        </w:rPr>
-        <w:t xml:space="preserve"> Network (LPWAN)</w:t>
+        <w:t>Low Power Wide Area Network (LPWAN)</w:t>
       </w:r>
       <w:r>
         <w:t xml:space="preserve">, incluyendo protocolos como </w:t>
@@ -21743,10 +21426,10 @@
           <w:lang w:eastAsia="es-CO"/>
         </w:rPr>
         <w:drawing>
-          <wp:inline distT="0" distB="0" distL="0" distR="0" wp14:anchorId="09E8B54F" wp14:editId="1071E659">
-            <wp:extent cx="6237605" cy="6087484"/>
-            <wp:effectExtent l="0" t="0" r="0" b="8890"/>
-            <wp:docPr id="19" name="Gráfico 19" descr="Síntesis  sobre fundamentos de redes inalámbricas que organiza categorías como fundamentos, parámetros, espectro, tecnologías, infraestructura, estándares y seguridad, con elementos como comunicación, cobertura, frecuencia, WiFi, access point, IEEE y cifrado."/>
+          <wp:inline distT="0" distB="0" distL="0" distR="0" wp14:anchorId="18CA3A50" wp14:editId="6926CA4E">
+            <wp:extent cx="6332220" cy="6179820"/>
+            <wp:effectExtent l="0" t="0" r="0" b="0"/>
+            <wp:docPr id="979600976" name="Gráfico 3"/>
             <wp:cNvGraphicFramePr>
               <a:graphicFrameLocks xmlns:a="http://schemas.openxmlformats.org/drawingml/2006/main" noChangeAspect="1"/>
             </wp:cNvGraphicFramePr>
@@ -21754,7 +21437,7 @@
               <a:graphicData uri="http://schemas.openxmlformats.org/drawingml/2006/picture">
                 <pic:pic xmlns:pic="http://schemas.openxmlformats.org/drawingml/2006/picture">
                   <pic:nvPicPr>
-                    <pic:cNvPr id="19" name="Gráfico 19" descr="Síntesis  sobre fundamentos de redes inalámbricas que organiza categorías como fundamentos, parámetros, espectro, tecnologías, infraestructura, estándares y seguridad, con elementos como comunicación, cobertura, frecuencia, WiFi, access point, IEEE y cifrado."/>
+                    <pic:cNvPr id="979600976" name="Gráfico 979600976"/>
                     <pic:cNvPicPr/>
                   </pic:nvPicPr>
                   <pic:blipFill>
@@ -21772,7 +21455,7 @@
                   <pic:spPr>
                     <a:xfrm>
                       <a:off x="0" y="0"/>
-                      <a:ext cx="6247737" cy="6097373"/>
+                      <a:ext cx="6332220" cy="6179820"/>
                     </a:xfrm>
                     <a:prstGeom prst="rect">
                       <a:avLst/>
@@ -21845,23 +21528,7 @@
           <w:rStyle w:val="Extranjerismo"/>
           <w:lang w:val="es-CO"/>
         </w:rPr>
-        <w:t xml:space="preserve">Wireless Local </w:t>
-      </w:r>
-      <w:proofErr w:type="spellStart"/>
-      <w:r>
-        <w:rPr>
-          <w:rStyle w:val="Extranjerismo"/>
-          <w:lang w:val="es-CO"/>
-        </w:rPr>
-        <w:t>Area</w:t>
-      </w:r>
-      <w:proofErr w:type="spellEnd"/>
-      <w:r>
-        <w:rPr>
-          <w:rStyle w:val="Extranjerismo"/>
-          <w:lang w:val="es-CO"/>
-        </w:rPr>
-        <w:t xml:space="preserve"> Network</w:t>
+        <w:t>Wireless Local Area Network</w:t>
       </w:r>
       <w:r>
         <w:t>) y se usa para reducir las conexiones cableadas.</w:t>
@@ -22111,7 +21778,21 @@
         <w:rPr>
           <w:lang w:val="en-US"/>
         </w:rPr>
-        <w:t xml:space="preserve">Joaquín, L. (2025). What Is a Network Bandwidth And How Is It </w:t>
+        <w:t xml:space="preserve">Joaquín, L. (2025). What Is a Network Bandwidth </w:t>
+      </w:r>
+      <w:proofErr w:type="gramStart"/>
+      <w:r>
+        <w:rPr>
+          <w:lang w:val="en-US"/>
+        </w:rPr>
+        <w:t>And</w:t>
+      </w:r>
+      <w:proofErr w:type="gramEnd"/>
+      <w:r>
+        <w:rPr>
+          <w:lang w:val="en-US"/>
+        </w:rPr>
+        <w:t xml:space="preserve"> How Is It </w:t>
       </w:r>
       <w:proofErr w:type="gramStart"/>
       <w:r>
@@ -22358,16 +22039,8 @@
               <w:rPr>
                 <w:lang w:val="es-CO"/>
               </w:rPr>
-              <w:t xml:space="preserve">Olga Constanza Bermúdez </w:t>
-            </w:r>
-            <w:proofErr w:type="spellStart"/>
-            <w:r>
-              <w:rPr>
-                <w:lang w:val="es-CO"/>
-              </w:rPr>
-              <w:t>Jaimes</w:t>
-            </w:r>
-            <w:proofErr w:type="spellEnd"/>
+              <w:t>Olga Constanza Bermúdez Jaimes</w:t>
+            </w:r>
           </w:p>
         </w:tc>
         <w:tc>
@@ -22424,19 +22097,9 @@
                 <w:lang w:val="es-CO"/>
               </w:rPr>
             </w:pPr>
-            <w:proofErr w:type="spellStart"/>
-            <w:r>
-              <w:t>Joinner</w:t>
-            </w:r>
-            <w:proofErr w:type="spellEnd"/>
-            <w:r>
-              <w:t xml:space="preserve"> Enrique Osorio </w:t>
-            </w:r>
-            <w:proofErr w:type="spellStart"/>
-            <w:r>
-              <w:t>Martinez</w:t>
-            </w:r>
-            <w:proofErr w:type="spellEnd"/>
+            <w:r>
+              <w:t>Joinner Enrique Osorio Martinez</w:t>
+            </w:r>
           </w:p>
         </w:tc>
         <w:tc>
@@ -22860,19 +22523,9 @@
             <w:pPr>
               <w:pStyle w:val="TextoTablas"/>
             </w:pPr>
-            <w:proofErr w:type="spellStart"/>
-            <w:r>
-              <w:t>Maria</w:t>
-            </w:r>
-            <w:proofErr w:type="spellEnd"/>
-            <w:r>
-              <w:t xml:space="preserve"> Carolina Tamayo </w:t>
-            </w:r>
-            <w:proofErr w:type="spellStart"/>
-            <w:r>
-              <w:t>Lopez</w:t>
-            </w:r>
-            <w:proofErr w:type="spellEnd"/>
+            <w:r>
+              <w:t>Maria Carolina Tamayo Lopez</w:t>
+            </w:r>
           </w:p>
         </w:tc>
         <w:tc>
@@ -23074,15 +22727,7 @@
             </w:r>
             <w:proofErr w:type="spellEnd"/>
             <w:r>
-              <w:t xml:space="preserve"> Wilfredo </w:t>
-            </w:r>
-            <w:proofErr w:type="spellStart"/>
-            <w:r>
-              <w:t>Pizo</w:t>
-            </w:r>
-            <w:proofErr w:type="spellEnd"/>
-            <w:r>
-              <w:t xml:space="preserve"> Ossa</w:t>
+              <w:t xml:space="preserve"> Wilfredo Pizo Ossa</w:t>
             </w:r>
           </w:p>
         </w:tc>
@@ -23192,7 +22837,7 @@
 </file>
 
 <file path=word/endnotes.xml><?xml version="1.0" encoding="utf-8"?>
-<w:endnotes xmlns:wpc="http://schemas.microsoft.com/office/word/2010/wordprocessingCanvas" xmlns:cx="http://schemas.microsoft.com/office/drawing/2014/chartex" xmlns:cx1="http://schemas.microsoft.com/office/drawing/2015/9/8/chartex" xmlns:cx2="http://schemas.microsoft.com/office/drawing/2015/10/21/chartex" xmlns:cx3="http://schemas.microsoft.com/office/drawing/2016/5/9/chartex" xmlns:cx4="http://schemas.microsoft.com/office/drawing/2016/5/10/chartex" xmlns:cx5="http://schemas.microsoft.com/office/drawing/2016/5/11/chartex" xmlns:cx6="http://schemas.microsoft.com/office/drawing/2016/5/12/chartex" xmlns:cx7="http://schemas.microsoft.com/office/drawing/2016/5/13/chartex" xmlns:cx8="http://schemas.microsoft.com/office/drawing/2016/5/14/chartex" xmlns:mc="http://schemas.openxmlformats.org/markup-compatibility/2006" xmlns:aink="http://schemas.microsoft.com/office/drawing/2016/ink" xmlns:am3d="http://schemas.microsoft.com/office/drawing/2017/model3d" xmlns:o="urn:schemas-microsoft-com:office:office" xmlns:r="http://schemas.openxmlformats.org/officeDocument/2006/relationships" xmlns:m="http://schemas.openxmlformats.org/officeDocument/2006/math" xmlns:v="urn:schemas-microsoft-com:vml" xmlns:wp14="http://schemas.microsoft.com/office/word/2010/wordprocessingDrawing" xmlns:wp="http://schemas.openxmlformats.org/drawingml/2006/wordprocessingDrawing" xmlns:w10="urn:schemas-microsoft-com:office:word" xmlns:w="http://schemas.openxmlformats.org/wordprocessingml/2006/main" xmlns:w14="http://schemas.microsoft.com/office/word/2010/wordml" xmlns:w15="http://schemas.microsoft.com/office/word/2012/wordml" xmlns:w16cex="http://schemas.microsoft.com/office/word/2018/wordml/cex" xmlns:w16cid="http://schemas.microsoft.com/office/word/2016/wordml/cid" xmlns:w16="http://schemas.microsoft.com/office/word/2018/wordml" xmlns:w16sdtdh="http://schemas.microsoft.com/office/word/2020/wordml/sdtdatahash" xmlns:w16se="http://schemas.microsoft.com/office/word/2015/wordml/symex" xmlns:wpg="http://schemas.microsoft.com/office/word/2010/wordprocessingGroup" xmlns:wpi="http://schemas.microsoft.com/office/word/2010/wordprocessingInk" xmlns:wne="http://schemas.microsoft.com/office/word/2006/wordml" xmlns:wps="http://schemas.microsoft.com/office/word/2010/wordprocessingShape" mc:Ignorable="w14 w15 w16se w16cid w16 w16cex w16sdtdh wp14">
+<w:endnotes xmlns:wpc="http://schemas.microsoft.com/office/word/2010/wordprocessingCanvas" xmlns:cx="http://schemas.microsoft.com/office/drawing/2014/chartex" xmlns:cx1="http://schemas.microsoft.com/office/drawing/2015/9/8/chartex" xmlns:cx2="http://schemas.microsoft.com/office/drawing/2015/10/21/chartex" xmlns:cx3="http://schemas.microsoft.com/office/drawing/2016/5/9/chartex" xmlns:cx4="http://schemas.microsoft.com/office/drawing/2016/5/10/chartex" xmlns:cx5="http://schemas.microsoft.com/office/drawing/2016/5/11/chartex" xmlns:cx6="http://schemas.microsoft.com/office/drawing/2016/5/12/chartex" xmlns:cx7="http://schemas.microsoft.com/office/drawing/2016/5/13/chartex" xmlns:cx8="http://schemas.microsoft.com/office/drawing/2016/5/14/chartex" xmlns:mc="http://schemas.openxmlformats.org/markup-compatibility/2006" xmlns:aink="http://schemas.microsoft.com/office/drawing/2016/ink" xmlns:am3d="http://schemas.microsoft.com/office/drawing/2017/model3d" xmlns:o="urn:schemas-microsoft-com:office:office" xmlns:oel="http://schemas.microsoft.com/office/2019/extlst" xmlns:r="http://schemas.openxmlformats.org/officeDocument/2006/relationships" xmlns:m="http://schemas.openxmlformats.org/officeDocument/2006/math" xmlns:v="urn:schemas-microsoft-com:vml" xmlns:wp14="http://schemas.microsoft.com/office/word/2010/wordprocessingDrawing" xmlns:wp="http://schemas.openxmlformats.org/drawingml/2006/wordprocessingDrawing" xmlns:w10="urn:schemas-microsoft-com:office:word" xmlns:w="http://schemas.openxmlformats.org/wordprocessingml/2006/main" xmlns:w14="http://schemas.microsoft.com/office/word/2010/wordml" xmlns:w15="http://schemas.microsoft.com/office/word/2012/wordml" xmlns:w16cex="http://schemas.microsoft.com/office/word/2018/wordml/cex" xmlns:w16cid="http://schemas.microsoft.com/office/word/2016/wordml/cid" xmlns:w16="http://schemas.microsoft.com/office/word/2018/wordml" xmlns:w16du="http://schemas.microsoft.com/office/word/2023/wordml/word16du" xmlns:w16sdtdh="http://schemas.microsoft.com/office/word/2020/wordml/sdtdatahash" xmlns:w16sdtfl="http://schemas.microsoft.com/office/word/2024/wordml/sdtformatlock" xmlns:w16se="http://schemas.microsoft.com/office/word/2015/wordml/symex" xmlns:wpg="http://schemas.microsoft.com/office/word/2010/wordprocessingGroup" xmlns:wpi="http://schemas.microsoft.com/office/word/2010/wordprocessingInk" xmlns:wne="http://schemas.microsoft.com/office/word/2006/wordml" xmlns:wps="http://schemas.microsoft.com/office/word/2010/wordprocessingShape" mc:Ignorable="w14 w15 w16se w16cid w16 w16cex w16sdtdh w16sdtfl w16du wp14">
   <w:endnote w:type="separator" w:id="-1">
     <w:p>
       <w:pPr>
@@ -23217,7 +22862,7 @@
 </file>
 
 <file path=word/footer1.xml><?xml version="1.0" encoding="utf-8"?>
-<w:ftr xmlns:wpc="http://schemas.microsoft.com/office/word/2010/wordprocessingCanvas" xmlns:cx="http://schemas.microsoft.com/office/drawing/2014/chartex" xmlns:cx1="http://schemas.microsoft.com/office/drawing/2015/9/8/chartex" xmlns:cx2="http://schemas.microsoft.com/office/drawing/2015/10/21/chartex" xmlns:cx3="http://schemas.microsoft.com/office/drawing/2016/5/9/chartex" xmlns:cx4="http://schemas.microsoft.com/office/drawing/2016/5/10/chartex" xmlns:cx5="http://schemas.microsoft.com/office/drawing/2016/5/11/chartex" xmlns:cx6="http://schemas.microsoft.com/office/drawing/2016/5/12/chartex" xmlns:cx7="http://schemas.microsoft.com/office/drawing/2016/5/13/chartex" xmlns:cx8="http://schemas.microsoft.com/office/drawing/2016/5/14/chartex" xmlns:mc="http://schemas.openxmlformats.org/markup-compatibility/2006" xmlns:aink="http://schemas.microsoft.com/office/drawing/2016/ink" xmlns:am3d="http://schemas.microsoft.com/office/drawing/2017/model3d" xmlns:o="urn:schemas-microsoft-com:office:office" xmlns:r="http://schemas.openxmlformats.org/officeDocument/2006/relationships" xmlns:m="http://schemas.openxmlformats.org/officeDocument/2006/math" xmlns:v="urn:schemas-microsoft-com:vml" xmlns:wp14="http://schemas.microsoft.com/office/word/2010/wordprocessingDrawing" xmlns:wp="http://schemas.openxmlformats.org/drawingml/2006/wordprocessingDrawing" xmlns:w10="urn:schemas-microsoft-com:office:word" xmlns:w="http://schemas.openxmlformats.org/wordprocessingml/2006/main" xmlns:w14="http://schemas.microsoft.com/office/word/2010/wordml" xmlns:w15="http://schemas.microsoft.com/office/word/2012/wordml" xmlns:w16cex="http://schemas.microsoft.com/office/word/2018/wordml/cex" xmlns:w16cid="http://schemas.microsoft.com/office/word/2016/wordml/cid" xmlns:w16="http://schemas.microsoft.com/office/word/2018/wordml" xmlns:w16sdtdh="http://schemas.microsoft.com/office/word/2020/wordml/sdtdatahash" xmlns:w16se="http://schemas.microsoft.com/office/word/2015/wordml/symex" xmlns:wpg="http://schemas.microsoft.com/office/word/2010/wordprocessingGroup" xmlns:wpi="http://schemas.microsoft.com/office/word/2010/wordprocessingInk" xmlns:wne="http://schemas.microsoft.com/office/word/2006/wordml" xmlns:wps="http://schemas.microsoft.com/office/word/2010/wordprocessingShape" mc:Ignorable="w14 w15 w16se w16cid w16 w16cex w16sdtdh wp14">
+<w:ftr xmlns:wpc="http://schemas.microsoft.com/office/word/2010/wordprocessingCanvas" xmlns:cx="http://schemas.microsoft.com/office/drawing/2014/chartex" xmlns:cx1="http://schemas.microsoft.com/office/drawing/2015/9/8/chartex" xmlns:cx2="http://schemas.microsoft.com/office/drawing/2015/10/21/chartex" xmlns:cx3="http://schemas.microsoft.com/office/drawing/2016/5/9/chartex" xmlns:cx4="http://schemas.microsoft.com/office/drawing/2016/5/10/chartex" xmlns:cx5="http://schemas.microsoft.com/office/drawing/2016/5/11/chartex" xmlns:cx6="http://schemas.microsoft.com/office/drawing/2016/5/12/chartex" xmlns:cx7="http://schemas.microsoft.com/office/drawing/2016/5/13/chartex" xmlns:cx8="http://schemas.microsoft.com/office/drawing/2016/5/14/chartex" xmlns:mc="http://schemas.openxmlformats.org/markup-compatibility/2006" xmlns:aink="http://schemas.microsoft.com/office/drawing/2016/ink" xmlns:am3d="http://schemas.microsoft.com/office/drawing/2017/model3d" xmlns:o="urn:schemas-microsoft-com:office:office" xmlns:oel="http://schemas.microsoft.com/office/2019/extlst" xmlns:r="http://schemas.openxmlformats.org/officeDocument/2006/relationships" xmlns:m="http://schemas.openxmlformats.org/officeDocument/2006/math" xmlns:v="urn:schemas-microsoft-com:vml" xmlns:wp14="http://schemas.microsoft.com/office/word/2010/wordprocessingDrawing" xmlns:wp="http://schemas.openxmlformats.org/drawingml/2006/wordprocessingDrawing" xmlns:w10="urn:schemas-microsoft-com:office:word" xmlns:w="http://schemas.openxmlformats.org/wordprocessingml/2006/main" xmlns:w14="http://schemas.microsoft.com/office/word/2010/wordml" xmlns:w15="http://schemas.microsoft.com/office/word/2012/wordml" xmlns:w16cex="http://schemas.microsoft.com/office/word/2018/wordml/cex" xmlns:w16cid="http://schemas.microsoft.com/office/word/2016/wordml/cid" xmlns:w16="http://schemas.microsoft.com/office/word/2018/wordml" xmlns:w16du="http://schemas.microsoft.com/office/word/2023/wordml/word16du" xmlns:w16sdtdh="http://schemas.microsoft.com/office/word/2020/wordml/sdtdatahash" xmlns:w16sdtfl="http://schemas.microsoft.com/office/word/2024/wordml/sdtformatlock" xmlns:w16se="http://schemas.microsoft.com/office/word/2015/wordml/symex" xmlns:wpg="http://schemas.microsoft.com/office/word/2010/wordprocessingGroup" xmlns:wpi="http://schemas.microsoft.com/office/word/2010/wordprocessingInk" xmlns:wne="http://schemas.microsoft.com/office/word/2006/wordml" xmlns:wps="http://schemas.microsoft.com/office/word/2010/wordprocessingShape" mc:Ignorable="w14 w15 w16se w16cid w16 w16cex w16sdtdh w16sdtfl w16du wp14">
   <w:sdt>
     <w:sdtPr>
       <w:id w:val="-1465197936"/>
@@ -23226,7 +22871,6 @@
         <w:docPartUnique/>
       </w:docPartObj>
     </w:sdtPr>
-    <w:sdtEndPr/>
     <w:sdtContent>
       <w:p>
         <w:pPr>
@@ -23263,7 +22907,7 @@
 </file>
 
 <file path=word/footnotes.xml><?xml version="1.0" encoding="utf-8"?>
-<w:footnotes xmlns:wpc="http://schemas.microsoft.com/office/word/2010/wordprocessingCanvas" xmlns:cx="http://schemas.microsoft.com/office/drawing/2014/chartex" xmlns:cx1="http://schemas.microsoft.com/office/drawing/2015/9/8/chartex" xmlns:cx2="http://schemas.microsoft.com/office/drawing/2015/10/21/chartex" xmlns:cx3="http://schemas.microsoft.com/office/drawing/2016/5/9/chartex" xmlns:cx4="http://schemas.microsoft.com/office/drawing/2016/5/10/chartex" xmlns:cx5="http://schemas.microsoft.com/office/drawing/2016/5/11/chartex" xmlns:cx6="http://schemas.microsoft.com/office/drawing/2016/5/12/chartex" xmlns:cx7="http://schemas.microsoft.com/office/drawing/2016/5/13/chartex" xmlns:cx8="http://schemas.microsoft.com/office/drawing/2016/5/14/chartex" xmlns:mc="http://schemas.openxmlformats.org/markup-compatibility/2006" xmlns:aink="http://schemas.microsoft.com/office/drawing/2016/ink" xmlns:am3d="http://schemas.microsoft.com/office/drawing/2017/model3d" xmlns:o="urn:schemas-microsoft-com:office:office" xmlns:r="http://schemas.openxmlformats.org/officeDocument/2006/relationships" xmlns:m="http://schemas.openxmlformats.org/officeDocument/2006/math" xmlns:v="urn:schemas-microsoft-com:vml" xmlns:wp14="http://schemas.microsoft.com/office/word/2010/wordprocessingDrawing" xmlns:wp="http://schemas.openxmlformats.org/drawingml/2006/wordprocessingDrawing" xmlns:w10="urn:schemas-microsoft-com:office:word" xmlns:w="http://schemas.openxmlformats.org/wordprocessingml/2006/main" xmlns:w14="http://schemas.microsoft.com/office/word/2010/wordml" xmlns:w15="http://schemas.microsoft.com/office/word/2012/wordml" xmlns:w16cex="http://schemas.microsoft.com/office/word/2018/wordml/cex" xmlns:w16cid="http://schemas.microsoft.com/office/word/2016/wordml/cid" xmlns:w16="http://schemas.microsoft.com/office/word/2018/wordml" xmlns:w16sdtdh="http://schemas.microsoft.com/office/word/2020/wordml/sdtdatahash" xmlns:w16se="http://schemas.microsoft.com/office/word/2015/wordml/symex" xmlns:wpg="http://schemas.microsoft.com/office/word/2010/wordprocessingGroup" xmlns:wpi="http://schemas.microsoft.com/office/word/2010/wordprocessingInk" xmlns:wne="http://schemas.microsoft.com/office/word/2006/wordml" xmlns:wps="http://schemas.microsoft.com/office/word/2010/wordprocessingShape" mc:Ignorable="w14 w15 w16se w16cid w16 w16cex w16sdtdh wp14">
+<w:footnotes xmlns:wpc="http://schemas.microsoft.com/office/word/2010/wordprocessingCanvas" xmlns:cx="http://schemas.microsoft.com/office/drawing/2014/chartex" xmlns:cx1="http://schemas.microsoft.com/office/drawing/2015/9/8/chartex" xmlns:cx2="http://schemas.microsoft.com/office/drawing/2015/10/21/chartex" xmlns:cx3="http://schemas.microsoft.com/office/drawing/2016/5/9/chartex" xmlns:cx4="http://schemas.microsoft.com/office/drawing/2016/5/10/chartex" xmlns:cx5="http://schemas.microsoft.com/office/drawing/2016/5/11/chartex" xmlns:cx6="http://schemas.microsoft.com/office/drawing/2016/5/12/chartex" xmlns:cx7="http://schemas.microsoft.com/office/drawing/2016/5/13/chartex" xmlns:cx8="http://schemas.microsoft.com/office/drawing/2016/5/14/chartex" xmlns:mc="http://schemas.openxmlformats.org/markup-compatibility/2006" xmlns:aink="http://schemas.microsoft.com/office/drawing/2016/ink" xmlns:am3d="http://schemas.microsoft.com/office/drawing/2017/model3d" xmlns:o="urn:schemas-microsoft-com:office:office" xmlns:oel="http://schemas.microsoft.com/office/2019/extlst" xmlns:r="http://schemas.openxmlformats.org/officeDocument/2006/relationships" xmlns:m="http://schemas.openxmlformats.org/officeDocument/2006/math" xmlns:v="urn:schemas-microsoft-com:vml" xmlns:wp14="http://schemas.microsoft.com/office/word/2010/wordprocessingDrawing" xmlns:wp="http://schemas.openxmlformats.org/drawingml/2006/wordprocessingDrawing" xmlns:w10="urn:schemas-microsoft-com:office:word" xmlns:w="http://schemas.openxmlformats.org/wordprocessingml/2006/main" xmlns:w14="http://schemas.microsoft.com/office/word/2010/wordml" xmlns:w15="http://schemas.microsoft.com/office/word/2012/wordml" xmlns:w16cex="http://schemas.microsoft.com/office/word/2018/wordml/cex" xmlns:w16cid="http://schemas.microsoft.com/office/word/2016/wordml/cid" xmlns:w16="http://schemas.microsoft.com/office/word/2018/wordml" xmlns:w16du="http://schemas.microsoft.com/office/word/2023/wordml/word16du" xmlns:w16sdtdh="http://schemas.microsoft.com/office/word/2020/wordml/sdtdatahash" xmlns:w16sdtfl="http://schemas.microsoft.com/office/word/2024/wordml/sdtformatlock" xmlns:w16se="http://schemas.microsoft.com/office/word/2015/wordml/symex" xmlns:wpg="http://schemas.microsoft.com/office/word/2010/wordprocessingGroup" xmlns:wpi="http://schemas.microsoft.com/office/word/2010/wordprocessingInk" xmlns:wne="http://schemas.microsoft.com/office/word/2006/wordml" xmlns:wps="http://schemas.microsoft.com/office/word/2010/wordprocessingShape" mc:Ignorable="w14 w15 w16se w16cid w16 w16cex w16sdtdh w16sdtfl w16du wp14">
   <w:footnote w:type="separator" w:id="-1">
     <w:p>
       <w:pPr>
@@ -23288,7 +22932,7 @@
 </file>
 
 <file path=word/header1.xml><?xml version="1.0" encoding="utf-8"?>
-<w:hdr xmlns:wpc="http://schemas.microsoft.com/office/word/2010/wordprocessingCanvas" xmlns:cx="http://schemas.microsoft.com/office/drawing/2014/chartex" xmlns:cx1="http://schemas.microsoft.com/office/drawing/2015/9/8/chartex" xmlns:cx2="http://schemas.microsoft.com/office/drawing/2015/10/21/chartex" xmlns:cx3="http://schemas.microsoft.com/office/drawing/2016/5/9/chartex" xmlns:cx4="http://schemas.microsoft.com/office/drawing/2016/5/10/chartex" xmlns:cx5="http://schemas.microsoft.com/office/drawing/2016/5/11/chartex" xmlns:cx6="http://schemas.microsoft.com/office/drawing/2016/5/12/chartex" xmlns:cx7="http://schemas.microsoft.com/office/drawing/2016/5/13/chartex" xmlns:cx8="http://schemas.microsoft.com/office/drawing/2016/5/14/chartex" xmlns:mc="http://schemas.openxmlformats.org/markup-compatibility/2006" xmlns:aink="http://schemas.microsoft.com/office/drawing/2016/ink" xmlns:am3d="http://schemas.microsoft.com/office/drawing/2017/model3d" xmlns:o="urn:schemas-microsoft-com:office:office" xmlns:r="http://schemas.openxmlformats.org/officeDocument/2006/relationships" xmlns:m="http://schemas.openxmlformats.org/officeDocument/2006/math" xmlns:v="urn:schemas-microsoft-com:vml" xmlns:wp14="http://schemas.microsoft.com/office/word/2010/wordprocessingDrawing" xmlns:wp="http://schemas.openxmlformats.org/drawingml/2006/wordprocessingDrawing" xmlns:w10="urn:schemas-microsoft-com:office:word" xmlns:w="http://schemas.openxmlformats.org/wordprocessingml/2006/main" xmlns:w14="http://schemas.microsoft.com/office/word/2010/wordml" xmlns:w15="http://schemas.microsoft.com/office/word/2012/wordml" xmlns:w16cex="http://schemas.microsoft.com/office/word/2018/wordml/cex" xmlns:w16cid="http://schemas.microsoft.com/office/word/2016/wordml/cid" xmlns:w16="http://schemas.microsoft.com/office/word/2018/wordml" xmlns:w16sdtdh="http://schemas.microsoft.com/office/word/2020/wordml/sdtdatahash" xmlns:w16se="http://schemas.microsoft.com/office/word/2015/wordml/symex" xmlns:wpg="http://schemas.microsoft.com/office/word/2010/wordprocessingGroup" xmlns:wpi="http://schemas.microsoft.com/office/word/2010/wordprocessingInk" xmlns:wne="http://schemas.microsoft.com/office/word/2006/wordml" xmlns:wps="http://schemas.microsoft.com/office/word/2010/wordprocessingShape" mc:Ignorable="w14 w15 w16se w16cid w16 w16cex w16sdtdh wp14">
+<w:hdr xmlns:wpc="http://schemas.microsoft.com/office/word/2010/wordprocessingCanvas" xmlns:cx="http://schemas.microsoft.com/office/drawing/2014/chartex" xmlns:cx1="http://schemas.microsoft.com/office/drawing/2015/9/8/chartex" xmlns:cx2="http://schemas.microsoft.com/office/drawing/2015/10/21/chartex" xmlns:cx3="http://schemas.microsoft.com/office/drawing/2016/5/9/chartex" xmlns:cx4="http://schemas.microsoft.com/office/drawing/2016/5/10/chartex" xmlns:cx5="http://schemas.microsoft.com/office/drawing/2016/5/11/chartex" xmlns:cx6="http://schemas.microsoft.com/office/drawing/2016/5/12/chartex" xmlns:cx7="http://schemas.microsoft.com/office/drawing/2016/5/13/chartex" xmlns:cx8="http://schemas.microsoft.com/office/drawing/2016/5/14/chartex" xmlns:mc="http://schemas.openxmlformats.org/markup-compatibility/2006" xmlns:aink="http://schemas.microsoft.com/office/drawing/2016/ink" xmlns:am3d="http://schemas.microsoft.com/office/drawing/2017/model3d" xmlns:o="urn:schemas-microsoft-com:office:office" xmlns:oel="http://schemas.microsoft.com/office/2019/extlst" xmlns:r="http://schemas.openxmlformats.org/officeDocument/2006/relationships" xmlns:m="http://schemas.openxmlformats.org/officeDocument/2006/math" xmlns:v="urn:schemas-microsoft-com:vml" xmlns:wp14="http://schemas.microsoft.com/office/word/2010/wordprocessingDrawing" xmlns:wp="http://schemas.openxmlformats.org/drawingml/2006/wordprocessingDrawing" xmlns:w10="urn:schemas-microsoft-com:office:word" xmlns:w="http://schemas.openxmlformats.org/wordprocessingml/2006/main" xmlns:w14="http://schemas.microsoft.com/office/word/2010/wordml" xmlns:w15="http://schemas.microsoft.com/office/word/2012/wordml" xmlns:w16cex="http://schemas.microsoft.com/office/word/2018/wordml/cex" xmlns:w16cid="http://schemas.microsoft.com/office/word/2016/wordml/cid" xmlns:w16="http://schemas.microsoft.com/office/word/2018/wordml" xmlns:w16du="http://schemas.microsoft.com/office/word/2023/wordml/word16du" xmlns:w16sdtdh="http://schemas.microsoft.com/office/word/2020/wordml/sdtdatahash" xmlns:w16sdtfl="http://schemas.microsoft.com/office/word/2024/wordml/sdtformatlock" xmlns:w16se="http://schemas.microsoft.com/office/word/2015/wordml/symex" xmlns:wpg="http://schemas.microsoft.com/office/word/2010/wordprocessingGroup" xmlns:wpi="http://schemas.microsoft.com/office/word/2010/wordprocessingInk" xmlns:wne="http://schemas.microsoft.com/office/word/2006/wordml" xmlns:wps="http://schemas.microsoft.com/office/word/2010/wordprocessingShape" mc:Ignorable="w14 w15 w16se w16cid w16 w16cex w16sdtdh w16sdtfl w16du wp14">
   <w:p>
     <w:pPr>
       <w:pStyle w:val="Encabezado"/>
@@ -23374,7 +23018,7 @@
 </file>
 
 <file path=word/numbering.xml><?xml version="1.0" encoding="utf-8"?>
-<w:numbering xmlns:wpc="http://schemas.microsoft.com/office/word/2010/wordprocessingCanvas" xmlns:cx="http://schemas.microsoft.com/office/drawing/2014/chartex" xmlns:cx1="http://schemas.microsoft.com/office/drawing/2015/9/8/chartex" xmlns:cx2="http://schemas.microsoft.com/office/drawing/2015/10/21/chartex" xmlns:cx3="http://schemas.microsoft.com/office/drawing/2016/5/9/chartex" xmlns:cx4="http://schemas.microsoft.com/office/drawing/2016/5/10/chartex" xmlns:cx5="http://schemas.microsoft.com/office/drawing/2016/5/11/chartex" xmlns:cx6="http://schemas.microsoft.com/office/drawing/2016/5/12/chartex" xmlns:cx7="http://schemas.microsoft.com/office/drawing/2016/5/13/chartex" xmlns:cx8="http://schemas.microsoft.com/office/drawing/2016/5/14/chartex" xmlns:mc="http://schemas.openxmlformats.org/markup-compatibility/2006" xmlns:aink="http://schemas.microsoft.com/office/drawing/2016/ink" xmlns:am3d="http://schemas.microsoft.com/office/drawing/2017/model3d" xmlns:o="urn:schemas-microsoft-com:office:office" xmlns:r="http://schemas.openxmlformats.org/officeDocument/2006/relationships" xmlns:m="http://schemas.openxmlformats.org/officeDocument/2006/math" xmlns:v="urn:schemas-microsoft-com:vml" xmlns:wp14="http://schemas.microsoft.com/office/word/2010/wordprocessingDrawing" xmlns:wp="http://schemas.openxmlformats.org/drawingml/2006/wordprocessingDrawing" xmlns:w10="urn:schemas-microsoft-com:office:word" xmlns:w="http://schemas.openxmlformats.org/wordprocessingml/2006/main" xmlns:w14="http://schemas.microsoft.com/office/word/2010/wordml" xmlns:w15="http://schemas.microsoft.com/office/word/2012/wordml" xmlns:w16cex="http://schemas.microsoft.com/office/word/2018/wordml/cex" xmlns:w16cid="http://schemas.microsoft.com/office/word/2016/wordml/cid" xmlns:w16="http://schemas.microsoft.com/office/word/2018/wordml" xmlns:w16sdtdh="http://schemas.microsoft.com/office/word/2020/wordml/sdtdatahash" xmlns:w16se="http://schemas.microsoft.com/office/word/2015/wordml/symex" xmlns:wpg="http://schemas.microsoft.com/office/word/2010/wordprocessingGroup" xmlns:wpi="http://schemas.microsoft.com/office/word/2010/wordprocessingInk" xmlns:wne="http://schemas.microsoft.com/office/word/2006/wordml" xmlns:wps="http://schemas.microsoft.com/office/word/2010/wordprocessingShape" mc:Ignorable="w14 w15 w16se w16cid w16 w16cex w16sdtdh wp14">
+<w:numbering xmlns:wpc="http://schemas.microsoft.com/office/word/2010/wordprocessingCanvas" xmlns:cx="http://schemas.microsoft.com/office/drawing/2014/chartex" xmlns:cx1="http://schemas.microsoft.com/office/drawing/2015/9/8/chartex" xmlns:cx2="http://schemas.microsoft.com/office/drawing/2015/10/21/chartex" xmlns:cx3="http://schemas.microsoft.com/office/drawing/2016/5/9/chartex" xmlns:cx4="http://schemas.microsoft.com/office/drawing/2016/5/10/chartex" xmlns:cx5="http://schemas.microsoft.com/office/drawing/2016/5/11/chartex" xmlns:cx6="http://schemas.microsoft.com/office/drawing/2016/5/12/chartex" xmlns:cx7="http://schemas.microsoft.com/office/drawing/2016/5/13/chartex" xmlns:cx8="http://schemas.microsoft.com/office/drawing/2016/5/14/chartex" xmlns:mc="http://schemas.openxmlformats.org/markup-compatibility/2006" xmlns:aink="http://schemas.microsoft.com/office/drawing/2016/ink" xmlns:am3d="http://schemas.microsoft.com/office/drawing/2017/model3d" xmlns:o="urn:schemas-microsoft-com:office:office" xmlns:oel="http://schemas.microsoft.com/office/2019/extlst" xmlns:r="http://schemas.openxmlformats.org/officeDocument/2006/relationships" xmlns:m="http://schemas.openxmlformats.org/officeDocument/2006/math" xmlns:v="urn:schemas-microsoft-com:vml" xmlns:wp14="http://schemas.microsoft.com/office/word/2010/wordprocessingDrawing" xmlns:wp="http://schemas.openxmlformats.org/drawingml/2006/wordprocessingDrawing" xmlns:w10="urn:schemas-microsoft-com:office:word" xmlns:w="http://schemas.openxmlformats.org/wordprocessingml/2006/main" xmlns:w14="http://schemas.microsoft.com/office/word/2010/wordml" xmlns:w15="http://schemas.microsoft.com/office/word/2012/wordml" xmlns:w16cex="http://schemas.microsoft.com/office/word/2018/wordml/cex" xmlns:w16cid="http://schemas.microsoft.com/office/word/2016/wordml/cid" xmlns:w16="http://schemas.microsoft.com/office/word/2018/wordml" xmlns:w16du="http://schemas.microsoft.com/office/word/2023/wordml/word16du" xmlns:w16sdtdh="http://schemas.microsoft.com/office/word/2020/wordml/sdtdatahash" xmlns:w16sdtfl="http://schemas.microsoft.com/office/word/2024/wordml/sdtformatlock" xmlns:w16se="http://schemas.microsoft.com/office/word/2015/wordml/symex" xmlns:wpg="http://schemas.microsoft.com/office/word/2010/wordprocessingGroup" xmlns:wpi="http://schemas.microsoft.com/office/word/2010/wordprocessingInk" xmlns:wne="http://schemas.microsoft.com/office/word/2006/wordml" xmlns:wps="http://schemas.microsoft.com/office/word/2010/wordprocessingShape" mc:Ignorable="w14 w15 w16se w16cid w16 w16cex w16sdtdh w16sdtfl w16du wp14">
   <w:abstractNum w:abstractNumId="0" w15:restartNumberingAfterBreak="0">
     <w:nsid w:val="FFFFFF7E"/>
     <w:multiLevelType w:val="singleLevel"/>
@@ -30414,211 +30058,211 @@
       </w:rPr>
     </w:lvl>
   </w:abstractNum>
-  <w:num w:numId="1">
+  <w:num w:numId="1" w16cid:durableId="1444614448">
     <w:abstractNumId w:val="67"/>
   </w:num>
-  <w:num w:numId="2">
+  <w:num w:numId="2" w16cid:durableId="1803573679">
     <w:abstractNumId w:val="47"/>
   </w:num>
-  <w:num w:numId="3">
+  <w:num w:numId="3" w16cid:durableId="2062510916">
     <w:abstractNumId w:val="5"/>
   </w:num>
-  <w:num w:numId="4">
+  <w:num w:numId="4" w16cid:durableId="245261322">
     <w:abstractNumId w:val="22"/>
   </w:num>
-  <w:num w:numId="5">
+  <w:num w:numId="5" w16cid:durableId="1160583436">
     <w:abstractNumId w:val="43"/>
   </w:num>
-  <w:num w:numId="6">
+  <w:num w:numId="6" w16cid:durableId="474221960">
     <w:abstractNumId w:val="33"/>
   </w:num>
-  <w:num w:numId="7">
+  <w:num w:numId="7" w16cid:durableId="1846821558">
     <w:abstractNumId w:val="37"/>
   </w:num>
-  <w:num w:numId="8">
+  <w:num w:numId="8" w16cid:durableId="1425951423">
     <w:abstractNumId w:val="3"/>
   </w:num>
-  <w:num w:numId="9">
+  <w:num w:numId="9" w16cid:durableId="638071702">
     <w:abstractNumId w:val="2"/>
   </w:num>
-  <w:num w:numId="10">
+  <w:num w:numId="10" w16cid:durableId="761032861">
     <w:abstractNumId w:val="4"/>
   </w:num>
-  <w:num w:numId="11">
+  <w:num w:numId="11" w16cid:durableId="1999266268">
     <w:abstractNumId w:val="1"/>
   </w:num>
-  <w:num w:numId="12">
+  <w:num w:numId="12" w16cid:durableId="2016951882">
     <w:abstractNumId w:val="0"/>
   </w:num>
-  <w:num w:numId="13">
+  <w:num w:numId="13" w16cid:durableId="991908018">
     <w:abstractNumId w:val="42"/>
   </w:num>
-  <w:num w:numId="14">
+  <w:num w:numId="14" w16cid:durableId="1298685772">
     <w:abstractNumId w:val="26"/>
   </w:num>
-  <w:num w:numId="15">
+  <w:num w:numId="15" w16cid:durableId="663626326">
     <w:abstractNumId w:val="41"/>
   </w:num>
-  <w:num w:numId="16">
+  <w:num w:numId="16" w16cid:durableId="1822114900">
     <w:abstractNumId w:val="61"/>
   </w:num>
-  <w:num w:numId="17">
+  <w:num w:numId="17" w16cid:durableId="1875383115">
     <w:abstractNumId w:val="62"/>
   </w:num>
-  <w:num w:numId="18">
+  <w:num w:numId="18" w16cid:durableId="1902253301">
     <w:abstractNumId w:val="25"/>
   </w:num>
-  <w:num w:numId="19">
+  <w:num w:numId="19" w16cid:durableId="1133523950">
     <w:abstractNumId w:val="56"/>
   </w:num>
-  <w:num w:numId="20">
+  <w:num w:numId="20" w16cid:durableId="315187906">
     <w:abstractNumId w:val="50"/>
   </w:num>
-  <w:num w:numId="21">
+  <w:num w:numId="21" w16cid:durableId="1644919889">
     <w:abstractNumId w:val="44"/>
   </w:num>
-  <w:num w:numId="22">
+  <w:num w:numId="22" w16cid:durableId="330568231">
     <w:abstractNumId w:val="52"/>
   </w:num>
-  <w:num w:numId="23">
+  <w:num w:numId="23" w16cid:durableId="228736794">
     <w:abstractNumId w:val="48"/>
   </w:num>
-  <w:num w:numId="24">
+  <w:num w:numId="24" w16cid:durableId="1799638618">
     <w:abstractNumId w:val="46"/>
   </w:num>
-  <w:num w:numId="25">
+  <w:num w:numId="25" w16cid:durableId="1662271323">
     <w:abstractNumId w:val="15"/>
   </w:num>
-  <w:num w:numId="26">
+  <w:num w:numId="26" w16cid:durableId="587813597">
     <w:abstractNumId w:val="68"/>
   </w:num>
-  <w:num w:numId="27">
+  <w:num w:numId="27" w16cid:durableId="2048944794">
     <w:abstractNumId w:val="64"/>
   </w:num>
-  <w:num w:numId="28">
+  <w:num w:numId="28" w16cid:durableId="1518081796">
     <w:abstractNumId w:val="23"/>
   </w:num>
-  <w:num w:numId="29">
+  <w:num w:numId="29" w16cid:durableId="1802531773">
     <w:abstractNumId w:val="9"/>
   </w:num>
-  <w:num w:numId="30">
+  <w:num w:numId="30" w16cid:durableId="1612129132">
     <w:abstractNumId w:val="11"/>
   </w:num>
-  <w:num w:numId="31">
+  <w:num w:numId="31" w16cid:durableId="377164781">
     <w:abstractNumId w:val="66"/>
   </w:num>
-  <w:num w:numId="32">
+  <w:num w:numId="32" w16cid:durableId="729156688">
     <w:abstractNumId w:val="18"/>
   </w:num>
-  <w:num w:numId="33">
+  <w:num w:numId="33" w16cid:durableId="330570018">
     <w:abstractNumId w:val="21"/>
   </w:num>
-  <w:num w:numId="34">
+  <w:num w:numId="34" w16cid:durableId="883910918">
     <w:abstractNumId w:val="60"/>
   </w:num>
-  <w:num w:numId="35">
+  <w:num w:numId="35" w16cid:durableId="546256709">
     <w:abstractNumId w:val="65"/>
   </w:num>
-  <w:num w:numId="36">
+  <w:num w:numId="36" w16cid:durableId="1747336679">
     <w:abstractNumId w:val="35"/>
   </w:num>
-  <w:num w:numId="37">
+  <w:num w:numId="37" w16cid:durableId="335378372">
     <w:abstractNumId w:val="57"/>
   </w:num>
-  <w:num w:numId="38">
+  <w:num w:numId="38" w16cid:durableId="73282428">
     <w:abstractNumId w:val="6"/>
   </w:num>
-  <w:num w:numId="39">
+  <w:num w:numId="39" w16cid:durableId="897664667">
     <w:abstractNumId w:val="24"/>
   </w:num>
-  <w:num w:numId="40">
+  <w:num w:numId="40" w16cid:durableId="1281954149">
     <w:abstractNumId w:val="53"/>
   </w:num>
-  <w:num w:numId="41">
+  <w:num w:numId="41" w16cid:durableId="194081755">
     <w:abstractNumId w:val="17"/>
   </w:num>
-  <w:num w:numId="42">
+  <w:num w:numId="42" w16cid:durableId="1764912130">
     <w:abstractNumId w:val="31"/>
   </w:num>
-  <w:num w:numId="43">
+  <w:num w:numId="43" w16cid:durableId="246767506">
     <w:abstractNumId w:val="49"/>
   </w:num>
-  <w:num w:numId="44">
+  <w:num w:numId="44" w16cid:durableId="1622150835">
     <w:abstractNumId w:val="39"/>
   </w:num>
-  <w:num w:numId="45">
+  <w:num w:numId="45" w16cid:durableId="1583028174">
     <w:abstractNumId w:val="13"/>
   </w:num>
-  <w:num w:numId="46">
+  <w:num w:numId="46" w16cid:durableId="525871237">
     <w:abstractNumId w:val="38"/>
   </w:num>
-  <w:num w:numId="47">
+  <w:num w:numId="47" w16cid:durableId="77560443">
     <w:abstractNumId w:val="55"/>
   </w:num>
-  <w:num w:numId="48">
+  <w:num w:numId="48" w16cid:durableId="1798333085">
     <w:abstractNumId w:val="40"/>
   </w:num>
-  <w:num w:numId="49">
+  <w:num w:numId="49" w16cid:durableId="2082679500">
     <w:abstractNumId w:val="8"/>
   </w:num>
-  <w:num w:numId="50">
+  <w:num w:numId="50" w16cid:durableId="1069615723">
     <w:abstractNumId w:val="12"/>
   </w:num>
-  <w:num w:numId="51">
+  <w:num w:numId="51" w16cid:durableId="1377700876">
     <w:abstractNumId w:val="10"/>
   </w:num>
-  <w:num w:numId="52">
+  <w:num w:numId="52" w16cid:durableId="740564708">
     <w:abstractNumId w:val="51"/>
   </w:num>
-  <w:num w:numId="53">
+  <w:num w:numId="53" w16cid:durableId="1520268506">
     <w:abstractNumId w:val="14"/>
   </w:num>
-  <w:num w:numId="54">
+  <w:num w:numId="54" w16cid:durableId="1627925244">
     <w:abstractNumId w:val="63"/>
   </w:num>
-  <w:num w:numId="55">
+  <w:num w:numId="55" w16cid:durableId="2109619044">
     <w:abstractNumId w:val="29"/>
   </w:num>
-  <w:num w:numId="56">
+  <w:num w:numId="56" w16cid:durableId="1500926243">
     <w:abstractNumId w:val="28"/>
   </w:num>
-  <w:num w:numId="57">
+  <w:num w:numId="57" w16cid:durableId="1794058510">
     <w:abstractNumId w:val="59"/>
   </w:num>
-  <w:num w:numId="58">
+  <w:num w:numId="58" w16cid:durableId="40134070">
     <w:abstractNumId w:val="27"/>
   </w:num>
-  <w:num w:numId="59">
+  <w:num w:numId="59" w16cid:durableId="125853706">
     <w:abstractNumId w:val="34"/>
   </w:num>
-  <w:num w:numId="60">
+  <w:num w:numId="60" w16cid:durableId="1202938621">
     <w:abstractNumId w:val="32"/>
   </w:num>
-  <w:num w:numId="61">
+  <w:num w:numId="61" w16cid:durableId="1028413897">
     <w:abstractNumId w:val="19"/>
   </w:num>
-  <w:num w:numId="62">
+  <w:num w:numId="62" w16cid:durableId="1020546030">
     <w:abstractNumId w:val="7"/>
   </w:num>
-  <w:num w:numId="63">
+  <w:num w:numId="63" w16cid:durableId="1222328964">
     <w:abstractNumId w:val="16"/>
   </w:num>
-  <w:num w:numId="64">
+  <w:num w:numId="64" w16cid:durableId="1463763525">
     <w:abstractNumId w:val="58"/>
   </w:num>
-  <w:num w:numId="65">
+  <w:num w:numId="65" w16cid:durableId="691491293">
     <w:abstractNumId w:val="30"/>
   </w:num>
-  <w:num w:numId="66">
+  <w:num w:numId="66" w16cid:durableId="1091854118">
     <w:abstractNumId w:val="45"/>
   </w:num>
-  <w:num w:numId="67">
+  <w:num w:numId="67" w16cid:durableId="1160585962">
     <w:abstractNumId w:val="20"/>
   </w:num>
-  <w:num w:numId="68">
+  <w:num w:numId="68" w16cid:durableId="1063723420">
     <w:abstractNumId w:val="54"/>
   </w:num>
-  <w:num w:numId="69">
+  <w:num w:numId="69" w16cid:durableId="1384914466">
     <w:abstractNumId w:val="36"/>
   </w:num>
   <w:numIdMacAtCleanup w:val="67"/>
@@ -30626,7 +30270,7 @@
 </file>
 
 <file path=word/styles.xml><?xml version="1.0" encoding="utf-8"?>
-<w:styles xmlns:mc="http://schemas.openxmlformats.org/markup-compatibility/2006" xmlns:r="http://schemas.openxmlformats.org/officeDocument/2006/relationships" xmlns:w="http://schemas.openxmlformats.org/wordprocessingml/2006/main" xmlns:w14="http://schemas.microsoft.com/office/word/2010/wordml" xmlns:w15="http://schemas.microsoft.com/office/word/2012/wordml" xmlns:w16cex="http://schemas.microsoft.com/office/word/2018/wordml/cex" xmlns:w16cid="http://schemas.microsoft.com/office/word/2016/wordml/cid" xmlns:w16="http://schemas.microsoft.com/office/word/2018/wordml" xmlns:w16sdtdh="http://schemas.microsoft.com/office/word/2020/wordml/sdtdatahash" xmlns:w16se="http://schemas.microsoft.com/office/word/2015/wordml/symex" mc:Ignorable="w14 w15 w16se w16cid w16 w16cex w16sdtdh">
+<w:styles xmlns:mc="http://schemas.openxmlformats.org/markup-compatibility/2006" xmlns:r="http://schemas.openxmlformats.org/officeDocument/2006/relationships" xmlns:w="http://schemas.openxmlformats.org/wordprocessingml/2006/main" xmlns:w14="http://schemas.microsoft.com/office/word/2010/wordml" xmlns:w15="http://schemas.microsoft.com/office/word/2012/wordml" xmlns:w16cex="http://schemas.microsoft.com/office/word/2018/wordml/cex" xmlns:w16cid="http://schemas.microsoft.com/office/word/2016/wordml/cid" xmlns:w16="http://schemas.microsoft.com/office/word/2018/wordml" xmlns:w16du="http://schemas.microsoft.com/office/word/2023/wordml/word16du" xmlns:w16sdtdh="http://schemas.microsoft.com/office/word/2020/wordml/sdtdatahash" xmlns:w16sdtfl="http://schemas.microsoft.com/office/word/2024/wordml/sdtformatlock" xmlns:w16se="http://schemas.microsoft.com/office/word/2015/wordml/symex" mc:Ignorable="w14 w15 w16se w16cid w16 w16cex w16sdtdh w16sdtfl w16du">
   <w:docDefaults>
     <w:rPrDefault>
       <w:rPr>
@@ -32032,7 +31676,7 @@
       </w:rPr>
     </w:tblStylePr>
   </w:style>
-  <w:style w:type="character" w:styleId="Textoennegrita">
+  <w:style w:type="character" w:styleId="Fuerte">
     <w:name w:val="Strong"/>
     <w:basedOn w:val="Fuentedeprrafopredeter"/>
     <w:uiPriority w:val="22"/>
@@ -43455,6 +43099,19 @@
 </file>
 
 <file path=customXml/item1.xml><?xml version="1.0" encoding="utf-8"?>
+<?mso-contentType ?>
+<FormTemplates xmlns="http://schemas.microsoft.com/sharepoint/v3/contenttype/forms">
+  <Display>DocumentLibraryForm</Display>
+  <Edit>DocumentLibraryForm</Edit>
+  <New>DocumentLibraryForm</New>
+</FormTemplates>
+</file>
+
+<file path=customXml/item2.xml><?xml version="1.0" encoding="utf-8"?>
+<b:Sources xmlns:b="http://schemas.openxmlformats.org/officeDocument/2006/bibliography" xmlns="http://schemas.openxmlformats.org/officeDocument/2006/bibliography" SelectedStyle="\APASixthEditionOfficeOnline.xsl" StyleName="APA" Version="6"/>
+</file>
+
+<file path=customXml/item3.xml><?xml version="1.0" encoding="utf-8"?>
 <ct:contentTypeSchema xmlns:ct="http://schemas.microsoft.com/office/2006/metadata/contentType" xmlns:ma="http://schemas.microsoft.com/office/2006/metadata/properties/metaAttributes" ct:_="" ma:_="" ma:contentTypeName="Documento" ma:contentTypeID="0x0101006A81D6BD42E8DF4C91013959704817E1" ma:contentTypeVersion="15" ma:contentTypeDescription="Crear nuevo documento." ma:contentTypeScope="" ma:versionID="bf4f72ffd194f0963ff564daca6869f7">
   <xsd:schema xmlns:xsd="http://www.w3.org/2001/XMLSchema" xmlns:xs="http://www.w3.org/2001/XMLSchema" xmlns:p="http://schemas.microsoft.com/office/2006/metadata/properties" xmlns:ns2="13c90a0b-73bc-4dc0-be5f-28d77b615beb" xmlns:ns3="13c93bba-48ce-428c-bfe5-88b42c19b028" targetNamespace="http://schemas.microsoft.com/office/2006/metadata/properties" ma:root="true" ma:fieldsID="8718d6f4873a5b1392a45044efa78385" ns2:_="" ns3:_="">
     <xsd:import namespace="13c90a0b-73bc-4dc0-be5f-28d77b615beb"/>
@@ -43689,19 +43346,6 @@
 </ct:contentTypeSchema>
 </file>
 
-<file path=customXml/item2.xml><?xml version="1.0" encoding="utf-8"?>
-<b:Sources xmlns:b="http://schemas.openxmlformats.org/officeDocument/2006/bibliography" xmlns="http://schemas.openxmlformats.org/officeDocument/2006/bibliography" SelectedStyle="\APASixthEditionOfficeOnline.xsl" StyleName="APA" Version="6"/>
-</file>
-
-<file path=customXml/item3.xml><?xml version="1.0" encoding="utf-8"?>
-<?mso-contentType ?>
-<FormTemplates xmlns="http://schemas.microsoft.com/sharepoint/v3/contenttype/forms">
-  <Display>DocumentLibraryForm</Display>
-  <Edit>DocumentLibraryForm</Edit>
-  <New>DocumentLibraryForm</New>
-</FormTemplates>
-</file>
-
 <file path=customXml/item4.xml><?xml version="1.0" encoding="utf-8"?>
 <p:properties xmlns:p="http://schemas.microsoft.com/office/2006/metadata/properties" xmlns:xsi="http://www.w3.org/2001/XMLSchema-instance" xmlns:pc="http://schemas.microsoft.com/office/infopath/2007/PartnerControls">
   <documentManagement>
@@ -43714,6 +43358,22 @@
 </file>
 
 <file path=customXml/itemProps1.xml><?xml version="1.0" encoding="utf-8"?>
+<ds:datastoreItem xmlns:ds="http://schemas.openxmlformats.org/officeDocument/2006/customXml" ds:itemID="{10663269-2064-4804-8290-36D4A57F5557}">
+  <ds:schemaRefs>
+    <ds:schemaRef ds:uri="http://schemas.microsoft.com/sharepoint/v3/contenttype/forms"/>
+  </ds:schemaRefs>
+</ds:datastoreItem>
+</file>
+
+<file path=customXml/itemProps2.xml><?xml version="1.0" encoding="utf-8"?>
+<ds:datastoreItem xmlns:ds="http://schemas.openxmlformats.org/officeDocument/2006/customXml" ds:itemID="{EAE431FD-7059-4C09-804B-C9D69EB7B213}">
+  <ds:schemaRefs>
+    <ds:schemaRef ds:uri="http://schemas.openxmlformats.org/officeDocument/2006/bibliography"/>
+  </ds:schemaRefs>
+</ds:datastoreItem>
+</file>
+
+<file path=customXml/itemProps3.xml><?xml version="1.0" encoding="utf-8"?>
 <ds:datastoreItem xmlns:ds="http://schemas.openxmlformats.org/officeDocument/2006/customXml" ds:itemID="{F4A316B2-58DD-4158-9225-FA6CF4C55017}">
   <ds:schemaRefs>
     <ds:schemaRef ds:uri="http://schemas.microsoft.com/office/2006/metadata/contentType"/>
@@ -43732,22 +43392,6 @@
 </ds:datastoreItem>
 </file>
 
-<file path=customXml/itemProps2.xml><?xml version="1.0" encoding="utf-8"?>
-<ds:datastoreItem xmlns:ds="http://schemas.openxmlformats.org/officeDocument/2006/customXml" ds:itemID="{EAE431FD-7059-4C09-804B-C9D69EB7B213}">
-  <ds:schemaRefs>
-    <ds:schemaRef ds:uri="http://schemas.openxmlformats.org/officeDocument/2006/bibliography"/>
-  </ds:schemaRefs>
-</ds:datastoreItem>
-</file>
-
-<file path=customXml/itemProps3.xml><?xml version="1.0" encoding="utf-8"?>
-<ds:datastoreItem xmlns:ds="http://schemas.openxmlformats.org/officeDocument/2006/customXml" ds:itemID="{10663269-2064-4804-8290-36D4A57F5557}">
-  <ds:schemaRefs>
-    <ds:schemaRef ds:uri="http://schemas.microsoft.com/sharepoint/v3/contenttype/forms"/>
-  </ds:schemaRefs>
-</ds:datastoreItem>
-</file>
-
 <file path=customXml/itemProps4.xml><?xml version="1.0" encoding="utf-8"?>
 <ds:datastoreItem xmlns:ds="http://schemas.openxmlformats.org/officeDocument/2006/customXml" ds:itemID="{1279454D-02BE-4A9C-A117-DCD1573E2608}">
   <ds:schemaRefs>

--- a/fuentes/228147_CF07_DU.docx
+++ b/fuentes/228147_CF07_DU.docx
@@ -1,6 +1,6 @@
 
 <file path=word/document.xml><?xml version="1.0" encoding="utf-8"?>
-<w:document xmlns:wpc="http://schemas.microsoft.com/office/word/2010/wordprocessingCanvas" xmlns:cx="http://schemas.microsoft.com/office/drawing/2014/chartex" xmlns:cx1="http://schemas.microsoft.com/office/drawing/2015/9/8/chartex" xmlns:cx2="http://schemas.microsoft.com/office/drawing/2015/10/21/chartex" xmlns:cx3="http://schemas.microsoft.com/office/drawing/2016/5/9/chartex" xmlns:cx4="http://schemas.microsoft.com/office/drawing/2016/5/10/chartex" xmlns:cx5="http://schemas.microsoft.com/office/drawing/2016/5/11/chartex" xmlns:cx6="http://schemas.microsoft.com/office/drawing/2016/5/12/chartex" xmlns:cx7="http://schemas.microsoft.com/office/drawing/2016/5/13/chartex" xmlns:cx8="http://schemas.microsoft.com/office/drawing/2016/5/14/chartex" xmlns:mc="http://schemas.openxmlformats.org/markup-compatibility/2006" xmlns:aink="http://schemas.microsoft.com/office/drawing/2016/ink" xmlns:am3d="http://schemas.microsoft.com/office/drawing/2017/model3d" xmlns:o="urn:schemas-microsoft-com:office:office" xmlns:oel="http://schemas.microsoft.com/office/2019/extlst" xmlns:r="http://schemas.openxmlformats.org/officeDocument/2006/relationships" xmlns:m="http://schemas.openxmlformats.org/officeDocument/2006/math" xmlns:v="urn:schemas-microsoft-com:vml" xmlns:wp14="http://schemas.microsoft.com/office/word/2010/wordprocessingDrawing" xmlns:wp="http://schemas.openxmlformats.org/drawingml/2006/wordprocessingDrawing" xmlns:w10="urn:schemas-microsoft-com:office:word" xmlns:w="http://schemas.openxmlformats.org/wordprocessingml/2006/main" xmlns:w14="http://schemas.microsoft.com/office/word/2010/wordml" xmlns:w15="http://schemas.microsoft.com/office/word/2012/wordml" xmlns:w16cex="http://schemas.microsoft.com/office/word/2018/wordml/cex" xmlns:w16cid="http://schemas.microsoft.com/office/word/2016/wordml/cid" xmlns:w16="http://schemas.microsoft.com/office/word/2018/wordml" xmlns:w16du="http://schemas.microsoft.com/office/word/2023/wordml/word16du" xmlns:w16sdtdh="http://schemas.microsoft.com/office/word/2020/wordml/sdtdatahash" xmlns:w16sdtfl="http://schemas.microsoft.com/office/word/2024/wordml/sdtformatlock" xmlns:w16se="http://schemas.microsoft.com/office/word/2015/wordml/symex" xmlns:wpg="http://schemas.microsoft.com/office/word/2010/wordprocessingGroup" xmlns:wpi="http://schemas.microsoft.com/office/word/2010/wordprocessingInk" xmlns:wne="http://schemas.microsoft.com/office/word/2006/wordml" xmlns:wps="http://schemas.microsoft.com/office/word/2010/wordprocessingShape" mc:Ignorable="w14 w15 w16se w16cid w16 w16cex w16sdtdh w16sdtfl w16du wp14">
+<w:document xmlns:wpc="http://schemas.microsoft.com/office/word/2010/wordprocessingCanvas" xmlns:cx="http://schemas.microsoft.com/office/drawing/2014/chartex" xmlns:cx1="http://schemas.microsoft.com/office/drawing/2015/9/8/chartex" xmlns:cx2="http://schemas.microsoft.com/office/drawing/2015/10/21/chartex" xmlns:cx3="http://schemas.microsoft.com/office/drawing/2016/5/9/chartex" xmlns:cx4="http://schemas.microsoft.com/office/drawing/2016/5/10/chartex" xmlns:cx5="http://schemas.microsoft.com/office/drawing/2016/5/11/chartex" xmlns:cx6="http://schemas.microsoft.com/office/drawing/2016/5/12/chartex" xmlns:cx7="http://schemas.microsoft.com/office/drawing/2016/5/13/chartex" xmlns:cx8="http://schemas.microsoft.com/office/drawing/2016/5/14/chartex" xmlns:mc="http://schemas.openxmlformats.org/markup-compatibility/2006" xmlns:aink="http://schemas.microsoft.com/office/drawing/2016/ink" xmlns:am3d="http://schemas.microsoft.com/office/drawing/2017/model3d" xmlns:o="urn:schemas-microsoft-com:office:office" xmlns:r="http://schemas.openxmlformats.org/officeDocument/2006/relationships" xmlns:m="http://schemas.openxmlformats.org/officeDocument/2006/math" xmlns:v="urn:schemas-microsoft-com:vml" xmlns:wp14="http://schemas.microsoft.com/office/word/2010/wordprocessingDrawing" xmlns:wp="http://schemas.openxmlformats.org/drawingml/2006/wordprocessingDrawing" xmlns:w10="urn:schemas-microsoft-com:office:word" xmlns:w="http://schemas.openxmlformats.org/wordprocessingml/2006/main" xmlns:w14="http://schemas.microsoft.com/office/word/2010/wordml" xmlns:w15="http://schemas.microsoft.com/office/word/2012/wordml" xmlns:w16cex="http://schemas.microsoft.com/office/word/2018/wordml/cex" xmlns:w16cid="http://schemas.microsoft.com/office/word/2016/wordml/cid" xmlns:w16="http://schemas.microsoft.com/office/word/2018/wordml" xmlns:w16se="http://schemas.microsoft.com/office/word/2015/wordml/symex" xmlns:wpg="http://schemas.microsoft.com/office/word/2010/wordprocessingGroup" xmlns:wpi="http://schemas.microsoft.com/office/word/2010/wordprocessingInk" xmlns:wne="http://schemas.microsoft.com/office/word/2006/wordml" xmlns:wps="http://schemas.microsoft.com/office/word/2010/wordprocessingShape" mc:Ignorable="w14 w15 w16se w16cid w16 w16cex wp14">
   <w:body>
     <w:p>
       <w:pPr>
@@ -205,7 +205,7 @@
               </wp:anchor>
             </w:drawing>
           </mc:Choice>
-          <mc:Fallback xmlns:a="http://schemas.openxmlformats.org/drawingml/2006/main" xmlns:adec="http://schemas.microsoft.com/office/drawing/2017/decorative" xmlns:pic="http://schemas.openxmlformats.org/drawingml/2006/picture" xmlns:a14="http://schemas.microsoft.com/office/drawing/2010/main" xmlns:asvg="http://schemas.microsoft.com/office/drawing/2016/SVG/main">
+          <mc:Fallback xmlns:asvg="http://schemas.microsoft.com/office/drawing/2016/SVG/main" xmlns:a14="http://schemas.microsoft.com/office/drawing/2010/main" xmlns:pic="http://schemas.openxmlformats.org/drawingml/2006/picture" xmlns:adec="http://schemas.microsoft.com/office/drawing/2017/decorative" xmlns:a="http://schemas.openxmlformats.org/drawingml/2006/main" xmlns:w16sdtfl="http://schemas.microsoft.com/office/word/2024/wordml/sdtformatlock" xmlns:w16sdtdh="http://schemas.microsoft.com/office/word/2020/wordml/sdtdatahash" xmlns:w16du="http://schemas.microsoft.com/office/word/2023/wordml/word16du" xmlns:oel="http://schemas.microsoft.com/office/2019/extlst">
             <w:pict>
               <v:rect id="Rectángulo 3" style="position:absolute;margin-left:-55.95pt;margin-top:26.4pt;width:613.85pt;height:164.25pt;z-index:-251655168;visibility:visible;mso-wrap-style:square;mso-height-percent:0;mso-wrap-distance-left:9pt;mso-wrap-distance-top:0;mso-wrap-distance-right:9pt;mso-wrap-distance-bottom:0;mso-position-horizontal:absolute;mso-position-horizontal-relative:text;mso-position-vertical:absolute;mso-position-vertical-relative:text;mso-height-percent:0;mso-height-relative:margin;v-text-anchor:middle" alt="&quot;&quot;" o:spid="_x0000_s1026" fillcolor="#00314d" stroked="f" strokeweight="1pt" w14:anchorId="235B3918" o:gfxdata="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"/>
             </w:pict>
@@ -324,13 +324,13 @@
               </wp:anchor>
             </w:drawing>
           </mc:Choice>
-          <mc:Fallback xmlns:a="http://schemas.openxmlformats.org/drawingml/2006/main" xmlns:adec="http://schemas.microsoft.com/office/drawing/2017/decorative" xmlns:pic="http://schemas.openxmlformats.org/drawingml/2006/picture" xmlns:a14="http://schemas.microsoft.com/office/drawing/2010/main" xmlns:asvg="http://schemas.microsoft.com/office/drawing/2016/SVG/main">
+          <mc:Fallback>
             <w:pict>
-              <v:shapetype id="_x0000_t202" coordsize="21600,21600" o:spt="202" path="m,l,21600r21600,l21600,xe" w14:anchorId="2E2DABF6">
+              <v:shapetype w14:anchorId="2E2DABF6" id="_x0000_t202" coordsize="21600,21600" o:spt="202" path="m,l,21600r21600,l21600,xe">
                 <v:stroke joinstyle="miter"/>
                 <v:path gradientshapeok="t" o:connecttype="rect"/>
               </v:shapetype>
-              <v:shape id="Cuadro de texto 2" style="position:absolute;left:0;text-align:left;margin-left:-25.2pt;margin-top:9.4pt;width:549pt;height:104.25pt;z-index:251663360;visibility:visible;mso-wrap-style:square;mso-width-percent:0;mso-height-percent:0;mso-wrap-distance-left:9pt;mso-wrap-distance-top:3.6pt;mso-wrap-distance-right:9pt;mso-wrap-distance-bottom:3.6pt;mso-position-horizontal:absolute;mso-position-horizontal-relative:margin;mso-position-vertical:absolute;mso-position-vertical-relative:text;mso-width-percent:0;mso-height-percent:0;mso-width-relative:margin;mso-height-relative:margin;v-text-anchor:top" alt="&quot;&quot;" o:spid="_x0000_s1026" filled="f" stroked="f" type="#_x0000_t202" o:gfxdata="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">
+              <v:shape id="Cuadro de texto 2" o:spid="_x0000_s1026" type="#_x0000_t202" alt="&quot;&quot;" style="position:absolute;left:0;text-align:left;margin-left:-25.2pt;margin-top:9.4pt;width:549pt;height:104.25pt;z-index:251663360;visibility:visible;mso-wrap-style:square;mso-width-percent:0;mso-height-percent:0;mso-wrap-distance-left:9pt;mso-wrap-distance-top:3.6pt;mso-wrap-distance-right:9pt;mso-wrap-distance-bottom:3.6pt;mso-position-horizontal:absolute;mso-position-horizontal-relative:margin;mso-position-vertical:absolute;mso-position-vertical-relative:text;mso-width-percent:0;mso-height-percent:0;mso-width-relative:margin;mso-height-relative:margin;v-text-anchor:top" o:gfxdata="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" filled="f" stroked="f">
                 <v:textbox>
                   <w:txbxContent>
                     <w:p>
@@ -527,6 +527,7 @@
           <w:docPartUnique/>
         </w:docPartObj>
       </w:sdtPr>
+      <w:sdtEndPr/>
       <w:sdtContent>
         <w:p>
           <w:pPr>
@@ -4302,7 +4303,7 @@
                 <w:noProof/>
                 <w:webHidden/>
               </w:rPr>
-              <w:t>95</w:t>
+              <w:t>96</w:t>
             </w:r>
             <w:r>
               <w:rPr>
@@ -4326,7 +4327,6 @@
       </w:pPr>
       <w:bookmarkStart w:id="0" w:name="_Toc228264120"/>
       <w:r>
-        <w:lastRenderedPageBreak/>
         <w:t>Introducción</w:t>
       </w:r>
       <w:bookmarkEnd w:id="0"/>
@@ -4360,11 +4360,7 @@
     </w:p>
     <w:p>
       <w:r>
-        <w:t xml:space="preserve">La apropiación de estos conocimientos fortalece la capacidad para analizar, estructurar y evaluar soluciones inalámbricas bajo criterios técnicos y normativos, </w:t>
-      </w:r>
-      <w:r>
-        <w:lastRenderedPageBreak/>
-        <w:t>contribuyendo al aseguramiento de la calidad, confiabilidad y desempeño de la red de datos.</w:t>
+        <w:t>La apropiación de estos conocimientos fortalece la capacidad para analizar, estructurar y evaluar soluciones inalámbricas bajo criterios técnicos y normativos, contribuyendo al aseguramiento de la calidad, confiabilidad y desempeño de la red de datos.</w:t>
       </w:r>
     </w:p>
     <w:p>
@@ -4382,7 +4378,6 @@
       </w:pPr>
       <w:bookmarkStart w:id="1" w:name="_Toc228264121"/>
       <w:r>
-        <w:lastRenderedPageBreak/>
         <w:t>Fundamentos de las redes inalámbricas</w:t>
       </w:r>
       <w:bookmarkEnd w:id="1"/>
@@ -4489,11 +4484,7 @@
     </w:p>
     <w:p>
       <w:r>
-        <w:t xml:space="preserve">A diferencia de las redes cableadas, estas redes comparten el medio de transmisión con otros dispositivos que operan en el mismo espectro, lo que introduce </w:t>
-      </w:r>
-      <w:r>
-        <w:lastRenderedPageBreak/>
-        <w:t>retos relacionados con la gestión de interferencias, el control de acceso al medio y la eficiencia espectral. En consecuencia, el diseño y la evaluación de redes inalámbricas requieren el análisis de tres variables fundamentales: cobertura, capacidad y calidad de señal.</w:t>
+        <w:t>A diferencia de las redes cableadas, estas redes comparten el medio de transmisión con otros dispositivos que operan en el mismo espectro, lo que introduce retos relacionados con la gestión de interferencias, el control de acceso al medio y la eficiencia espectral. En consecuencia, el diseño y la evaluación de redes inalámbricas requieren el análisis de tres variables fundamentales: cobertura, capacidad y calidad de señal.</w:t>
       </w:r>
     </w:p>
     <w:p>
@@ -4650,11 +4641,7 @@
     </w:p>
     <w:p>
       <w:r>
-        <w:t xml:space="preserve">La capacidad de una red inalámbrica corresponde al número máximo de dispositivos que pueden conectarse simultáneamente sin degradación significativa del </w:t>
-      </w:r>
-      <w:r>
-        <w:lastRenderedPageBreak/>
-        <w:t xml:space="preserve">rendimiento. Este parámetro depende del estándar inalámbrico, el ancho de canal, la densidad de usuarios, el uso de tecnologías avanzadas y la disponibilidad de espectro. </w:t>
+        <w:t xml:space="preserve">La capacidad de una red inalámbrica corresponde al número máximo de dispositivos que pueden conectarse simultáneamente sin degradación significativa del rendimiento. Este parámetro depende del estándar inalámbrico, el ancho de canal, la densidad de usuarios, el uso de tecnologías avanzadas y la disponibilidad de espectro. </w:t>
       </w:r>
     </w:p>
     <w:p>
@@ -4837,7 +4824,39 @@
           <w:rStyle w:val="Extranjerismo"/>
           <w:lang w:val="es-CO"/>
         </w:rPr>
-        <w:t xml:space="preserve"> Signal Strength </w:t>
+        <w:t xml:space="preserve"> </w:t>
+      </w:r>
+      <w:proofErr w:type="spellStart"/>
+      <w:r>
+        <w:rPr>
+          <w:rStyle w:val="Extranjerismo"/>
+          <w:lang w:val="es-CO"/>
+        </w:rPr>
+        <w:t>Signal</w:t>
+      </w:r>
+      <w:proofErr w:type="spellEnd"/>
+      <w:r>
+        <w:rPr>
+          <w:rStyle w:val="Extranjerismo"/>
+          <w:lang w:val="es-CO"/>
+        </w:rPr>
+        <w:t xml:space="preserve"> </w:t>
+      </w:r>
+      <w:proofErr w:type="spellStart"/>
+      <w:r>
+        <w:rPr>
+          <w:rStyle w:val="Extranjerismo"/>
+          <w:lang w:val="es-CO"/>
+        </w:rPr>
+        <w:t>Strength</w:t>
+      </w:r>
+      <w:proofErr w:type="spellEnd"/>
+      <w:r>
+        <w:rPr>
+          <w:rStyle w:val="Extranjerismo"/>
+          <w:lang w:val="es-CO"/>
+        </w:rPr>
+        <w:t xml:space="preserve"> </w:t>
       </w:r>
       <w:proofErr w:type="spellStart"/>
       <w:r>
@@ -5051,7 +5070,6 @@
         <w:pStyle w:val="Ttulo3"/>
       </w:pPr>
       <w:r>
-        <w:lastRenderedPageBreak/>
         <w:t>Parámetros técnicos de evaluación de señal</w:t>
       </w:r>
     </w:p>
@@ -5488,7 +5506,6 @@
       </w:pPr>
       <w:bookmarkStart w:id="3" w:name="_Toc228264123"/>
       <w:r>
-        <w:lastRenderedPageBreak/>
         <w:t>Concepto de redes inalámbricas</w:t>
       </w:r>
       <w:bookmarkEnd w:id="3"/>
@@ -5654,7 +5671,6 @@
     </w:p>
     <w:p>
       <w:r>
-        <w:lastRenderedPageBreak/>
         <w:t>Estos elementos permiten establecer las condiciones de funcionamiento, cobertura y rendimiento de una red inalámbrica.</w:t>
       </w:r>
     </w:p>
@@ -6001,7 +6017,6 @@
           <w:b/>
           <w:bCs/>
         </w:rPr>
-        <w:lastRenderedPageBreak/>
         <w:t>WPAN</w:t>
       </w:r>
       <w:r>
@@ -6132,7 +6147,23 @@
           <w:rStyle w:val="Extranjerismo"/>
           <w:lang w:val="es-CO"/>
         </w:rPr>
-        <w:t xml:space="preserve"> Area Network)</w:t>
+        <w:t xml:space="preserve"> </w:t>
+      </w:r>
+      <w:proofErr w:type="spellStart"/>
+      <w:r>
+        <w:rPr>
+          <w:rStyle w:val="Extranjerismo"/>
+          <w:lang w:val="es-CO"/>
+        </w:rPr>
+        <w:t>Area</w:t>
+      </w:r>
+      <w:proofErr w:type="spellEnd"/>
+      <w:r>
+        <w:rPr>
+          <w:rStyle w:val="Extranjerismo"/>
+          <w:lang w:val="es-CO"/>
+        </w:rPr>
+        <w:t xml:space="preserve"> Network)</w:t>
       </w:r>
       <w:r>
         <w:t xml:space="preserve">. Proporciona cobertura en áreas urbanas amplias y permite interconectar múltiples redes locales dentro de una ciudad. Tecnologías como </w:t>
@@ -6193,7 +6224,6 @@
         <w:pStyle w:val="Ttulo3"/>
       </w:pPr>
       <w:r>
-        <w:lastRenderedPageBreak/>
         <w:t>Comparación de redes inalámbricas según cobertura</w:t>
       </w:r>
     </w:p>
@@ -6596,7 +6626,6 @@
       </w:pPr>
       <w:bookmarkStart w:id="5" w:name="_Toc228264125"/>
       <w:r>
-        <w:lastRenderedPageBreak/>
         <w:t>Ondas electromagnéticas</w:t>
       </w:r>
       <w:bookmarkEnd w:id="5"/>
@@ -6785,7 +6814,6 @@
           <w:b/>
           <w:bCs/>
         </w:rPr>
-        <w:lastRenderedPageBreak/>
         <w:t>Baja frecuencia</w:t>
       </w:r>
       <w:r>
@@ -7039,7 +7067,6 @@
     </w:p>
     <w:p>
       <w:r>
-        <w:lastRenderedPageBreak/>
         <w:t xml:space="preserve">Este resultado indica que las ondas de 2.4 </w:t>
       </w:r>
       <w:r>
@@ -7303,7 +7330,6 @@
     </w:p>
     <w:p>
       <w:r>
-        <w:lastRenderedPageBreak/>
         <w:t>Este valor es común en muchos puntos de acceso inalámbricos utilizados en redes locales.</w:t>
       </w:r>
     </w:p>
@@ -7522,12 +7548,21 @@
       <w:r>
         <w:t xml:space="preserve">El análisis del entorno radioeléctrico mediante herramientas de </w:t>
       </w:r>
+      <w:proofErr w:type="spellStart"/>
       <w:r>
         <w:rPr>
           <w:rStyle w:val="Extranjerismo"/>
           <w:lang w:val="es-CO"/>
         </w:rPr>
-        <w:t xml:space="preserve">site </w:t>
+        <w:t>site</w:t>
+      </w:r>
+      <w:proofErr w:type="spellEnd"/>
+      <w:r>
+        <w:rPr>
+          <w:rStyle w:val="Extranjerismo"/>
+          <w:lang w:val="es-CO"/>
+        </w:rPr>
+        <w:t xml:space="preserve"> </w:t>
       </w:r>
       <w:proofErr w:type="spellStart"/>
       <w:r>
@@ -7548,7 +7583,6 @@
       </w:pPr>
       <w:bookmarkStart w:id="6" w:name="_Toc228264126"/>
       <w:r>
-        <w:lastRenderedPageBreak/>
         <w:t>Espectro electromagnético</w:t>
       </w:r>
       <w:bookmarkEnd w:id="6"/>
@@ -7794,7 +7828,6 @@
           <w:b/>
           <w:bCs/>
         </w:rPr>
-        <w:lastRenderedPageBreak/>
         <w:t xml:space="preserve">5 </w:t>
       </w:r>
       <w:r>
@@ -8104,7 +8137,6 @@
           <w:b/>
           <w:bCs/>
         </w:rPr>
-        <w:lastRenderedPageBreak/>
         <w:t xml:space="preserve">5 </w:t>
       </w:r>
       <w:r>
@@ -8322,7 +8354,6 @@
           <w:b/>
           <w:bCs/>
         </w:rPr>
-        <w:lastRenderedPageBreak/>
         <w:t>Potencia máxima permitida</w:t>
       </w:r>
       <w:r>
@@ -8456,11 +8487,7 @@
     </w:p>
     <w:p>
       <w:r>
-        <w:t xml:space="preserve">La propagación de ondas de radio describe el comportamiento de la señal electromagnética al desplazarse desde el transmisor hasta el receptor. Este fenómeno está influenciado por el entorno físico, la frecuencia utilizada y la potencia de transmisión. Comprender la propagación es esencial para la evaluación técnica de </w:t>
-      </w:r>
-      <w:r>
-        <w:lastRenderedPageBreak/>
-        <w:t xml:space="preserve">cobertura y la planificación de redes inalámbricas. A </w:t>
+        <w:t xml:space="preserve">La propagación de ondas de radio describe el comportamiento de la señal electromagnética al desplazarse desde el transmisor hasta el receptor. Este fenómeno está influenciado por el entorno físico, la frecuencia utilizada y la potencia de transmisión. Comprender la propagación es esencial para la evaluación técnica de cobertura y la planificación de redes inalámbricas. A </w:t>
       </w:r>
       <w:r>
         <w:t>continuación,</w:t>
@@ -8573,11 +8600,7 @@
     </w:p>
     <w:p>
       <w:r>
-        <w:t xml:space="preserve">La atenuación corresponde a la pérdida progresiva de intensidad de la señal conforme aumenta la distancia. Esta pérdida se expresa en decibeles y depende de </w:t>
-      </w:r>
-      <w:r>
-        <w:lastRenderedPageBreak/>
-        <w:t xml:space="preserve">diversos factores del entorno. A </w:t>
+        <w:t xml:space="preserve">La atenuación corresponde a la pérdida progresiva de intensidad de la señal conforme aumenta la distancia. Esta pérdida se expresa en decibeles y depende de diversos factores del entorno. A </w:t>
       </w:r>
       <w:proofErr w:type="gramStart"/>
       <w:r>
@@ -8646,12 +8669,21 @@
       <w:r>
         <w:t xml:space="preserve">La identificación de estos factores es fundamental en procesos de </w:t>
       </w:r>
+      <w:proofErr w:type="spellStart"/>
       <w:r>
         <w:rPr>
           <w:rStyle w:val="Extranjerismo"/>
           <w:lang w:val="es-CO"/>
         </w:rPr>
-        <w:t xml:space="preserve">Site </w:t>
+        <w:t>Site</w:t>
+      </w:r>
+      <w:proofErr w:type="spellEnd"/>
+      <w:r>
+        <w:rPr>
+          <w:rStyle w:val="Extranjerismo"/>
+          <w:lang w:val="es-CO"/>
+        </w:rPr>
+        <w:t xml:space="preserve"> </w:t>
       </w:r>
       <w:proofErr w:type="spellStart"/>
       <w:r>
@@ -8775,7 +8807,6 @@
         <w:pStyle w:val="Ttulo4"/>
       </w:pPr>
       <w:r>
-        <w:lastRenderedPageBreak/>
         <w:t>Aplicación</w:t>
       </w:r>
     </w:p>
@@ -8994,7 +9025,6 @@
           <w:b/>
           <w:bCs/>
         </w:rPr>
-        <w:lastRenderedPageBreak/>
         <w:t>Concreto</w:t>
       </w:r>
       <w:r>
@@ -9037,12 +9067,21 @@
       <w:r>
         <w:t xml:space="preserve">La presencia de múltiples obstáculos puede reducir significativamente el alcance efectivo de la red. Por esta razón, en entornos interiores es recomendable realizar estudios técnicos de cobertura mediante herramientas de </w:t>
       </w:r>
+      <w:proofErr w:type="spellStart"/>
       <w:r>
         <w:rPr>
           <w:rStyle w:val="Extranjerismo"/>
           <w:lang w:val="es-CO"/>
         </w:rPr>
-        <w:t xml:space="preserve">site </w:t>
+        <w:t>site</w:t>
+      </w:r>
+      <w:proofErr w:type="spellEnd"/>
+      <w:r>
+        <w:rPr>
+          <w:rStyle w:val="Extranjerismo"/>
+          <w:lang w:val="es-CO"/>
+        </w:rPr>
+        <w:t xml:space="preserve"> </w:t>
       </w:r>
       <w:proofErr w:type="spellStart"/>
       <w:r>
@@ -9064,19 +9103,11 @@
       <w:r>
         <w:t>Presupuesto de enlace (</w:t>
       </w:r>
-      <w:proofErr w:type="gramStart"/>
-      <w:r>
-        <w:rPr>
-          <w:rStyle w:val="Extranjerismo"/>
-        </w:rPr>
-        <w:t>Link</w:t>
-      </w:r>
-      <w:proofErr w:type="gramEnd"/>
-      <w:r>
-        <w:rPr>
-          <w:rStyle w:val="Extranjerismo"/>
-        </w:rPr>
-        <w:t xml:space="preserve"> Budget</w:t>
+      <w:r>
+        <w:rPr>
+          <w:rStyle w:val="Extranjerismo"/>
+        </w:rPr>
+        <w:t>Link Budget</w:t>
       </w:r>
       <w:r>
         <w:t>)</w:t>
@@ -9217,7 +9248,6 @@
           <w:b/>
           <w:bCs/>
         </w:rPr>
-        <w:lastRenderedPageBreak/>
         <w:t>Paso 1: aplicar ecuación.</w:t>
       </w:r>
     </w:p>
@@ -9389,7 +9419,6 @@
     </w:p>
     <w:p>
       <w:r>
-        <w:lastRenderedPageBreak/>
         <w:t>El análisis integral de estos parámetros permite diseñar redes inalámbricas confiables y optimizadas según las condiciones reales del entorno.</w:t>
       </w:r>
       <w:r>
@@ -9402,7 +9431,6 @@
       </w:pPr>
       <w:bookmarkStart w:id="8" w:name="_Toc228264128"/>
       <w:r>
-        <w:lastRenderedPageBreak/>
         <w:t>Tecnologías inalámbricas</w:t>
       </w:r>
       <w:bookmarkEnd w:id="8"/>
@@ -9623,7 +9651,6 @@
           <w:b/>
           <w:bCs/>
         </w:rPr>
-        <w:lastRenderedPageBreak/>
         <w:t>5G</w:t>
       </w:r>
       <w:r>
@@ -9863,7 +9890,6 @@
       </w:pPr>
       <w:bookmarkStart w:id="9" w:name="_Toc228264129"/>
       <w:r>
-        <w:lastRenderedPageBreak/>
         <w:t>Concepto y evolución de tecnologías inalámbricas</w:t>
       </w:r>
       <w:bookmarkEnd w:id="9"/>
@@ -10002,11 +10028,7 @@
     </w:p>
     <w:p>
       <w:r>
-        <w:t xml:space="preserve">Las tecnologías de corto alcance están diseñadas para comunicaciones en distancias reducidas con bajo consumo energético. Se utilizan principalmente para la </w:t>
-      </w:r>
-      <w:r>
-        <w:lastRenderedPageBreak/>
-        <w:t xml:space="preserve">interconexión de dispositivos personales y sistemas de automatización. A </w:t>
+        <w:t xml:space="preserve">Las tecnologías de corto alcance están diseñadas para comunicaciones en distancias reducidas con bajo consumo energético. Se utilizan principalmente para la interconexión de dispositivos personales y sistemas de automatización. A </w:t>
       </w:r>
       <w:proofErr w:type="gramStart"/>
       <w:r>
@@ -10127,7 +10149,6 @@
           <w:rStyle w:val="Extranjerismo"/>
           <w:lang w:val="es-419"/>
         </w:rPr>
-        <w:lastRenderedPageBreak/>
         <w:t>Wi-Fi</w:t>
       </w:r>
     </w:p>
@@ -10287,7 +10308,6 @@
         <w:jc w:val="left"/>
       </w:pPr>
       <w:r>
-        <w:lastRenderedPageBreak/>
         <w:t>Tecnologías móviles</w:t>
       </w:r>
     </w:p>
@@ -10422,7 +10442,6 @@
           </w:p>
           <w:p>
             <w:r>
-              <w:lastRenderedPageBreak/>
               <w:t>Aunque ampliaron el acceso a internet móvil, presentaban limitaciones en velocidad y latencia frente a las necesidades actuales.</w:t>
             </w:r>
           </w:p>
@@ -10504,7 +10523,6 @@
       </w:pPr>
       <w:bookmarkStart w:id="13" w:name="_Toc228264133"/>
       <w:r>
-        <w:lastRenderedPageBreak/>
         <w:t xml:space="preserve">Tecnología para </w:t>
       </w:r>
       <w:r>
@@ -10568,11 +10586,7 @@
       </w:r>
       <w:proofErr w:type="spellEnd"/>
       <w:r>
-        <w:t xml:space="preserve">) requiere tecnologías inalámbricas diseñadas específicamente para la comunicación entre dispositivos de </w:t>
-      </w:r>
-      <w:r>
-        <w:lastRenderedPageBreak/>
-        <w:t>bajo consumo energético, la transmisión de pequeñas cantidades de datos y la operación prolongada mediante baterías.</w:t>
+        <w:t>) requiere tecnologías inalámbricas diseñadas específicamente para la comunicación entre dispositivos de bajo consumo energético, la transmisión de pequeñas cantidades de datos y la operación prolongada mediante baterías.</w:t>
       </w:r>
     </w:p>
     <w:p>
@@ -10737,6 +10751,7 @@
         </w:rPr>
         <w:t xml:space="preserve"> </w:t>
       </w:r>
+      <w:proofErr w:type="spellStart"/>
       <w:r>
         <w:rPr>
           <w:rStyle w:val="Extranjerismo"/>
@@ -10746,6 +10761,7 @@
         </w:rPr>
         <w:t>Range</w:t>
       </w:r>
+      <w:proofErr w:type="spellEnd"/>
       <w:r>
         <w:rPr>
           <w:b/>
@@ -10857,7 +10873,6 @@
         <w:pStyle w:val="Ttulo3"/>
       </w:pPr>
       <w:r>
-        <w:lastRenderedPageBreak/>
         <w:t>Caso de aplicación técnica</w:t>
       </w:r>
     </w:p>
@@ -11025,7 +11040,6 @@
       </w:pPr>
       <w:bookmarkStart w:id="14" w:name="_Toc228264134"/>
       <w:r>
-        <w:lastRenderedPageBreak/>
         <w:t>Infraestructura y equipos de conectividad</w:t>
       </w:r>
       <w:bookmarkEnd w:id="14"/>
@@ -11102,7 +11116,6 @@
     </w:p>
     <w:p>
       <w:r>
-        <w:lastRenderedPageBreak/>
         <w:t xml:space="preserve">En esta arquitectura, los puntos de acceso funcionan como dispositivos de borde que facilitan la conectividad de los usuarios, mientras que equipos como </w:t>
       </w:r>
       <w:proofErr w:type="spellStart"/>
@@ -11117,6 +11130,7 @@
       <w:r>
         <w:t xml:space="preserve">, </w:t>
       </w:r>
+      <w:proofErr w:type="spellStart"/>
       <w:r>
         <w:rPr>
           <w:rStyle w:val="Extranjerismo"/>
@@ -11124,6 +11138,7 @@
         </w:rPr>
         <w:t>switches</w:t>
       </w:r>
+      <w:proofErr w:type="spellEnd"/>
       <w:r>
         <w:t xml:space="preserve"> y controladores inalámbricos gestionan el enrutamiento, la seguridad y la administración centralizada de la red.</w:t>
       </w:r>
@@ -11132,12 +11147,21 @@
       <w:r>
         <w:t xml:space="preserve">Adicionalmente, en muchos entornos empresariales, los puntos de acceso se alimentan mediante la tecnología </w:t>
       </w:r>
+      <w:proofErr w:type="spellStart"/>
       <w:r>
         <w:rPr>
           <w:rStyle w:val="Extranjerismo"/>
           <w:lang w:val="es-CO"/>
         </w:rPr>
-        <w:t xml:space="preserve">Power </w:t>
+        <w:t>Power</w:t>
+      </w:r>
+      <w:proofErr w:type="spellEnd"/>
+      <w:r>
+        <w:rPr>
+          <w:rStyle w:val="Extranjerismo"/>
+          <w:lang w:val="es-CO"/>
+        </w:rPr>
+        <w:t xml:space="preserve"> </w:t>
       </w:r>
       <w:proofErr w:type="spellStart"/>
       <w:r>
@@ -11280,7 +11304,6 @@
           <w:b/>
           <w:bCs/>
         </w:rPr>
-        <w:lastRenderedPageBreak/>
         <w:t>Compatibilidad con estándares inalámbricos</w:t>
       </w:r>
       <w:r>
@@ -11392,11 +11415,7 @@
         <w:t>Access Point</w:t>
       </w:r>
       <w:r>
-        <w:t xml:space="preserve">), controladores </w:t>
-      </w:r>
-      <w:r>
-        <w:lastRenderedPageBreak/>
-        <w:t>inalámbricos (</w:t>
+        <w:t>), controladores inalámbricos (</w:t>
       </w:r>
       <w:r>
         <w:rPr>
@@ -11518,7 +11537,6 @@
         <w:rPr>
           <w:rStyle w:val="Extranjerismo"/>
         </w:rPr>
-        <w:lastRenderedPageBreak/>
         <w:t>Bridges</w:t>
       </w:r>
       <w:r>
@@ -11665,7 +11683,6 @@
       </w:pPr>
       <w:bookmarkStart w:id="17" w:name="_Toc228264137"/>
       <w:r>
-        <w:lastRenderedPageBreak/>
         <w:t>Antenas</w:t>
       </w:r>
       <w:bookmarkEnd w:id="17"/>
@@ -11728,7 +11745,6 @@
         <w:pStyle w:val="Ttulo4"/>
       </w:pPr>
       <w:r>
-        <w:lastRenderedPageBreak/>
         <w:t>Antenas direccionales</w:t>
       </w:r>
     </w:p>
@@ -11841,7 +11857,6 @@
           <w:bCs/>
           <w:lang w:val="es-CO"/>
         </w:rPr>
-        <w:lastRenderedPageBreak/>
         <w:t>EIRP</w:t>
       </w:r>
       <w:r>
@@ -12021,7 +12036,6 @@
     </w:p>
     <w:p>
       <w:r>
-        <w:lastRenderedPageBreak/>
         <w:t>A continuación, se presenta el procedimiento para calcular la potencia isotrópica radiada equivalente (</w:t>
       </w:r>
       <w:r>
@@ -12219,7 +12233,6 @@
           <w:b/>
           <w:bCs/>
         </w:rPr>
-        <w:lastRenderedPageBreak/>
         <w:t>Sensibilidad del receptor</w:t>
       </w:r>
       <w:r>
@@ -12300,7 +12313,6 @@
         <w:pStyle w:val="Ttulo4"/>
       </w:pPr>
       <w:r>
-        <w:lastRenderedPageBreak/>
         <w:t>Infraestructura</w:t>
       </w:r>
     </w:p>
@@ -12396,7 +12408,6 @@
         <w:pStyle w:val="Ttulo3"/>
       </w:pPr>
       <w:r>
-        <w:lastRenderedPageBreak/>
         <w:t>Caso de aplicación técnica</w:t>
       </w:r>
     </w:p>
@@ -12534,7 +12545,6 @@
       </w:pPr>
       <w:bookmarkStart w:id="19" w:name="_Toc228264139"/>
       <w:r>
-        <w:lastRenderedPageBreak/>
         <w:t>Estándares y protocolos de comunicación</w:t>
       </w:r>
       <w:bookmarkEnd w:id="19"/>
@@ -12678,7 +12688,6 @@
     </w:p>
     <w:p>
       <w:r>
-        <w:lastRenderedPageBreak/>
         <w:t>En redes inalámbricas, los estándares más relevantes pertenecen a la familia IEEE 802.</w:t>
       </w:r>
     </w:p>
@@ -12786,7 +12795,6 @@
       </w:pPr>
       <w:bookmarkStart w:id="22" w:name="_Toc228264142"/>
       <w:r>
-        <w:lastRenderedPageBreak/>
         <w:t>Estándares IEEE 802.11</w:t>
       </w:r>
       <w:bookmarkEnd w:id="22"/>
@@ -12977,11 +12985,7 @@
         <w:t>GHz</w:t>
       </w:r>
       <w:r>
-        <w:t xml:space="preserve">, superando 1 Gbps en configuraciones avanzadas. Incorpora mejoras como canales </w:t>
-      </w:r>
-      <w:r>
-        <w:lastRenderedPageBreak/>
-        <w:t xml:space="preserve">de 80 </w:t>
+        <w:t xml:space="preserve">, superando 1 Gbps en configuraciones avanzadas. Incorpora mejoras como canales de 80 </w:t>
       </w:r>
       <w:r>
         <w:rPr>
@@ -13510,7 +13514,6 @@
     </w:tbl>
     <w:p>
       <w:r>
-        <w:lastRenderedPageBreak/>
         <w:t>Esta comparación permite identificar las diferencias principales entre los estándares más utilizados y facilita la selección de la tecnología adecuada según las necesidades de la red.</w:t>
       </w:r>
     </w:p>
@@ -13587,7 +13590,6 @@
           <w:rStyle w:val="Extranjerismo"/>
           <w:lang w:val="es-419"/>
         </w:rPr>
-        <w:lastRenderedPageBreak/>
         <w:t>QAM (Quadrature Amplitude Modulation)</w:t>
       </w:r>
     </w:p>
@@ -13694,7 +13696,6 @@
         <w:pStyle w:val="Tabla"/>
       </w:pPr>
       <w:r>
-        <w:lastRenderedPageBreak/>
         <w:t>Modulación digital: bits transmitidos por símbolo y requisito de SNR</w:t>
       </w:r>
     </w:p>
@@ -14108,7 +14109,6 @@
           <w:b/>
           <w:bCs/>
         </w:rPr>
-        <w:lastRenderedPageBreak/>
         <w:t xml:space="preserve">Capacidad por </w:t>
       </w:r>
       <w:proofErr w:type="spellStart"/>
@@ -14367,7 +14367,6 @@
           <w:b/>
           <w:bCs/>
         </w:rPr>
-        <w:lastRenderedPageBreak/>
         <w:t xml:space="preserve">Uso del estándar </w:t>
       </w:r>
       <w:proofErr w:type="spellStart"/>
@@ -14549,7 +14548,6 @@
       </w:pPr>
       <w:bookmarkStart w:id="25" w:name="_Toc228264145"/>
       <w:r>
-        <w:lastRenderedPageBreak/>
         <w:t>Seguridad en redes inalámbricas</w:t>
       </w:r>
       <w:bookmarkEnd w:id="25"/>
@@ -14688,7 +14686,6 @@
     </w:p>
     <w:p>
       <w:r>
-        <w:lastRenderedPageBreak/>
         <w:t>La combinación de estos mecanismos contribuye a reducir el riesgo de intrusión, mejorar la capacidad de respuesta ante incidentes de seguridad y fortalecer la gestión integral de la red inalámbrica.</w:t>
       </w:r>
     </w:p>
@@ -14764,7 +14761,6 @@
           <w:b/>
           <w:bCs/>
         </w:rPr>
-        <w:lastRenderedPageBreak/>
         <w:t>Integridad</w:t>
       </w:r>
       <w:r>
@@ -14893,7 +14889,6 @@
           <w:rStyle w:val="Extranjerismo"/>
           <w:lang w:val="es-419"/>
         </w:rPr>
-        <w:lastRenderedPageBreak/>
         <w:t>WPA</w:t>
       </w:r>
       <w:r>
@@ -14939,7 +14934,23 @@
           <w:rStyle w:val="Extranjerismo"/>
           <w:lang w:val="es-CO"/>
         </w:rPr>
-        <w:t xml:space="preserve">Temporal Key Integrity </w:t>
+        <w:t xml:space="preserve">Temporal Key </w:t>
+      </w:r>
+      <w:proofErr w:type="spellStart"/>
+      <w:r>
+        <w:rPr>
+          <w:rStyle w:val="Extranjerismo"/>
+          <w:lang w:val="es-CO"/>
+        </w:rPr>
+        <w:t>Integrity</w:t>
+      </w:r>
+      <w:proofErr w:type="spellEnd"/>
+      <w:r>
+        <w:rPr>
+          <w:rStyle w:val="Extranjerismo"/>
+          <w:lang w:val="es-CO"/>
+        </w:rPr>
+        <w:t xml:space="preserve"> </w:t>
       </w:r>
       <w:proofErr w:type="spellStart"/>
       <w:r>
@@ -15210,7 +15221,6 @@
     </w:p>
     <w:p>
       <w:r>
-        <w:lastRenderedPageBreak/>
         <w:t xml:space="preserve">Un aspecto relevante en la evolución reciente de la seguridad </w:t>
       </w:r>
       <w:proofErr w:type="spellStart"/>
@@ -15337,7 +15347,6 @@
           <w:rStyle w:val="Extranjerismo"/>
           <w:lang w:val="es-419"/>
         </w:rPr>
-        <w:lastRenderedPageBreak/>
         <w:t>RADIUS (Remote Authentication Dial-In User Service)</w:t>
       </w:r>
     </w:p>
@@ -15565,7 +15574,6 @@
           <w:b/>
           <w:bCs/>
         </w:rPr>
-        <w:lastRenderedPageBreak/>
         <w:t>EAP-TLS</w:t>
       </w:r>
       <w:r>
@@ -15839,7 +15847,6 @@
       </w:pPr>
       <w:bookmarkStart w:id="30" w:name="_Toc228264150"/>
       <w:r>
-        <w:lastRenderedPageBreak/>
         <w:t>Políticas de seguridad centralizadas</w:t>
       </w:r>
       <w:bookmarkEnd w:id="30"/>
@@ -16071,7 +16078,6 @@
           <w:b/>
           <w:bCs/>
         </w:rPr>
-        <w:lastRenderedPageBreak/>
         <w:t>Monitoreo en tiempo real</w:t>
       </w:r>
       <w:r>
@@ -16389,7 +16395,6 @@
     </w:p>
     <w:p>
       <w:r>
-        <w:lastRenderedPageBreak/>
         <w:t>Esta segmentación permite configurar distintos escenarios de acceso.</w:t>
       </w:r>
     </w:p>
@@ -16524,7 +16529,6 @@
     </w:p>
     <w:p>
       <w:r>
-        <w:lastRenderedPageBreak/>
         <w:t>La correcta implementación de estos elementos asegura que la red inalámbrica no solo funcione adecuadamente desde el punto de vista técnico, sino que también proteja la información y los activos organizacionales.</w:t>
       </w:r>
     </w:p>
@@ -16637,7 +16641,6 @@
         <w:rPr>
           <w:rStyle w:val="Extranjerismo"/>
         </w:rPr>
-        <w:lastRenderedPageBreak/>
         <w:t>Evil</w:t>
       </w:r>
       <w:r>
@@ -16903,7 +16906,6 @@
           <w:b/>
           <w:bCs/>
         </w:rPr>
-        <w:lastRenderedPageBreak/>
         <w:t>Detección de AP no autorizados</w:t>
       </w:r>
       <w:r>
@@ -17170,7 +17172,6 @@
           <w:b/>
           <w:bCs/>
         </w:rPr>
-        <w:lastRenderedPageBreak/>
         <w:t>Evaluación de eventos de seguridad</w:t>
       </w:r>
       <w:r>
@@ -17421,7 +17422,6 @@
       </w:pPr>
       <w:bookmarkStart w:id="34" w:name="_Toc228264154"/>
       <w:r>
-        <w:lastRenderedPageBreak/>
         <w:t xml:space="preserve">Internet de las </w:t>
       </w:r>
       <w:r>
@@ -17578,7 +17578,6 @@
         <w:pStyle w:val="Ttulo4"/>
       </w:pPr>
       <w:r>
-        <w:lastRenderedPageBreak/>
         <w:t>Conectividad inalámbrica</w:t>
       </w:r>
     </w:p>
@@ -17718,7 +17717,6 @@
           <w:b/>
           <w:bCs/>
         </w:rPr>
-        <w:lastRenderedPageBreak/>
         <w:t>Monitoreo ambiental</w:t>
       </w:r>
       <w:r>
@@ -17996,7 +17994,6 @@
         <w:rPr>
           <w:rStyle w:val="Extranjerismo"/>
         </w:rPr>
-        <w:lastRenderedPageBreak/>
         <w:t>Gateway</w:t>
       </w:r>
     </w:p>
@@ -18352,7 +18349,6 @@
         <w:pStyle w:val="Ttulo5"/>
       </w:pPr>
       <w:r>
-        <w:lastRenderedPageBreak/>
         <w:t xml:space="preserve">Cálculo de consumo energético en dispositivos </w:t>
       </w:r>
       <w:proofErr w:type="spellStart"/>
@@ -18565,11 +18561,7 @@
       </w:r>
       <w:proofErr w:type="spellEnd"/>
       <w:r>
-        <w:t xml:space="preserve"> implementan mecanismos de </w:t>
-      </w:r>
-      <w:r>
-        <w:lastRenderedPageBreak/>
-        <w:t>ahorro energético que permiten reducir significativamente el consumo promedio, extendiendo la vida útil de los dispositivos a meses o incluso años de funcionamiento.</w:t>
+        <w:t xml:space="preserve"> implementan mecanismos de ahorro energético que permiten reducir significativamente el consumo promedio, extendiendo la vida útil de los dispositivos a meses o incluso años de funcionamiento.</w:t>
       </w:r>
     </w:p>
     <w:p>
@@ -18926,7 +18918,6 @@
           <w:b/>
           <w:bCs/>
         </w:rPr>
-        <w:lastRenderedPageBreak/>
         <w:t>Automatización de decisiones</w:t>
       </w:r>
       <w:r>
@@ -19216,7 +19207,6 @@
           <w:b/>
           <w:bCs/>
         </w:rPr>
-        <w:lastRenderedPageBreak/>
         <w:t>Dispositivos</w:t>
       </w:r>
       <w:r>
@@ -19452,7 +19442,6 @@
       </w:pPr>
       <w:bookmarkStart w:id="42" w:name="_Toc228264162"/>
       <w:r>
-        <w:lastRenderedPageBreak/>
         <w:t>Implementación y evaluación técnica</w:t>
       </w:r>
       <w:bookmarkEnd w:id="42"/>
@@ -19512,13 +19501,21 @@
       <w:pPr>
         <w:pStyle w:val="Ttulo4"/>
       </w:pPr>
+      <w:proofErr w:type="spellStart"/>
       <w:r>
         <w:rPr>
           <w:rStyle w:val="Extranjerismo"/>
           <w:lang w:val="es-CO"/>
         </w:rPr>
-        <w:lastRenderedPageBreak/>
-        <w:t xml:space="preserve">Site </w:t>
+        <w:t>Site</w:t>
+      </w:r>
+      <w:proofErr w:type="spellEnd"/>
+      <w:r>
+        <w:rPr>
+          <w:rStyle w:val="Extranjerismo"/>
+          <w:lang w:val="es-CO"/>
+        </w:rPr>
+        <w:t xml:space="preserve"> </w:t>
       </w:r>
       <w:proofErr w:type="spellStart"/>
       <w:r>
@@ -19596,7 +19593,6 @@
       </w:pPr>
       <w:bookmarkStart w:id="44" w:name="_Toc228264164"/>
       <w:r>
-        <w:lastRenderedPageBreak/>
         <w:t>Interpretación técnica, inspección y evaluación del sitio</w:t>
       </w:r>
       <w:bookmarkEnd w:id="44"/>
@@ -19873,7 +19869,6 @@
         <w:pStyle w:val="Ttulo3"/>
       </w:pPr>
       <w:r>
-        <w:lastRenderedPageBreak/>
         <w:t>Inspección y evaluación del sitio</w:t>
       </w:r>
     </w:p>
@@ -19898,6 +19893,7 @@
       <w:r>
         <w:t xml:space="preserve">El </w:t>
       </w:r>
+      <w:proofErr w:type="spellStart"/>
       <w:r>
         <w:rPr>
           <w:rStyle w:val="Extranjerismo"/>
@@ -19910,7 +19906,15 @@
           <w:rStyle w:val="Extranjerismo"/>
           <w:lang w:val="es-CO"/>
         </w:rPr>
-        <w:t xml:space="preserve">ite </w:t>
+        <w:t>ite</w:t>
+      </w:r>
+      <w:proofErr w:type="spellEnd"/>
+      <w:r>
+        <w:rPr>
+          <w:rStyle w:val="Extranjerismo"/>
+          <w:lang w:val="es-CO"/>
+        </w:rPr>
+        <w:t xml:space="preserve"> </w:t>
       </w:r>
       <w:proofErr w:type="spellStart"/>
       <w:r>
@@ -20042,12 +20046,21 @@
       <w:r>
         <w:t xml:space="preserve">Existen dos tipos principales de </w:t>
       </w:r>
+      <w:proofErr w:type="spellStart"/>
       <w:r>
         <w:rPr>
           <w:rStyle w:val="Extranjerismo"/>
           <w:lang w:val="es-CO"/>
         </w:rPr>
-        <w:t xml:space="preserve">site </w:t>
+        <w:t>site</w:t>
+      </w:r>
+      <w:proofErr w:type="spellEnd"/>
+      <w:r>
+        <w:rPr>
+          <w:rStyle w:val="Extranjerismo"/>
+          <w:lang w:val="es-CO"/>
+        </w:rPr>
+        <w:t xml:space="preserve"> </w:t>
       </w:r>
       <w:proofErr w:type="spellStart"/>
       <w:r>
@@ -20107,6 +20120,7 @@
         </w:rPr>
         <w:t xml:space="preserve">Herramientas utilizadas en </w:t>
       </w:r>
+      <w:proofErr w:type="spellStart"/>
       <w:r>
         <w:rPr>
           <w:rStyle w:val="Extranjerismo"/>
@@ -20114,7 +20128,17 @@
           <w:bCs/>
           <w:lang w:val="es-CO"/>
         </w:rPr>
-        <w:t xml:space="preserve">site </w:t>
+        <w:t>site</w:t>
+      </w:r>
+      <w:proofErr w:type="spellEnd"/>
+      <w:r>
+        <w:rPr>
+          <w:rStyle w:val="Extranjerismo"/>
+          <w:b/>
+          <w:bCs/>
+          <w:lang w:val="es-CO"/>
+        </w:rPr>
+        <w:t xml:space="preserve"> </w:t>
       </w:r>
       <w:proofErr w:type="spellStart"/>
       <w:r>
@@ -20165,7 +20189,27 @@
           <w:bCs/>
           <w:lang w:val="es-CO"/>
         </w:rPr>
-        <w:t xml:space="preserve"> site </w:t>
+        <w:t xml:space="preserve"> </w:t>
+      </w:r>
+      <w:proofErr w:type="spellStart"/>
+      <w:r>
+        <w:rPr>
+          <w:rStyle w:val="Extranjerismo"/>
+          <w:b/>
+          <w:bCs/>
+          <w:lang w:val="es-CO"/>
+        </w:rPr>
+        <w:t>site</w:t>
+      </w:r>
+      <w:proofErr w:type="spellEnd"/>
+      <w:r>
+        <w:rPr>
+          <w:rStyle w:val="Extranjerismo"/>
+          <w:b/>
+          <w:bCs/>
+          <w:lang w:val="es-CO"/>
+        </w:rPr>
+        <w:t xml:space="preserve"> </w:t>
       </w:r>
       <w:proofErr w:type="spellStart"/>
       <w:r>
@@ -20276,7 +20320,6 @@
           <w:bCs/>
           <w:lang w:val="es-CO"/>
         </w:rPr>
-        <w:lastRenderedPageBreak/>
         <w:t>Acrylic</w:t>
       </w:r>
       <w:proofErr w:type="spellEnd"/>
@@ -20529,7 +20572,6 @@
     </w:p>
     <w:p>
       <w:r>
-        <w:lastRenderedPageBreak/>
         <w:t>Una cobertura adecuada debe garantizar estabilidad incluso en momentos de alta demanda.</w:t>
       </w:r>
     </w:p>
@@ -20807,7 +20849,6 @@
         <w:pStyle w:val="Ttulo3"/>
       </w:pPr>
       <w:r>
-        <w:lastRenderedPageBreak/>
         <w:t>Diagramas físicos</w:t>
       </w:r>
     </w:p>
@@ -20924,7 +20965,6 @@
         <w:pStyle w:val="Figura"/>
       </w:pPr>
       <w:r>
-        <w:lastRenderedPageBreak/>
         <w:t>Diagramas lógicos</w:t>
       </w:r>
     </w:p>
@@ -21022,7 +21062,6 @@
         <w:pStyle w:val="Figura"/>
       </w:pPr>
       <w:r>
-        <w:lastRenderedPageBreak/>
         <w:t>Planos y escalas</w:t>
       </w:r>
     </w:p>
@@ -21271,7 +21310,6 @@
           <w:b/>
           <w:bCs/>
         </w:rPr>
-        <w:lastRenderedPageBreak/>
         <w:t>Verificación de seguridad</w:t>
       </w:r>
       <w:r>
@@ -21381,7 +21419,6 @@
       </w:pPr>
       <w:bookmarkStart w:id="47" w:name="_Toc228264167"/>
       <w:r>
-        <w:lastRenderedPageBreak/>
         <w:t>Síntesis</w:t>
       </w:r>
       <w:bookmarkEnd w:id="47"/>
@@ -21483,7 +21520,6 @@
       </w:pPr>
       <w:bookmarkStart w:id="48" w:name="_Toc228264168"/>
       <w:r>
-        <w:lastRenderedPageBreak/>
         <w:t>Glosario</w:t>
       </w:r>
       <w:bookmarkEnd w:id="48"/>
@@ -21637,7 +21673,6 @@
       </w:pPr>
       <w:bookmarkStart w:id="49" w:name="_Toc228264169"/>
       <w:r>
-        <w:lastRenderedPageBreak/>
         <w:t>Referencias bibliográficas</w:t>
       </w:r>
       <w:bookmarkEnd w:id="49"/>
@@ -21658,8 +21693,15 @@
         <w:rPr>
           <w:lang w:val="en-US"/>
         </w:rPr>
-        <w:t xml:space="preserve">YouTube. </w:t>
-      </w:r>
+        <w:t>YouTube.</w:t>
+      </w:r>
+    </w:p>
+    <w:p>
+      <w:pPr>
+        <w:rPr>
+          <w:lang w:val="en-US"/>
+        </w:rPr>
+      </w:pPr>
       <w:hyperlink r:id="rId24" w:history="1">
         <w:r>
           <w:rPr>
@@ -21680,8 +21722,15 @@
         <w:rPr>
           <w:lang w:val="en-US"/>
         </w:rPr>
-        <w:t xml:space="preserve">Burrell, S. (2025). dBm. Wray Castle. </w:t>
-      </w:r>
+        <w:t>Burrell, S. (2025). dBm. Wray Castle.</w:t>
+      </w:r>
+    </w:p>
+    <w:p>
+      <w:pPr>
+        <w:rPr>
+          <w:lang w:val="en-US"/>
+        </w:rPr>
+      </w:pPr>
       <w:hyperlink r:id="rId25" w:history="1">
         <w:r>
           <w:rPr>
@@ -21707,16 +21756,10 @@
       </w:r>
       <w:proofErr w:type="spellEnd"/>
       <w:r>
-        <w:t xml:space="preserve"> </w:t>
-      </w:r>
-      <w:proofErr w:type="spellStart"/>
-      <w:r>
-        <w:t>Carlemany</w:t>
-      </w:r>
-      <w:proofErr w:type="spellEnd"/>
-      <w:r>
-        <w:t xml:space="preserve">. </w:t>
-      </w:r>
+        <w:t xml:space="preserve"> Carlemany.</w:t>
+      </w:r>
+    </w:p>
+    <w:p>
       <w:hyperlink r:id="rId26" w:history="1">
         <w:r>
           <w:rPr>
@@ -21736,8 +21779,18 @@
       </w:r>
       <w:proofErr w:type="gramEnd"/>
       <w:r>
-        <w:t xml:space="preserve">1X? IONOS Digital Guide. </w:t>
-      </w:r>
+        <w:t xml:space="preserve">1X? IONOS Digital </w:t>
+      </w:r>
+      <w:proofErr w:type="spellStart"/>
+      <w:r>
+        <w:t>Guide</w:t>
+      </w:r>
+      <w:proofErr w:type="spellEnd"/>
+      <w:r>
+        <w:t>.</w:t>
+      </w:r>
+    </w:p>
+    <w:p>
       <w:hyperlink r:id="rId27" w:history="1">
         <w:r>
           <w:rPr>
@@ -21757,8 +21810,18 @@
       </w:r>
       <w:proofErr w:type="gramEnd"/>
       <w:r>
-        <w:t xml:space="preserve">11? IONOS Digital Guide. </w:t>
-      </w:r>
+        <w:t xml:space="preserve">11? IONOS Digital </w:t>
+      </w:r>
+      <w:proofErr w:type="spellStart"/>
+      <w:r>
+        <w:t>Guide</w:t>
+      </w:r>
+      <w:proofErr w:type="spellEnd"/>
+      <w:r>
+        <w:t>.</w:t>
+      </w:r>
+    </w:p>
+    <w:p>
       <w:hyperlink r:id="rId28" w:history="1">
         <w:r>
           <w:rPr>
@@ -21778,36 +21841,29 @@
         <w:rPr>
           <w:lang w:val="en-US"/>
         </w:rPr>
-        <w:t xml:space="preserve">Joaquín, L. (2025). What Is a Network Bandwidth </w:t>
+        <w:t xml:space="preserve">Joaquín, L. (2025). What Is a Network Bandwidth And How Is It </w:t>
       </w:r>
       <w:proofErr w:type="gramStart"/>
       <w:r>
         <w:rPr>
           <w:lang w:val="en-US"/>
         </w:rPr>
-        <w:t>And</w:t>
+        <w:t>Measured?.</w:t>
       </w:r>
       <w:proofErr w:type="gramEnd"/>
       <w:r>
         <w:rPr>
           <w:lang w:val="en-US"/>
         </w:rPr>
-        <w:t xml:space="preserve"> How Is It </w:t>
-      </w:r>
-      <w:proofErr w:type="gramStart"/>
-      <w:r>
+        <w:t xml:space="preserve"> TP-Link.</w:t>
+      </w:r>
+    </w:p>
+    <w:p>
+      <w:pPr>
         <w:rPr>
           <w:lang w:val="en-US"/>
         </w:rPr>
-        <w:t>Measured?.</w:t>
-      </w:r>
-      <w:proofErr w:type="gramEnd"/>
-      <w:r>
-        <w:rPr>
-          <w:lang w:val="en-US"/>
-        </w:rPr>
-        <w:t xml:space="preserve"> TP-Link. </w:t>
-      </w:r>
+      </w:pPr>
       <w:hyperlink r:id="rId29" w:history="1">
         <w:r>
           <w:rPr>
@@ -21831,8 +21887,15 @@
         <w:rPr>
           <w:lang w:val="en-US"/>
         </w:rPr>
-        <w:t xml:space="preserve">NSIT Information Technology. </w:t>
-      </w:r>
+        <w:t>NSIT Information Technology.</w:t>
+      </w:r>
+    </w:p>
+    <w:p>
+      <w:pPr>
+        <w:rPr>
+          <w:lang w:val="en-US"/>
+        </w:rPr>
+      </w:pPr>
       <w:hyperlink r:id="rId30" w:history="1">
         <w:r>
           <w:rPr>
@@ -21845,8 +21908,10 @@
     </w:p>
     <w:p>
       <w:r>
-        <w:t xml:space="preserve">SENA, Escuela Nacional de Instructores. (202). ¿Cómo funcionan las redes inalámbricas? [Video]. YouTube. </w:t>
-      </w:r>
+        <w:t>SENA, Escuela Nacional de Instructores. (202). ¿Cómo funcionan las redes inalámbricas? [Video]. YouTube.</w:t>
+      </w:r>
+    </w:p>
+    <w:p>
       <w:hyperlink r:id="rId31" w:history="1">
         <w:r>
           <w:rPr>
@@ -21868,7 +21933,6 @@
       </w:pPr>
       <w:bookmarkStart w:id="50" w:name="_Toc228264170"/>
       <w:r>
-        <w:lastRenderedPageBreak/>
         <w:t>Créditos</w:t>
       </w:r>
       <w:bookmarkEnd w:id="50"/>
@@ -22618,7 +22682,6 @@
               </w:rPr>
             </w:pPr>
             <w:r>
-              <w:lastRenderedPageBreak/>
               <w:t>Aixa Natalia Sendoya Fernández</w:t>
             </w:r>
           </w:p>
@@ -22727,7 +22790,15 @@
             </w:r>
             <w:proofErr w:type="spellEnd"/>
             <w:r>
-              <w:t xml:space="preserve"> Wilfredo Pizo Ossa</w:t>
+              <w:t xml:space="preserve"> Wilfredo </w:t>
+            </w:r>
+            <w:proofErr w:type="spellStart"/>
+            <w:r>
+              <w:t>Pizo</w:t>
+            </w:r>
+            <w:proofErr w:type="spellEnd"/>
+            <w:r>
+              <w:t xml:space="preserve"> Ossa</w:t>
             </w:r>
           </w:p>
         </w:tc>
@@ -22837,7 +22908,7 @@
 </file>
 
 <file path=word/endnotes.xml><?xml version="1.0" encoding="utf-8"?>
-<w:endnotes xmlns:wpc="http://schemas.microsoft.com/office/word/2010/wordprocessingCanvas" xmlns:cx="http://schemas.microsoft.com/office/drawing/2014/chartex" xmlns:cx1="http://schemas.microsoft.com/office/drawing/2015/9/8/chartex" xmlns:cx2="http://schemas.microsoft.com/office/drawing/2015/10/21/chartex" xmlns:cx3="http://schemas.microsoft.com/office/drawing/2016/5/9/chartex" xmlns:cx4="http://schemas.microsoft.com/office/drawing/2016/5/10/chartex" xmlns:cx5="http://schemas.microsoft.com/office/drawing/2016/5/11/chartex" xmlns:cx6="http://schemas.microsoft.com/office/drawing/2016/5/12/chartex" xmlns:cx7="http://schemas.microsoft.com/office/drawing/2016/5/13/chartex" xmlns:cx8="http://schemas.microsoft.com/office/drawing/2016/5/14/chartex" xmlns:mc="http://schemas.openxmlformats.org/markup-compatibility/2006" xmlns:aink="http://schemas.microsoft.com/office/drawing/2016/ink" xmlns:am3d="http://schemas.microsoft.com/office/drawing/2017/model3d" xmlns:o="urn:schemas-microsoft-com:office:office" xmlns:oel="http://schemas.microsoft.com/office/2019/extlst" xmlns:r="http://schemas.openxmlformats.org/officeDocument/2006/relationships" xmlns:m="http://schemas.openxmlformats.org/officeDocument/2006/math" xmlns:v="urn:schemas-microsoft-com:vml" xmlns:wp14="http://schemas.microsoft.com/office/word/2010/wordprocessingDrawing" xmlns:wp="http://schemas.openxmlformats.org/drawingml/2006/wordprocessingDrawing" xmlns:w10="urn:schemas-microsoft-com:office:word" xmlns:w="http://schemas.openxmlformats.org/wordprocessingml/2006/main" xmlns:w14="http://schemas.microsoft.com/office/word/2010/wordml" xmlns:w15="http://schemas.microsoft.com/office/word/2012/wordml" xmlns:w16cex="http://schemas.microsoft.com/office/word/2018/wordml/cex" xmlns:w16cid="http://schemas.microsoft.com/office/word/2016/wordml/cid" xmlns:w16="http://schemas.microsoft.com/office/word/2018/wordml" xmlns:w16du="http://schemas.microsoft.com/office/word/2023/wordml/word16du" xmlns:w16sdtdh="http://schemas.microsoft.com/office/word/2020/wordml/sdtdatahash" xmlns:w16sdtfl="http://schemas.microsoft.com/office/word/2024/wordml/sdtformatlock" xmlns:w16se="http://schemas.microsoft.com/office/word/2015/wordml/symex" xmlns:wpg="http://schemas.microsoft.com/office/word/2010/wordprocessingGroup" xmlns:wpi="http://schemas.microsoft.com/office/word/2010/wordprocessingInk" xmlns:wne="http://schemas.microsoft.com/office/word/2006/wordml" xmlns:wps="http://schemas.microsoft.com/office/word/2010/wordprocessingShape" mc:Ignorable="w14 w15 w16se w16cid w16 w16cex w16sdtdh w16sdtfl w16du wp14">
+<w:endnotes xmlns:wpc="http://schemas.microsoft.com/office/word/2010/wordprocessingCanvas" xmlns:cx="http://schemas.microsoft.com/office/drawing/2014/chartex" xmlns:cx1="http://schemas.microsoft.com/office/drawing/2015/9/8/chartex" xmlns:cx2="http://schemas.microsoft.com/office/drawing/2015/10/21/chartex" xmlns:cx3="http://schemas.microsoft.com/office/drawing/2016/5/9/chartex" xmlns:cx4="http://schemas.microsoft.com/office/drawing/2016/5/10/chartex" xmlns:cx5="http://schemas.microsoft.com/office/drawing/2016/5/11/chartex" xmlns:cx6="http://schemas.microsoft.com/office/drawing/2016/5/12/chartex" xmlns:cx7="http://schemas.microsoft.com/office/drawing/2016/5/13/chartex" xmlns:cx8="http://schemas.microsoft.com/office/drawing/2016/5/14/chartex" xmlns:mc="http://schemas.openxmlformats.org/markup-compatibility/2006" xmlns:aink="http://schemas.microsoft.com/office/drawing/2016/ink" xmlns:am3d="http://schemas.microsoft.com/office/drawing/2017/model3d" xmlns:o="urn:schemas-microsoft-com:office:office" xmlns:r="http://schemas.openxmlformats.org/officeDocument/2006/relationships" xmlns:m="http://schemas.openxmlformats.org/officeDocument/2006/math" xmlns:v="urn:schemas-microsoft-com:vml" xmlns:wp14="http://schemas.microsoft.com/office/word/2010/wordprocessingDrawing" xmlns:wp="http://schemas.openxmlformats.org/drawingml/2006/wordprocessingDrawing" xmlns:w10="urn:schemas-microsoft-com:office:word" xmlns:w="http://schemas.openxmlformats.org/wordprocessingml/2006/main" xmlns:w14="http://schemas.microsoft.com/office/word/2010/wordml" xmlns:w15="http://schemas.microsoft.com/office/word/2012/wordml" xmlns:w16cex="http://schemas.microsoft.com/office/word/2018/wordml/cex" xmlns:w16cid="http://schemas.microsoft.com/office/word/2016/wordml/cid" xmlns:w16="http://schemas.microsoft.com/office/word/2018/wordml" xmlns:w16se="http://schemas.microsoft.com/office/word/2015/wordml/symex" xmlns:wpg="http://schemas.microsoft.com/office/word/2010/wordprocessingGroup" xmlns:wpi="http://schemas.microsoft.com/office/word/2010/wordprocessingInk" xmlns:wne="http://schemas.microsoft.com/office/word/2006/wordml" xmlns:wps="http://schemas.microsoft.com/office/word/2010/wordprocessingShape" mc:Ignorable="w14 w15 w16se w16cid w16 w16cex wp14">
   <w:endnote w:type="separator" w:id="-1">
     <w:p>
       <w:pPr>
@@ -22862,7 +22933,7 @@
 </file>
 
 <file path=word/footer1.xml><?xml version="1.0" encoding="utf-8"?>
-<w:ftr xmlns:wpc="http://schemas.microsoft.com/office/word/2010/wordprocessingCanvas" xmlns:cx="http://schemas.microsoft.com/office/drawing/2014/chartex" xmlns:cx1="http://schemas.microsoft.com/office/drawing/2015/9/8/chartex" xmlns:cx2="http://schemas.microsoft.com/office/drawing/2015/10/21/chartex" xmlns:cx3="http://schemas.microsoft.com/office/drawing/2016/5/9/chartex" xmlns:cx4="http://schemas.microsoft.com/office/drawing/2016/5/10/chartex" xmlns:cx5="http://schemas.microsoft.com/office/drawing/2016/5/11/chartex" xmlns:cx6="http://schemas.microsoft.com/office/drawing/2016/5/12/chartex" xmlns:cx7="http://schemas.microsoft.com/office/drawing/2016/5/13/chartex" xmlns:cx8="http://schemas.microsoft.com/office/drawing/2016/5/14/chartex" xmlns:mc="http://schemas.openxmlformats.org/markup-compatibility/2006" xmlns:aink="http://schemas.microsoft.com/office/drawing/2016/ink" xmlns:am3d="http://schemas.microsoft.com/office/drawing/2017/model3d" xmlns:o="urn:schemas-microsoft-com:office:office" xmlns:oel="http://schemas.microsoft.com/office/2019/extlst" xmlns:r="http://schemas.openxmlformats.org/officeDocument/2006/relationships" xmlns:m="http://schemas.openxmlformats.org/officeDocument/2006/math" xmlns:v="urn:schemas-microsoft-com:vml" xmlns:wp14="http://schemas.microsoft.com/office/word/2010/wordprocessingDrawing" xmlns:wp="http://schemas.openxmlformats.org/drawingml/2006/wordprocessingDrawing" xmlns:w10="urn:schemas-microsoft-com:office:word" xmlns:w="http://schemas.openxmlformats.org/wordprocessingml/2006/main" xmlns:w14="http://schemas.microsoft.com/office/word/2010/wordml" xmlns:w15="http://schemas.microsoft.com/office/word/2012/wordml" xmlns:w16cex="http://schemas.microsoft.com/office/word/2018/wordml/cex" xmlns:w16cid="http://schemas.microsoft.com/office/word/2016/wordml/cid" xmlns:w16="http://schemas.microsoft.com/office/word/2018/wordml" xmlns:w16du="http://schemas.microsoft.com/office/word/2023/wordml/word16du" xmlns:w16sdtdh="http://schemas.microsoft.com/office/word/2020/wordml/sdtdatahash" xmlns:w16sdtfl="http://schemas.microsoft.com/office/word/2024/wordml/sdtformatlock" xmlns:w16se="http://schemas.microsoft.com/office/word/2015/wordml/symex" xmlns:wpg="http://schemas.microsoft.com/office/word/2010/wordprocessingGroup" xmlns:wpi="http://schemas.microsoft.com/office/word/2010/wordprocessingInk" xmlns:wne="http://schemas.microsoft.com/office/word/2006/wordml" xmlns:wps="http://schemas.microsoft.com/office/word/2010/wordprocessingShape" mc:Ignorable="w14 w15 w16se w16cid w16 w16cex w16sdtdh w16sdtfl w16du wp14">
+<w:ftr xmlns:wpc="http://schemas.microsoft.com/office/word/2010/wordprocessingCanvas" xmlns:cx="http://schemas.microsoft.com/office/drawing/2014/chartex" xmlns:cx1="http://schemas.microsoft.com/office/drawing/2015/9/8/chartex" xmlns:cx2="http://schemas.microsoft.com/office/drawing/2015/10/21/chartex" xmlns:cx3="http://schemas.microsoft.com/office/drawing/2016/5/9/chartex" xmlns:cx4="http://schemas.microsoft.com/office/drawing/2016/5/10/chartex" xmlns:cx5="http://schemas.microsoft.com/office/drawing/2016/5/11/chartex" xmlns:cx6="http://schemas.microsoft.com/office/drawing/2016/5/12/chartex" xmlns:cx7="http://schemas.microsoft.com/office/drawing/2016/5/13/chartex" xmlns:cx8="http://schemas.microsoft.com/office/drawing/2016/5/14/chartex" xmlns:mc="http://schemas.openxmlformats.org/markup-compatibility/2006" xmlns:aink="http://schemas.microsoft.com/office/drawing/2016/ink" xmlns:am3d="http://schemas.microsoft.com/office/drawing/2017/model3d" xmlns:o="urn:schemas-microsoft-com:office:office" xmlns:r="http://schemas.openxmlformats.org/officeDocument/2006/relationships" xmlns:m="http://schemas.openxmlformats.org/officeDocument/2006/math" xmlns:v="urn:schemas-microsoft-com:vml" xmlns:wp14="http://schemas.microsoft.com/office/word/2010/wordprocessingDrawing" xmlns:wp="http://schemas.openxmlformats.org/drawingml/2006/wordprocessingDrawing" xmlns:w10="urn:schemas-microsoft-com:office:word" xmlns:w="http://schemas.openxmlformats.org/wordprocessingml/2006/main" xmlns:w14="http://schemas.microsoft.com/office/word/2010/wordml" xmlns:w15="http://schemas.microsoft.com/office/word/2012/wordml" xmlns:w16cex="http://schemas.microsoft.com/office/word/2018/wordml/cex" xmlns:w16cid="http://schemas.microsoft.com/office/word/2016/wordml/cid" xmlns:w16="http://schemas.microsoft.com/office/word/2018/wordml" xmlns:w16se="http://schemas.microsoft.com/office/word/2015/wordml/symex" xmlns:wpg="http://schemas.microsoft.com/office/word/2010/wordprocessingGroup" xmlns:wpi="http://schemas.microsoft.com/office/word/2010/wordprocessingInk" xmlns:wne="http://schemas.microsoft.com/office/word/2006/wordml" xmlns:wps="http://schemas.microsoft.com/office/word/2010/wordprocessingShape" mc:Ignorable="w14 w15 w16se w16cid w16 w16cex wp14">
   <w:sdt>
     <w:sdtPr>
       <w:id w:val="-1465197936"/>
@@ -22871,6 +22942,7 @@
         <w:docPartUnique/>
       </w:docPartObj>
     </w:sdtPr>
+    <w:sdtEndPr/>
     <w:sdtContent>
       <w:p>
         <w:pPr>
@@ -22907,7 +22979,7 @@
 </file>
 
 <file path=word/footnotes.xml><?xml version="1.0" encoding="utf-8"?>
-<w:footnotes xmlns:wpc="http://schemas.microsoft.com/office/word/2010/wordprocessingCanvas" xmlns:cx="http://schemas.microsoft.com/office/drawing/2014/chartex" xmlns:cx1="http://schemas.microsoft.com/office/drawing/2015/9/8/chartex" xmlns:cx2="http://schemas.microsoft.com/office/drawing/2015/10/21/chartex" xmlns:cx3="http://schemas.microsoft.com/office/drawing/2016/5/9/chartex" xmlns:cx4="http://schemas.microsoft.com/office/drawing/2016/5/10/chartex" xmlns:cx5="http://schemas.microsoft.com/office/drawing/2016/5/11/chartex" xmlns:cx6="http://schemas.microsoft.com/office/drawing/2016/5/12/chartex" xmlns:cx7="http://schemas.microsoft.com/office/drawing/2016/5/13/chartex" xmlns:cx8="http://schemas.microsoft.com/office/drawing/2016/5/14/chartex" xmlns:mc="http://schemas.openxmlformats.org/markup-compatibility/2006" xmlns:aink="http://schemas.microsoft.com/office/drawing/2016/ink" xmlns:am3d="http://schemas.microsoft.com/office/drawing/2017/model3d" xmlns:o="urn:schemas-microsoft-com:office:office" xmlns:oel="http://schemas.microsoft.com/office/2019/extlst" xmlns:r="http://schemas.openxmlformats.org/officeDocument/2006/relationships" xmlns:m="http://schemas.openxmlformats.org/officeDocument/2006/math" xmlns:v="urn:schemas-microsoft-com:vml" xmlns:wp14="http://schemas.microsoft.com/office/word/2010/wordprocessingDrawing" xmlns:wp="http://schemas.openxmlformats.org/drawingml/2006/wordprocessingDrawing" xmlns:w10="urn:schemas-microsoft-com:office:word" xmlns:w="http://schemas.openxmlformats.org/wordprocessingml/2006/main" xmlns:w14="http://schemas.microsoft.com/office/word/2010/wordml" xmlns:w15="http://schemas.microsoft.com/office/word/2012/wordml" xmlns:w16cex="http://schemas.microsoft.com/office/word/2018/wordml/cex" xmlns:w16cid="http://schemas.microsoft.com/office/word/2016/wordml/cid" xmlns:w16="http://schemas.microsoft.com/office/word/2018/wordml" xmlns:w16du="http://schemas.microsoft.com/office/word/2023/wordml/word16du" xmlns:w16sdtdh="http://schemas.microsoft.com/office/word/2020/wordml/sdtdatahash" xmlns:w16sdtfl="http://schemas.microsoft.com/office/word/2024/wordml/sdtformatlock" xmlns:w16se="http://schemas.microsoft.com/office/word/2015/wordml/symex" xmlns:wpg="http://schemas.microsoft.com/office/word/2010/wordprocessingGroup" xmlns:wpi="http://schemas.microsoft.com/office/word/2010/wordprocessingInk" xmlns:wne="http://schemas.microsoft.com/office/word/2006/wordml" xmlns:wps="http://schemas.microsoft.com/office/word/2010/wordprocessingShape" mc:Ignorable="w14 w15 w16se w16cid w16 w16cex w16sdtdh w16sdtfl w16du wp14">
+<w:footnotes xmlns:wpc="http://schemas.microsoft.com/office/word/2010/wordprocessingCanvas" xmlns:cx="http://schemas.microsoft.com/office/drawing/2014/chartex" xmlns:cx1="http://schemas.microsoft.com/office/drawing/2015/9/8/chartex" xmlns:cx2="http://schemas.microsoft.com/office/drawing/2015/10/21/chartex" xmlns:cx3="http://schemas.microsoft.com/office/drawing/2016/5/9/chartex" xmlns:cx4="http://schemas.microsoft.com/office/drawing/2016/5/10/chartex" xmlns:cx5="http://schemas.microsoft.com/office/drawing/2016/5/11/chartex" xmlns:cx6="http://schemas.microsoft.com/office/drawing/2016/5/12/chartex" xmlns:cx7="http://schemas.microsoft.com/office/drawing/2016/5/13/chartex" xmlns:cx8="http://schemas.microsoft.com/office/drawing/2016/5/14/chartex" xmlns:mc="http://schemas.openxmlformats.org/markup-compatibility/2006" xmlns:aink="http://schemas.microsoft.com/office/drawing/2016/ink" xmlns:am3d="http://schemas.microsoft.com/office/drawing/2017/model3d" xmlns:o="urn:schemas-microsoft-com:office:office" xmlns:r="http://schemas.openxmlformats.org/officeDocument/2006/relationships" xmlns:m="http://schemas.openxmlformats.org/officeDocument/2006/math" xmlns:v="urn:schemas-microsoft-com:vml" xmlns:wp14="http://schemas.microsoft.com/office/word/2010/wordprocessingDrawing" xmlns:wp="http://schemas.openxmlformats.org/drawingml/2006/wordprocessingDrawing" xmlns:w10="urn:schemas-microsoft-com:office:word" xmlns:w="http://schemas.openxmlformats.org/wordprocessingml/2006/main" xmlns:w14="http://schemas.microsoft.com/office/word/2010/wordml" xmlns:w15="http://schemas.microsoft.com/office/word/2012/wordml" xmlns:w16cex="http://schemas.microsoft.com/office/word/2018/wordml/cex" xmlns:w16cid="http://schemas.microsoft.com/office/word/2016/wordml/cid" xmlns:w16="http://schemas.microsoft.com/office/word/2018/wordml" xmlns:w16se="http://schemas.microsoft.com/office/word/2015/wordml/symex" xmlns:wpg="http://schemas.microsoft.com/office/word/2010/wordprocessingGroup" xmlns:wpi="http://schemas.microsoft.com/office/word/2010/wordprocessingInk" xmlns:wne="http://schemas.microsoft.com/office/word/2006/wordml" xmlns:wps="http://schemas.microsoft.com/office/word/2010/wordprocessingShape" mc:Ignorable="w14 w15 w16se w16cid w16 w16cex wp14">
   <w:footnote w:type="separator" w:id="-1">
     <w:p>
       <w:pPr>
@@ -22932,7 +23004,7 @@
 </file>
 
 <file path=word/header1.xml><?xml version="1.0" encoding="utf-8"?>
-<w:hdr xmlns:wpc="http://schemas.microsoft.com/office/word/2010/wordprocessingCanvas" xmlns:cx="http://schemas.microsoft.com/office/drawing/2014/chartex" xmlns:cx1="http://schemas.microsoft.com/office/drawing/2015/9/8/chartex" xmlns:cx2="http://schemas.microsoft.com/office/drawing/2015/10/21/chartex" xmlns:cx3="http://schemas.microsoft.com/office/drawing/2016/5/9/chartex" xmlns:cx4="http://schemas.microsoft.com/office/drawing/2016/5/10/chartex" xmlns:cx5="http://schemas.microsoft.com/office/drawing/2016/5/11/chartex" xmlns:cx6="http://schemas.microsoft.com/office/drawing/2016/5/12/chartex" xmlns:cx7="http://schemas.microsoft.com/office/drawing/2016/5/13/chartex" xmlns:cx8="http://schemas.microsoft.com/office/drawing/2016/5/14/chartex" xmlns:mc="http://schemas.openxmlformats.org/markup-compatibility/2006" xmlns:aink="http://schemas.microsoft.com/office/drawing/2016/ink" xmlns:am3d="http://schemas.microsoft.com/office/drawing/2017/model3d" xmlns:o="urn:schemas-microsoft-com:office:office" xmlns:oel="http://schemas.microsoft.com/office/2019/extlst" xmlns:r="http://schemas.openxmlformats.org/officeDocument/2006/relationships" xmlns:m="http://schemas.openxmlformats.org/officeDocument/2006/math" xmlns:v="urn:schemas-microsoft-com:vml" xmlns:wp14="http://schemas.microsoft.com/office/word/2010/wordprocessingDrawing" xmlns:wp="http://schemas.openxmlformats.org/drawingml/2006/wordprocessingDrawing" xmlns:w10="urn:schemas-microsoft-com:office:word" xmlns:w="http://schemas.openxmlformats.org/wordprocessingml/2006/main" xmlns:w14="http://schemas.microsoft.com/office/word/2010/wordml" xmlns:w15="http://schemas.microsoft.com/office/word/2012/wordml" xmlns:w16cex="http://schemas.microsoft.com/office/word/2018/wordml/cex" xmlns:w16cid="http://schemas.microsoft.com/office/word/2016/wordml/cid" xmlns:w16="http://schemas.microsoft.com/office/word/2018/wordml" xmlns:w16du="http://schemas.microsoft.com/office/word/2023/wordml/word16du" xmlns:w16sdtdh="http://schemas.microsoft.com/office/word/2020/wordml/sdtdatahash" xmlns:w16sdtfl="http://schemas.microsoft.com/office/word/2024/wordml/sdtformatlock" xmlns:w16se="http://schemas.microsoft.com/office/word/2015/wordml/symex" xmlns:wpg="http://schemas.microsoft.com/office/word/2010/wordprocessingGroup" xmlns:wpi="http://schemas.microsoft.com/office/word/2010/wordprocessingInk" xmlns:wne="http://schemas.microsoft.com/office/word/2006/wordml" xmlns:wps="http://schemas.microsoft.com/office/word/2010/wordprocessingShape" mc:Ignorable="w14 w15 w16se w16cid w16 w16cex w16sdtdh w16sdtfl w16du wp14">
+<w:hdr xmlns:wpc="http://schemas.microsoft.com/office/word/2010/wordprocessingCanvas" xmlns:cx="http://schemas.microsoft.com/office/drawing/2014/chartex" xmlns:cx1="http://schemas.microsoft.com/office/drawing/2015/9/8/chartex" xmlns:cx2="http://schemas.microsoft.com/office/drawing/2015/10/21/chartex" xmlns:cx3="http://schemas.microsoft.com/office/drawing/2016/5/9/chartex" xmlns:cx4="http://schemas.microsoft.com/office/drawing/2016/5/10/chartex" xmlns:cx5="http://schemas.microsoft.com/office/drawing/2016/5/11/chartex" xmlns:cx6="http://schemas.microsoft.com/office/drawing/2016/5/12/chartex" xmlns:cx7="http://schemas.microsoft.com/office/drawing/2016/5/13/chartex" xmlns:cx8="http://schemas.microsoft.com/office/drawing/2016/5/14/chartex" xmlns:mc="http://schemas.openxmlformats.org/markup-compatibility/2006" xmlns:aink="http://schemas.microsoft.com/office/drawing/2016/ink" xmlns:am3d="http://schemas.microsoft.com/office/drawing/2017/model3d" xmlns:o="urn:schemas-microsoft-com:office:office" xmlns:r="http://schemas.openxmlformats.org/officeDocument/2006/relationships" xmlns:m="http://schemas.openxmlformats.org/officeDocument/2006/math" xmlns:v="urn:schemas-microsoft-com:vml" xmlns:wp14="http://schemas.microsoft.com/office/word/2010/wordprocessingDrawing" xmlns:wp="http://schemas.openxmlformats.org/drawingml/2006/wordprocessingDrawing" xmlns:w10="urn:schemas-microsoft-com:office:word" xmlns:w="http://schemas.openxmlformats.org/wordprocessingml/2006/main" xmlns:w14="http://schemas.microsoft.com/office/word/2010/wordml" xmlns:w15="http://schemas.microsoft.com/office/word/2012/wordml" xmlns:w16cex="http://schemas.microsoft.com/office/word/2018/wordml/cex" xmlns:w16cid="http://schemas.microsoft.com/office/word/2016/wordml/cid" xmlns:w16="http://schemas.microsoft.com/office/word/2018/wordml" xmlns:w16se="http://schemas.microsoft.com/office/word/2015/wordml/symex" xmlns:wpg="http://schemas.microsoft.com/office/word/2010/wordprocessingGroup" xmlns:wpi="http://schemas.microsoft.com/office/word/2010/wordprocessingInk" xmlns:wne="http://schemas.microsoft.com/office/word/2006/wordml" xmlns:wps="http://schemas.microsoft.com/office/word/2010/wordprocessingShape" mc:Ignorable="w14 w15 w16se w16cid w16 w16cex wp14">
   <w:p>
     <w:pPr>
       <w:pStyle w:val="Encabezado"/>
@@ -23018,7 +23090,7 @@
 </file>
 
 <file path=word/numbering.xml><?xml version="1.0" encoding="utf-8"?>
-<w:numbering xmlns:wpc="http://schemas.microsoft.com/office/word/2010/wordprocessingCanvas" xmlns:cx="http://schemas.microsoft.com/office/drawing/2014/chartex" xmlns:cx1="http://schemas.microsoft.com/office/drawing/2015/9/8/chartex" xmlns:cx2="http://schemas.microsoft.com/office/drawing/2015/10/21/chartex" xmlns:cx3="http://schemas.microsoft.com/office/drawing/2016/5/9/chartex" xmlns:cx4="http://schemas.microsoft.com/office/drawing/2016/5/10/chartex" xmlns:cx5="http://schemas.microsoft.com/office/drawing/2016/5/11/chartex" xmlns:cx6="http://schemas.microsoft.com/office/drawing/2016/5/12/chartex" xmlns:cx7="http://schemas.microsoft.com/office/drawing/2016/5/13/chartex" xmlns:cx8="http://schemas.microsoft.com/office/drawing/2016/5/14/chartex" xmlns:mc="http://schemas.openxmlformats.org/markup-compatibility/2006" xmlns:aink="http://schemas.microsoft.com/office/drawing/2016/ink" xmlns:am3d="http://schemas.microsoft.com/office/drawing/2017/model3d" xmlns:o="urn:schemas-microsoft-com:office:office" xmlns:oel="http://schemas.microsoft.com/office/2019/extlst" xmlns:r="http://schemas.openxmlformats.org/officeDocument/2006/relationships" xmlns:m="http://schemas.openxmlformats.org/officeDocument/2006/math" xmlns:v="urn:schemas-microsoft-com:vml" xmlns:wp14="http://schemas.microsoft.com/office/word/2010/wordprocessingDrawing" xmlns:wp="http://schemas.openxmlformats.org/drawingml/2006/wordprocessingDrawing" xmlns:w10="urn:schemas-microsoft-com:office:word" xmlns:w="http://schemas.openxmlformats.org/wordprocessingml/2006/main" xmlns:w14="http://schemas.microsoft.com/office/word/2010/wordml" xmlns:w15="http://schemas.microsoft.com/office/word/2012/wordml" xmlns:w16cex="http://schemas.microsoft.com/office/word/2018/wordml/cex" xmlns:w16cid="http://schemas.microsoft.com/office/word/2016/wordml/cid" xmlns:w16="http://schemas.microsoft.com/office/word/2018/wordml" xmlns:w16du="http://schemas.microsoft.com/office/word/2023/wordml/word16du" xmlns:w16sdtdh="http://schemas.microsoft.com/office/word/2020/wordml/sdtdatahash" xmlns:w16sdtfl="http://schemas.microsoft.com/office/word/2024/wordml/sdtformatlock" xmlns:w16se="http://schemas.microsoft.com/office/word/2015/wordml/symex" xmlns:wpg="http://schemas.microsoft.com/office/word/2010/wordprocessingGroup" xmlns:wpi="http://schemas.microsoft.com/office/word/2010/wordprocessingInk" xmlns:wne="http://schemas.microsoft.com/office/word/2006/wordml" xmlns:wps="http://schemas.microsoft.com/office/word/2010/wordprocessingShape" mc:Ignorable="w14 w15 w16se w16cid w16 w16cex w16sdtdh w16sdtfl w16du wp14">
+<w:numbering xmlns:wpc="http://schemas.microsoft.com/office/word/2010/wordprocessingCanvas" xmlns:cx="http://schemas.microsoft.com/office/drawing/2014/chartex" xmlns:cx1="http://schemas.microsoft.com/office/drawing/2015/9/8/chartex" xmlns:cx2="http://schemas.microsoft.com/office/drawing/2015/10/21/chartex" xmlns:cx3="http://schemas.microsoft.com/office/drawing/2016/5/9/chartex" xmlns:cx4="http://schemas.microsoft.com/office/drawing/2016/5/10/chartex" xmlns:cx5="http://schemas.microsoft.com/office/drawing/2016/5/11/chartex" xmlns:cx6="http://schemas.microsoft.com/office/drawing/2016/5/12/chartex" xmlns:cx7="http://schemas.microsoft.com/office/drawing/2016/5/13/chartex" xmlns:cx8="http://schemas.microsoft.com/office/drawing/2016/5/14/chartex" xmlns:mc="http://schemas.openxmlformats.org/markup-compatibility/2006" xmlns:aink="http://schemas.microsoft.com/office/drawing/2016/ink" xmlns:am3d="http://schemas.microsoft.com/office/drawing/2017/model3d" xmlns:o="urn:schemas-microsoft-com:office:office" xmlns:r="http://schemas.openxmlformats.org/officeDocument/2006/relationships" xmlns:m="http://schemas.openxmlformats.org/officeDocument/2006/math" xmlns:v="urn:schemas-microsoft-com:vml" xmlns:wp14="http://schemas.microsoft.com/office/word/2010/wordprocessingDrawing" xmlns:wp="http://schemas.openxmlformats.org/drawingml/2006/wordprocessingDrawing" xmlns:w10="urn:schemas-microsoft-com:office:word" xmlns:w="http://schemas.openxmlformats.org/wordprocessingml/2006/main" xmlns:w14="http://schemas.microsoft.com/office/word/2010/wordml" xmlns:w15="http://schemas.microsoft.com/office/word/2012/wordml" xmlns:w16cex="http://schemas.microsoft.com/office/word/2018/wordml/cex" xmlns:w16cid="http://schemas.microsoft.com/office/word/2016/wordml/cid" xmlns:w16="http://schemas.microsoft.com/office/word/2018/wordml" xmlns:w16se="http://schemas.microsoft.com/office/word/2015/wordml/symex" xmlns:wpg="http://schemas.microsoft.com/office/word/2010/wordprocessingGroup" xmlns:wpi="http://schemas.microsoft.com/office/word/2010/wordprocessingInk" xmlns:wne="http://schemas.microsoft.com/office/word/2006/wordml" xmlns:wps="http://schemas.microsoft.com/office/word/2010/wordprocessingShape" mc:Ignorable="w14 w15 w16se w16cid w16 w16cex wp14">
   <w:abstractNum w:abstractNumId="0" w15:restartNumberingAfterBreak="0">
     <w:nsid w:val="FFFFFF7E"/>
     <w:multiLevelType w:val="singleLevel"/>
@@ -30058,211 +30130,211 @@
       </w:rPr>
     </w:lvl>
   </w:abstractNum>
-  <w:num w:numId="1" w16cid:durableId="1444614448">
+  <w:num w:numId="1">
     <w:abstractNumId w:val="67"/>
   </w:num>
-  <w:num w:numId="2" w16cid:durableId="1803573679">
+  <w:num w:numId="2">
     <w:abstractNumId w:val="47"/>
   </w:num>
-  <w:num w:numId="3" w16cid:durableId="2062510916">
+  <w:num w:numId="3">
     <w:abstractNumId w:val="5"/>
   </w:num>
-  <w:num w:numId="4" w16cid:durableId="245261322">
+  <w:num w:numId="4">
     <w:abstractNumId w:val="22"/>
   </w:num>
-  <w:num w:numId="5" w16cid:durableId="1160583436">
+  <w:num w:numId="5">
     <w:abstractNumId w:val="43"/>
   </w:num>
-  <w:num w:numId="6" w16cid:durableId="474221960">
+  <w:num w:numId="6">
     <w:abstractNumId w:val="33"/>
   </w:num>
-  <w:num w:numId="7" w16cid:durableId="1846821558">
+  <w:num w:numId="7">
     <w:abstractNumId w:val="37"/>
   </w:num>
-  <w:num w:numId="8" w16cid:durableId="1425951423">
+  <w:num w:numId="8">
     <w:abstractNumId w:val="3"/>
   </w:num>
-  <w:num w:numId="9" w16cid:durableId="638071702">
+  <w:num w:numId="9">
     <w:abstractNumId w:val="2"/>
   </w:num>
-  <w:num w:numId="10" w16cid:durableId="761032861">
+  <w:num w:numId="10">
     <w:abstractNumId w:val="4"/>
   </w:num>
-  <w:num w:numId="11" w16cid:durableId="1999266268">
+  <w:num w:numId="11">
     <w:abstractNumId w:val="1"/>
   </w:num>
-  <w:num w:numId="12" w16cid:durableId="2016951882">
+  <w:num w:numId="12">
     <w:abstractNumId w:val="0"/>
   </w:num>
-  <w:num w:numId="13" w16cid:durableId="991908018">
+  <w:num w:numId="13">
     <w:abstractNumId w:val="42"/>
   </w:num>
-  <w:num w:numId="14" w16cid:durableId="1298685772">
+  <w:num w:numId="14">
     <w:abstractNumId w:val="26"/>
   </w:num>
-  <w:num w:numId="15" w16cid:durableId="663626326">
+  <w:num w:numId="15">
     <w:abstractNumId w:val="41"/>
   </w:num>
-  <w:num w:numId="16" w16cid:durableId="1822114900">
+  <w:num w:numId="16">
     <w:abstractNumId w:val="61"/>
   </w:num>
-  <w:num w:numId="17" w16cid:durableId="1875383115">
+  <w:num w:numId="17">
     <w:abstractNumId w:val="62"/>
   </w:num>
-  <w:num w:numId="18" w16cid:durableId="1902253301">
+  <w:num w:numId="18">
     <w:abstractNumId w:val="25"/>
   </w:num>
-  <w:num w:numId="19" w16cid:durableId="1133523950">
+  <w:num w:numId="19">
     <w:abstractNumId w:val="56"/>
   </w:num>
-  <w:num w:numId="20" w16cid:durableId="315187906">
+  <w:num w:numId="20">
     <w:abstractNumId w:val="50"/>
   </w:num>
-  <w:num w:numId="21" w16cid:durableId="1644919889">
+  <w:num w:numId="21">
     <w:abstractNumId w:val="44"/>
   </w:num>
-  <w:num w:numId="22" w16cid:durableId="330568231">
+  <w:num w:numId="22">
     <w:abstractNumId w:val="52"/>
   </w:num>
-  <w:num w:numId="23" w16cid:durableId="228736794">
+  <w:num w:numId="23">
     <w:abstractNumId w:val="48"/>
   </w:num>
-  <w:num w:numId="24" w16cid:durableId="1799638618">
+  <w:num w:numId="24">
     <w:abstractNumId w:val="46"/>
   </w:num>
-  <w:num w:numId="25" w16cid:durableId="1662271323">
+  <w:num w:numId="25">
     <w:abstractNumId w:val="15"/>
   </w:num>
-  <w:num w:numId="26" w16cid:durableId="587813597">
+  <w:num w:numId="26">
     <w:abstractNumId w:val="68"/>
   </w:num>
-  <w:num w:numId="27" w16cid:durableId="2048944794">
+  <w:num w:numId="27">
     <w:abstractNumId w:val="64"/>
   </w:num>
-  <w:num w:numId="28" w16cid:durableId="1518081796">
+  <w:num w:numId="28">
     <w:abstractNumId w:val="23"/>
   </w:num>
-  <w:num w:numId="29" w16cid:durableId="1802531773">
+  <w:num w:numId="29">
     <w:abstractNumId w:val="9"/>
   </w:num>
-  <w:num w:numId="30" w16cid:durableId="1612129132">
+  <w:num w:numId="30">
     <w:abstractNumId w:val="11"/>
   </w:num>
-  <w:num w:numId="31" w16cid:durableId="377164781">
+  <w:num w:numId="31">
     <w:abstractNumId w:val="66"/>
   </w:num>
-  <w:num w:numId="32" w16cid:durableId="729156688">
+  <w:num w:numId="32">
     <w:abstractNumId w:val="18"/>
   </w:num>
-  <w:num w:numId="33" w16cid:durableId="330570018">
+  <w:num w:numId="33">
     <w:abstractNumId w:val="21"/>
   </w:num>
-  <w:num w:numId="34" w16cid:durableId="883910918">
+  <w:num w:numId="34">
     <w:abstractNumId w:val="60"/>
   </w:num>
-  <w:num w:numId="35" w16cid:durableId="546256709">
+  <w:num w:numId="35">
     <w:abstractNumId w:val="65"/>
   </w:num>
-  <w:num w:numId="36" w16cid:durableId="1747336679">
+  <w:num w:numId="36">
     <w:abstractNumId w:val="35"/>
   </w:num>
-  <w:num w:numId="37" w16cid:durableId="335378372">
+  <w:num w:numId="37">
     <w:abstractNumId w:val="57"/>
   </w:num>
-  <w:num w:numId="38" w16cid:durableId="73282428">
+  <w:num w:numId="38">
     <w:abstractNumId w:val="6"/>
   </w:num>
-  <w:num w:numId="39" w16cid:durableId="897664667">
+  <w:num w:numId="39">
     <w:abstractNumId w:val="24"/>
   </w:num>
-  <w:num w:numId="40" w16cid:durableId="1281954149">
+  <w:num w:numId="40">
     <w:abstractNumId w:val="53"/>
   </w:num>
-  <w:num w:numId="41" w16cid:durableId="194081755">
+  <w:num w:numId="41">
     <w:abstractNumId w:val="17"/>
   </w:num>
-  <w:num w:numId="42" w16cid:durableId="1764912130">
+  <w:num w:numId="42">
     <w:abstractNumId w:val="31"/>
   </w:num>
-  <w:num w:numId="43" w16cid:durableId="246767506">
+  <w:num w:numId="43">
     <w:abstractNumId w:val="49"/>
   </w:num>
-  <w:num w:numId="44" w16cid:durableId="1622150835">
+  <w:num w:numId="44">
     <w:abstractNumId w:val="39"/>
   </w:num>
-  <w:num w:numId="45" w16cid:durableId="1583028174">
+  <w:num w:numId="45">
     <w:abstractNumId w:val="13"/>
   </w:num>
-  <w:num w:numId="46" w16cid:durableId="525871237">
+  <w:num w:numId="46">
     <w:abstractNumId w:val="38"/>
   </w:num>
-  <w:num w:numId="47" w16cid:durableId="77560443">
+  <w:num w:numId="47">
     <w:abstractNumId w:val="55"/>
   </w:num>
-  <w:num w:numId="48" w16cid:durableId="1798333085">
+  <w:num w:numId="48">
     <w:abstractNumId w:val="40"/>
   </w:num>
-  <w:num w:numId="49" w16cid:durableId="2082679500">
+  <w:num w:numId="49">
     <w:abstractNumId w:val="8"/>
   </w:num>
-  <w:num w:numId="50" w16cid:durableId="1069615723">
+  <w:num w:numId="50">
     <w:abstractNumId w:val="12"/>
   </w:num>
-  <w:num w:numId="51" w16cid:durableId="1377700876">
+  <w:num w:numId="51">
     <w:abstractNumId w:val="10"/>
   </w:num>
-  <w:num w:numId="52" w16cid:durableId="740564708">
+  <w:num w:numId="52">
     <w:abstractNumId w:val="51"/>
   </w:num>
-  <w:num w:numId="53" w16cid:durableId="1520268506">
+  <w:num w:numId="53">
     <w:abstractNumId w:val="14"/>
   </w:num>
-  <w:num w:numId="54" w16cid:durableId="1627925244">
+  <w:num w:numId="54">
     <w:abstractNumId w:val="63"/>
   </w:num>
-  <w:num w:numId="55" w16cid:durableId="2109619044">
+  <w:num w:numId="55">
     <w:abstractNumId w:val="29"/>
   </w:num>
-  <w:num w:numId="56" w16cid:durableId="1500926243">
+  <w:num w:numId="56">
     <w:abstractNumId w:val="28"/>
   </w:num>
-  <w:num w:numId="57" w16cid:durableId="1794058510">
+  <w:num w:numId="57">
     <w:abstractNumId w:val="59"/>
   </w:num>
-  <w:num w:numId="58" w16cid:durableId="40134070">
+  <w:num w:numId="58">
     <w:abstractNumId w:val="27"/>
   </w:num>
-  <w:num w:numId="59" w16cid:durableId="125853706">
+  <w:num w:numId="59">
     <w:abstractNumId w:val="34"/>
   </w:num>
-  <w:num w:numId="60" w16cid:durableId="1202938621">
+  <w:num w:numId="60">
     <w:abstractNumId w:val="32"/>
   </w:num>
-  <w:num w:numId="61" w16cid:durableId="1028413897">
+  <w:num w:numId="61">
     <w:abstractNumId w:val="19"/>
   </w:num>
-  <w:num w:numId="62" w16cid:durableId="1020546030">
+  <w:num w:numId="62">
     <w:abstractNumId w:val="7"/>
   </w:num>
-  <w:num w:numId="63" w16cid:durableId="1222328964">
+  <w:num w:numId="63">
     <w:abstractNumId w:val="16"/>
   </w:num>
-  <w:num w:numId="64" w16cid:durableId="1463763525">
+  <w:num w:numId="64">
     <w:abstractNumId w:val="58"/>
   </w:num>
-  <w:num w:numId="65" w16cid:durableId="691491293">
+  <w:num w:numId="65">
     <w:abstractNumId w:val="30"/>
   </w:num>
-  <w:num w:numId="66" w16cid:durableId="1091854118">
+  <w:num w:numId="66">
     <w:abstractNumId w:val="45"/>
   </w:num>
-  <w:num w:numId="67" w16cid:durableId="1160585962">
+  <w:num w:numId="67">
     <w:abstractNumId w:val="20"/>
   </w:num>
-  <w:num w:numId="68" w16cid:durableId="1063723420">
+  <w:num w:numId="68">
     <w:abstractNumId w:val="54"/>
   </w:num>
-  <w:num w:numId="69" w16cid:durableId="1384914466">
+  <w:num w:numId="69">
     <w:abstractNumId w:val="36"/>
   </w:num>
   <w:numIdMacAtCleanup w:val="67"/>
@@ -30270,7 +30342,7 @@
 </file>
 
 <file path=word/styles.xml><?xml version="1.0" encoding="utf-8"?>
-<w:styles xmlns:mc="http://schemas.openxmlformats.org/markup-compatibility/2006" xmlns:r="http://schemas.openxmlformats.org/officeDocument/2006/relationships" xmlns:w="http://schemas.openxmlformats.org/wordprocessingml/2006/main" xmlns:w14="http://schemas.microsoft.com/office/word/2010/wordml" xmlns:w15="http://schemas.microsoft.com/office/word/2012/wordml" xmlns:w16cex="http://schemas.microsoft.com/office/word/2018/wordml/cex" xmlns:w16cid="http://schemas.microsoft.com/office/word/2016/wordml/cid" xmlns:w16="http://schemas.microsoft.com/office/word/2018/wordml" xmlns:w16du="http://schemas.microsoft.com/office/word/2023/wordml/word16du" xmlns:w16sdtdh="http://schemas.microsoft.com/office/word/2020/wordml/sdtdatahash" xmlns:w16sdtfl="http://schemas.microsoft.com/office/word/2024/wordml/sdtformatlock" xmlns:w16se="http://schemas.microsoft.com/office/word/2015/wordml/symex" mc:Ignorable="w14 w15 w16se w16cid w16 w16cex w16sdtdh w16sdtfl w16du">
+<w:styles xmlns:mc="http://schemas.openxmlformats.org/markup-compatibility/2006" xmlns:r="http://schemas.openxmlformats.org/officeDocument/2006/relationships" xmlns:w="http://schemas.openxmlformats.org/wordprocessingml/2006/main" xmlns:w14="http://schemas.microsoft.com/office/word/2010/wordml" xmlns:w15="http://schemas.microsoft.com/office/word/2012/wordml" xmlns:w16cex="http://schemas.microsoft.com/office/word/2018/wordml/cex" xmlns:w16cid="http://schemas.microsoft.com/office/word/2016/wordml/cid" xmlns:w16="http://schemas.microsoft.com/office/word/2018/wordml" xmlns:w16se="http://schemas.microsoft.com/office/word/2015/wordml/symex" mc:Ignorable="w14 w15 w16se w16cid w16 w16cex">
   <w:docDefaults>
     <w:rPrDefault>
       <w:rPr>
@@ -31676,7 +31748,7 @@
       </w:rPr>
     </w:tblStylePr>
   </w:style>
-  <w:style w:type="character" w:styleId="Fuerte">
+  <w:style w:type="character" w:styleId="Textoennegrita">
     <w:name w:val="Strong"/>
     <w:basedOn w:val="Fuentedeprrafopredeter"/>
     <w:uiPriority w:val="22"/>
@@ -43099,6 +43171,10 @@
 </file>
 
 <file path=customXml/item1.xml><?xml version="1.0" encoding="utf-8"?>
+<b:Sources xmlns:b="http://schemas.openxmlformats.org/officeDocument/2006/bibliography" xmlns="http://schemas.openxmlformats.org/officeDocument/2006/bibliography" SelectedStyle="\APASixthEditionOfficeOnline.xsl" StyleName="APA" Version="6"/>
+</file>
+
+<file path=customXml/item2.xml><?xml version="1.0" encoding="utf-8"?>
 <?mso-contentType ?>
 <FormTemplates xmlns="http://schemas.microsoft.com/sharepoint/v3/contenttype/forms">
   <Display>DocumentLibraryForm</Display>
@@ -43107,11 +43183,18 @@
 </FormTemplates>
 </file>
 
-<file path=customXml/item2.xml><?xml version="1.0" encoding="utf-8"?>
-<b:Sources xmlns:b="http://schemas.openxmlformats.org/officeDocument/2006/bibliography" xmlns="http://schemas.openxmlformats.org/officeDocument/2006/bibliography" SelectedStyle="\APASixthEditionOfficeOnline.xsl" StyleName="APA" Version="6"/>
+<file path=customXml/item3.xml><?xml version="1.0" encoding="utf-8"?>
+<p:properties xmlns:p="http://schemas.microsoft.com/office/2006/metadata/properties" xmlns:xsi="http://www.w3.org/2001/XMLSchema-instance" xmlns:pc="http://schemas.microsoft.com/office/infopath/2007/PartnerControls">
+  <documentManagement>
+    <TaxCatchAll xmlns="13c90a0b-73bc-4dc0-be5f-28d77b615beb" xsi:nil="true"/>
+    <lcf76f155ced4ddcb4097134ff3c332f xmlns="13c93bba-48ce-428c-bfe5-88b42c19b028">
+      <Terms xmlns="http://schemas.microsoft.com/office/infopath/2007/PartnerControls"/>
+    </lcf76f155ced4ddcb4097134ff3c332f>
+  </documentManagement>
+</p:properties>
 </file>
 
-<file path=customXml/item3.xml><?xml version="1.0" encoding="utf-8"?>
+<file path=customXml/item4.xml><?xml version="1.0" encoding="utf-8"?>
 <ct:contentTypeSchema xmlns:ct="http://schemas.microsoft.com/office/2006/metadata/contentType" xmlns:ma="http://schemas.microsoft.com/office/2006/metadata/properties/metaAttributes" ct:_="" ma:_="" ma:contentTypeName="Documento" ma:contentTypeID="0x0101006A81D6BD42E8DF4C91013959704817E1" ma:contentTypeVersion="15" ma:contentTypeDescription="Crear nuevo documento." ma:contentTypeScope="" ma:versionID="bf4f72ffd194f0963ff564daca6869f7">
   <xsd:schema xmlns:xsd="http://www.w3.org/2001/XMLSchema" xmlns:xs="http://www.w3.org/2001/XMLSchema" xmlns:p="http://schemas.microsoft.com/office/2006/metadata/properties" xmlns:ns2="13c90a0b-73bc-4dc0-be5f-28d77b615beb" xmlns:ns3="13c93bba-48ce-428c-bfe5-88b42c19b028" targetNamespace="http://schemas.microsoft.com/office/2006/metadata/properties" ma:root="true" ma:fieldsID="8718d6f4873a5b1392a45044efa78385" ns2:_="" ns3:_="">
     <xsd:import namespace="13c90a0b-73bc-4dc0-be5f-28d77b615beb"/>
@@ -43346,18 +43429,15 @@
 </ct:contentTypeSchema>
 </file>
 
-<file path=customXml/item4.xml><?xml version="1.0" encoding="utf-8"?>
-<p:properties xmlns:p="http://schemas.microsoft.com/office/2006/metadata/properties" xmlns:xsi="http://www.w3.org/2001/XMLSchema-instance" xmlns:pc="http://schemas.microsoft.com/office/infopath/2007/PartnerControls">
-  <documentManagement>
-    <TaxCatchAll xmlns="13c90a0b-73bc-4dc0-be5f-28d77b615beb" xsi:nil="true"/>
-    <lcf76f155ced4ddcb4097134ff3c332f xmlns="13c93bba-48ce-428c-bfe5-88b42c19b028">
-      <Terms xmlns="http://schemas.microsoft.com/office/infopath/2007/PartnerControls"/>
-    </lcf76f155ced4ddcb4097134ff3c332f>
-  </documentManagement>
-</p:properties>
+<file path=customXml/itemProps1.xml><?xml version="1.0" encoding="utf-8"?>
+<ds:datastoreItem xmlns:ds="http://schemas.openxmlformats.org/officeDocument/2006/customXml" ds:itemID="{EAE431FD-7059-4C09-804B-C9D69EB7B213}">
+  <ds:schemaRefs>
+    <ds:schemaRef ds:uri="http://schemas.openxmlformats.org/officeDocument/2006/bibliography"/>
+  </ds:schemaRefs>
+</ds:datastoreItem>
 </file>
 
-<file path=customXml/itemProps1.xml><?xml version="1.0" encoding="utf-8"?>
+<file path=customXml/itemProps2.xml><?xml version="1.0" encoding="utf-8"?>
 <ds:datastoreItem xmlns:ds="http://schemas.openxmlformats.org/officeDocument/2006/customXml" ds:itemID="{10663269-2064-4804-8290-36D4A57F5557}">
   <ds:schemaRefs>
     <ds:schemaRef ds:uri="http://schemas.microsoft.com/sharepoint/v3/contenttype/forms"/>
@@ -43365,15 +43445,18 @@
 </ds:datastoreItem>
 </file>
 
-<file path=customXml/itemProps2.xml><?xml version="1.0" encoding="utf-8"?>
-<ds:datastoreItem xmlns:ds="http://schemas.openxmlformats.org/officeDocument/2006/customXml" ds:itemID="{EAE431FD-7059-4C09-804B-C9D69EB7B213}">
+<file path=customXml/itemProps3.xml><?xml version="1.0" encoding="utf-8"?>
+<ds:datastoreItem xmlns:ds="http://schemas.openxmlformats.org/officeDocument/2006/customXml" ds:itemID="{1279454D-02BE-4A9C-A117-DCD1573E2608}">
   <ds:schemaRefs>
-    <ds:schemaRef ds:uri="http://schemas.openxmlformats.org/officeDocument/2006/bibliography"/>
+    <ds:schemaRef ds:uri="http://schemas.microsoft.com/office/2006/metadata/properties"/>
+    <ds:schemaRef ds:uri="http://schemas.microsoft.com/office/infopath/2007/PartnerControls"/>
+    <ds:schemaRef ds:uri="13c90a0b-73bc-4dc0-be5f-28d77b615beb"/>
+    <ds:schemaRef ds:uri="13c93bba-48ce-428c-bfe5-88b42c19b028"/>
   </ds:schemaRefs>
 </ds:datastoreItem>
 </file>
 
-<file path=customXml/itemProps3.xml><?xml version="1.0" encoding="utf-8"?>
+<file path=customXml/itemProps4.xml><?xml version="1.0" encoding="utf-8"?>
 <ds:datastoreItem xmlns:ds="http://schemas.openxmlformats.org/officeDocument/2006/customXml" ds:itemID="{F4A316B2-58DD-4158-9225-FA6CF4C55017}">
   <ds:schemaRefs>
     <ds:schemaRef ds:uri="http://schemas.microsoft.com/office/2006/metadata/contentType"/>
@@ -43390,15 +43473,4 @@
     <ds:schemaRef ds:uri="http://schemas.microsoft.com/internal/obd"/>
   </ds:schemaRefs>
 </ds:datastoreItem>
-</file>
-
-<file path=customXml/itemProps4.xml><?xml version="1.0" encoding="utf-8"?>
-<ds:datastoreItem xmlns:ds="http://schemas.openxmlformats.org/officeDocument/2006/customXml" ds:itemID="{1279454D-02BE-4A9C-A117-DCD1573E2608}">
-  <ds:schemaRefs>
-    <ds:schemaRef ds:uri="http://schemas.microsoft.com/office/2006/metadata/properties"/>
-    <ds:schemaRef ds:uri="http://schemas.microsoft.com/office/infopath/2007/PartnerControls"/>
-    <ds:schemaRef ds:uri="13c90a0b-73bc-4dc0-be5f-28d77b615beb"/>
-    <ds:schemaRef ds:uri="13c93bba-48ce-428c-bfe5-88b42c19b028"/>
-  </ds:schemaRefs>
-</ds:datastoreItem>
 </file>